--- a/data-model-explorer-v7/docs/User_Guide.docx
+++ b/data-model-explorer-v7/docs/User_Guide.docx
@@ -45,7 +45,7 @@
         <w:t xml:space="preserve"> </w:t>
       </w:r>
       <w:r>
-        <w:t xml:space="preserve">6.0.1</w:t>
+        <w:t xml:space="preserve">7.0.0</w:t>
       </w:r>
       <w:r>
         <w:t xml:space="preserve"> </w:t>
@@ -57,7 +57,7 @@
         <w:t xml:space="preserve"> </w:t>
       </w:r>
       <w:r>
-        <w:t xml:space="preserve">27</w:t>
+        <w:t xml:space="preserve">29</w:t>
       </w:r>
       <w:r>
         <w:t xml:space="preserve"> </w:t>
@@ -94,7 +94,7 @@
         <w:pStyle w:val="BodyText"/>
       </w:pPr>
       <w:r>
-        <w:t xml:space="preserve">It is for anyone who owns or reviews a data model kept in the FormusPro template: functional consultants, solution architects and developers.</w:t>
+        <w:t xml:space="preserve">It is for anyone who owns or reviews a data model kept in the data-model template: functional consultants, solution architects and developers.</w:t>
       </w:r>
     </w:p>
     <w:tbl>
@@ -328,7 +328,7 @@
         <w:pStyle w:val="BodyText"/>
       </w:pPr>
       <w:r>
-        <w:t xml:space="preserve">This guide describes version 6.0, in the SharePointPCF repository under</w:t>
+        <w:t xml:space="preserve">This guide describes version 7.0, in the SharePointPCF repository under</w:t>
       </w:r>
       <w:r>
         <w:t xml:space="preserve"> </w:t>
@@ -337,54 +337,63 @@
         <w:rPr>
           <w:rStyle w:val="VerbatimChar"/>
         </w:rPr>
+        <w:t xml:space="preserve">data-model-explorer-v7</w:t>
+      </w:r>
+      <w:r>
+        <w:t xml:space="preserve">. Versions 1.9 (</w:t>
+      </w:r>
+      <w:r>
+        <w:rPr>
+          <w:rStyle w:val="VerbatimChar"/>
+        </w:rPr>
+        <w:t xml:space="preserve">data-model-explorer</w:t>
+      </w:r>
+      <w:r>
+        <w:t xml:space="preserve">), 2.0 (</w:t>
+      </w:r>
+      <w:r>
+        <w:rPr>
+          <w:rStyle w:val="VerbatimChar"/>
+        </w:rPr>
+        <w:t xml:space="preserve">data-model-explorer-v2</w:t>
+      </w:r>
+      <w:r>
+        <w:t xml:space="preserve">), 3.0 (</w:t>
+      </w:r>
+      <w:r>
+        <w:rPr>
+          <w:rStyle w:val="VerbatimChar"/>
+        </w:rPr>
+        <w:t xml:space="preserve">data-model-explorer-live</w:t>
+      </w:r>
+      <w:r>
+        <w:t xml:space="preserve">), 4.0 (</w:t>
+      </w:r>
+      <w:r>
+        <w:rPr>
+          <w:rStyle w:val="VerbatimChar"/>
+        </w:rPr>
+        <w:t xml:space="preserve">data-model-explorer-v4</w:t>
+      </w:r>
+      <w:r>
+        <w:t xml:space="preserve">), 5.0 (</w:t>
+      </w:r>
+      <w:r>
+        <w:rPr>
+          <w:rStyle w:val="VerbatimChar"/>
+        </w:rPr>
+        <w:t xml:space="preserve">data-model-explorer-v5</w:t>
+      </w:r>
+      <w:r>
+        <w:t xml:space="preserve">) and 6.0 (</w:t>
+      </w:r>
+      <w:r>
+        <w:rPr>
+          <w:rStyle w:val="VerbatimChar"/>
+        </w:rPr>
         <w:t xml:space="preserve">data-model-explorer-v6</w:t>
       </w:r>
       <w:r>
-        <w:t xml:space="preserve">. Versions 1.9 (</w:t>
-      </w:r>
-      <w:r>
-        <w:rPr>
-          <w:rStyle w:val="VerbatimChar"/>
-        </w:rPr>
-        <w:t xml:space="preserve">data-model-explorer</w:t>
-      </w:r>
-      <w:r>
-        <w:t xml:space="preserve">), 2.0 (</w:t>
-      </w:r>
-      <w:r>
-        <w:rPr>
-          <w:rStyle w:val="VerbatimChar"/>
-        </w:rPr>
-        <w:t xml:space="preserve">data-model-explorer-v2</w:t>
-      </w:r>
-      <w:r>
-        <w:t xml:space="preserve">), 3.0 (</w:t>
-      </w:r>
-      <w:r>
-        <w:rPr>
-          <w:rStyle w:val="VerbatimChar"/>
-        </w:rPr>
-        <w:t xml:space="preserve">data-model-explorer-live</w:t>
-      </w:r>
-      <w:r>
-        <w:t xml:space="preserve">), 4.0 (</w:t>
-      </w:r>
-      <w:r>
-        <w:rPr>
-          <w:rStyle w:val="VerbatimChar"/>
-        </w:rPr>
-        <w:t xml:space="preserve">data-model-explorer-v4</w:t>
-      </w:r>
-      <w:r>
-        <w:t xml:space="preserve">) and 5.0 (</w:t>
-      </w:r>
-      <w:r>
-        <w:rPr>
-          <w:rStyle w:val="VerbatimChar"/>
-        </w:rPr>
-        <w:t xml:space="preserve">data-model-explorer-v5</w:t>
-      </w:r>
-      <w:r>
         <w:t xml:space="preserve">) stay as they are, with their own guides.</w:t>
       </w:r>
     </w:p>
@@ -397,7 +406,7 @@
           <w:bCs/>
           <w:b/>
         </w:rPr>
-        <w:t xml:space="preserve">New in 6.0</w:t>
+        <w:t xml:space="preserve">New in 7.0</w:t>
       </w:r>
     </w:p>
     <w:p>
@@ -409,29 +418,17 @@
         <w:pStyle w:val="Compact"/>
       </w:pPr>
       <w:r>
-        <w:t xml:space="preserve">In a Dynamics 365 environment the page is</w:t>
-      </w:r>
-      <w:r>
-        <w:t xml:space="preserve"> </w:t>
-      </w:r>
-      <w:r>
-        <w:rPr>
-          <w:bCs/>
-          <w:b/>
-        </w:rPr>
-        <w:t xml:space="preserve">separate web resources</w:t>
-      </w:r>
-      <w:r>
-        <w:t xml:space="preserve">: the page itself, its code (</w:t>
-      </w:r>
-      <w:r>
-        <w:rPr>
-          <w:rStyle w:val="VerbatimChar"/>
-        </w:rPr>
-        <w:t xml:space="preserve">app.js</w:t>
-      </w:r>
-      <w:r>
-        <w:t xml:space="preserve">) and each library. A new version only replaces what changed, and the browser keeps the libraries cached (Using it inside Dynamics 365). Opened as a file, and in XrmToolBox, it is still one file.</w:t>
+        <w:rPr>
+          <w:bCs/>
+          <w:b/>
+        </w:rPr>
+        <w:t xml:space="preserve">Dark mode.</w:t>
+      </w:r>
+      <w:r>
+        <w:t xml:space="preserve"> </w:t>
+      </w:r>
+      <w:r>
+        <w:t xml:space="preserve">The page follows your system’s light or dark setting; the theme button in the header picks Dark or Light instead, and the page remembers it (The header). Exported ERD images and files stay light.</w:t>
       </w:r>
     </w:p>
     <w:p>
@@ -443,91 +440,45 @@
         <w:pStyle w:val="Compact"/>
       </w:pPr>
       <w:r>
-        <w:t xml:space="preserve">If a part did not load, or the parts are from different versions, the page says so in a red bar across the top.</w:t>
-      </w:r>
-    </w:p>
-    <w:p>
-      <w:pPr>
-        <w:numPr>
-          <w:ilvl w:val="0"/>
-          <w:numId w:val="1001"/>
-        </w:numPr>
-        <w:pStyle w:val="Compact"/>
-      </w:pPr>
-      <w:r>
-        <w:rPr>
-          <w:bCs/>
-          <w:b/>
-        </w:rPr>
-        <w:t xml:space="preserve">Save</w:t>
-      </w:r>
-      <w:r>
-        <w:t xml:space="preserve"> </w:t>
-      </w:r>
-      <w:r>
-        <w:t xml:space="preserve">and</w:t>
-      </w:r>
-      <w:r>
-        <w:t xml:space="preserve"> </w:t>
-      </w:r>
-      <w:r>
-        <w:rPr>
-          <w:bCs/>
-          <w:b/>
-        </w:rPr>
-        <w:t xml:space="preserve">Save as…</w:t>
-      </w:r>
-      <w:r>
-        <w:t xml:space="preserve"> </w:t>
-      </w:r>
-      <w:r>
-        <w:t xml:space="preserve">(</w:t>
+        <w:rPr>
+          <w:bCs/>
+          <w:b/>
+        </w:rPr>
+        <w:t xml:space="preserve">Generic.</w:t>
+      </w:r>
+      <w:r>
+        <w:t xml:space="preserve"> </w:t>
+      </w:r>
+      <w:r>
+        <w:t xml:space="preserve">No company logo or name: the template’s comment columns are called</w:t>
+      </w:r>
+      <w:r>
+        <w:t xml:space="preserve"> </w:t>
+      </w:r>
+      <w:r>
+        <w:rPr>
+          <w:bCs/>
+          <w:b/>
+        </w:rPr>
+        <w:t xml:space="preserve">Comments</w:t>
+      </w:r>
+      <w:r>
+        <w:t xml:space="preserve">, the example workbook uses the</w:t>
+      </w:r>
+      <w:r>
+        <w:t xml:space="preserve"> </w:t>
       </w:r>
       <w:r>
         <w:rPr>
           <w:rStyle w:val="VerbatimChar"/>
         </w:rPr>
-        <w:t xml:space="preserve">Ctrl</w:t>
-      </w:r>
-      <w:r>
-        <w:t xml:space="preserve">+</w:t>
-      </w:r>
-      <w:r>
-        <w:rPr>
-          <w:rStyle w:val="VerbatimChar"/>
-        </w:rPr>
-        <w:t xml:space="preserve">S</w:t>
-      </w:r>
-      <w:r>
-        <w:t xml:space="preserve"> </w:t>
-      </w:r>
-      <w:r>
-        <w:t xml:space="preserve">saves). Save writes your edits into your workbook, asking where only the first time; the other workbook exports are under</w:t>
-      </w:r>
-      <w:r>
-        <w:t xml:space="preserve"> </w:t>
-      </w:r>
-      <w:r>
-        <w:rPr>
-          <w:bCs/>
-          <w:b/>
-        </w:rPr>
-        <w:t xml:space="preserve">Other formats</w:t>
-      </w:r>
-      <w:r>
-        <w:t xml:space="preserve">.</w:t>
-      </w:r>
-    </w:p>
-    <w:p>
-      <w:pPr>
-        <w:numPr>
-          <w:ilvl w:val="0"/>
-          <w:numId w:val="1001"/>
-        </w:numPr>
-        <w:pStyle w:val="Compact"/>
-      </w:pPr>
-      <w:r>
-        <w:t xml:space="preserve">In XrmToolBox, saving asks nothing more (the browser’s permission box is answered by the tool).</w:t>
+        <w:t xml:space="preserve">sample_</w:t>
+      </w:r>
+      <w:r>
+        <w:t xml:space="preserve"> </w:t>
+      </w:r>
+      <w:r>
+        <w:t xml:space="preserve">prefix, and the Dynamics 365 solution and XrmToolBox tool are simply Data Model Explorer.</w:t>
       </w:r>
     </w:p>
     <w:p>
@@ -539,7 +490,7 @@
           <w:bCs/>
           <w:b/>
         </w:rPr>
-        <w:t xml:space="preserve">New in 5.0</w:t>
+        <w:t xml:space="preserve">New in 6.0</w:t>
       </w:r>
     </w:p>
     <w:p>
@@ -551,20 +502,125 @@
         <w:pStyle w:val="Compact"/>
       </w:pPr>
       <w:r>
-        <w:t xml:space="preserve">It also runs as an</w:t>
-      </w:r>
-      <w:r>
-        <w:t xml:space="preserve"> </w:t>
-      </w:r>
-      <w:r>
-        <w:rPr>
-          <w:bCs/>
-          <w:b/>
-        </w:rPr>
-        <w:t xml:space="preserve">XrmToolBox tool</w:t>
-      </w:r>
-      <w:r>
-        <w:t xml:space="preserve">, reading the environment XrmToolBox is connected to (Using it in XrmToolBox).</w:t>
+        <w:t xml:space="preserve">In a Dynamics 365 environment the page is</w:t>
+      </w:r>
+      <w:r>
+        <w:t xml:space="preserve"> </w:t>
+      </w:r>
+      <w:r>
+        <w:rPr>
+          <w:bCs/>
+          <w:b/>
+        </w:rPr>
+        <w:t xml:space="preserve">separate web resources</w:t>
+      </w:r>
+      <w:r>
+        <w:t xml:space="preserve">: the page itself, its code (</w:t>
+      </w:r>
+      <w:r>
+        <w:rPr>
+          <w:rStyle w:val="VerbatimChar"/>
+        </w:rPr>
+        <w:t xml:space="preserve">app.js</w:t>
+      </w:r>
+      <w:r>
+        <w:t xml:space="preserve">) and each library. A new version only replaces what changed, and the browser keeps the libraries cached (Using it inside Dynamics 365). Opened as a file, and in XrmToolBox, it is still one file.</w:t>
+      </w:r>
+    </w:p>
+    <w:p>
+      <w:pPr>
+        <w:numPr>
+          <w:ilvl w:val="0"/>
+          <w:numId w:val="1002"/>
+        </w:numPr>
+        <w:pStyle w:val="Compact"/>
+      </w:pPr>
+      <w:r>
+        <w:t xml:space="preserve">If a part did not load, or the parts are from different versions, the page says so in a red bar across the top.</w:t>
+      </w:r>
+    </w:p>
+    <w:p>
+      <w:pPr>
+        <w:numPr>
+          <w:ilvl w:val="0"/>
+          <w:numId w:val="1002"/>
+        </w:numPr>
+        <w:pStyle w:val="Compact"/>
+      </w:pPr>
+      <w:r>
+        <w:rPr>
+          <w:bCs/>
+          <w:b/>
+        </w:rPr>
+        <w:t xml:space="preserve">Save</w:t>
+      </w:r>
+      <w:r>
+        <w:t xml:space="preserve"> </w:t>
+      </w:r>
+      <w:r>
+        <w:t xml:space="preserve">and</w:t>
+      </w:r>
+      <w:r>
+        <w:t xml:space="preserve"> </w:t>
+      </w:r>
+      <w:r>
+        <w:rPr>
+          <w:bCs/>
+          <w:b/>
+        </w:rPr>
+        <w:t xml:space="preserve">Save as…</w:t>
+      </w:r>
+      <w:r>
+        <w:t xml:space="preserve"> </w:t>
+      </w:r>
+      <w:r>
+        <w:t xml:space="preserve">(</w:t>
+      </w:r>
+      <w:r>
+        <w:rPr>
+          <w:rStyle w:val="VerbatimChar"/>
+        </w:rPr>
+        <w:t xml:space="preserve">Ctrl</w:t>
+      </w:r>
+      <w:r>
+        <w:t xml:space="preserve">+</w:t>
+      </w:r>
+      <w:r>
+        <w:rPr>
+          <w:rStyle w:val="VerbatimChar"/>
+        </w:rPr>
+        <w:t xml:space="preserve">S</w:t>
+      </w:r>
+      <w:r>
+        <w:t xml:space="preserve"> </w:t>
+      </w:r>
+      <w:r>
+        <w:t xml:space="preserve">saves). Save writes your edits into your workbook, asking where only the first time; the other workbook exports are under</w:t>
+      </w:r>
+      <w:r>
+        <w:t xml:space="preserve"> </w:t>
+      </w:r>
+      <w:r>
+        <w:rPr>
+          <w:bCs/>
+          <w:b/>
+        </w:rPr>
+        <w:t xml:space="preserve">Other formats</w:t>
+      </w:r>
+      <w:r>
+        <w:t xml:space="preserve">.</w:t>
+      </w:r>
+    </w:p>
+    <w:p>
+      <w:pPr>
+        <w:numPr>
+          <w:ilvl w:val="0"/>
+          <w:numId w:val="1002"/>
+        </w:numPr>
+        <w:pStyle w:val="Compact"/>
+      </w:pPr>
+      <w:r>
+        <w:t xml:space="preserve">In XrmToolBox, saving asks nothing more (the browser’s permission box is answered by the tool).</w:t>
       </w:r>
     </w:p>
     <w:p>
@@ -576,7 +632,7 @@
           <w:bCs/>
           <w:b/>
         </w:rPr>
-        <w:t xml:space="preserve">New in 4.0</w:t>
+        <w:t xml:space="preserve">New in 5.0</w:t>
       </w:r>
     </w:p>
     <w:p>
@@ -588,149 +644,20 @@
         <w:pStyle w:val="Compact"/>
       </w:pPr>
       <w:r>
-        <w:t xml:space="preserve">A tidier ERD panel: tables first, display settings folded under</w:t>
-      </w:r>
-      <w:r>
-        <w:t xml:space="preserve"> </w:t>
-      </w:r>
-      <w:r>
-        <w:rPr>
-          <w:bCs/>
-          <w:b/>
-        </w:rPr>
-        <w:t xml:space="preserve">Layout and options</w:t>
-      </w:r>
-      <w:r>
-        <w:t xml:space="preserve">, and the exports in one</w:t>
-      </w:r>
-      <w:r>
-        <w:t xml:space="preserve"> </w:t>
-      </w:r>
-      <w:r>
-        <w:rPr>
-          <w:bCs/>
-          <w:b/>
-        </w:rPr>
-        <w:t xml:space="preserve">Export ▾</w:t>
-      </w:r>
-      <w:r>
-        <w:t xml:space="preserve"> </w:t>
-      </w:r>
-      <w:r>
-        <w:t xml:space="preserve">menu (The ERD).</w:t>
-      </w:r>
-    </w:p>
-    <w:p>
-      <w:pPr>
-        <w:numPr>
-          <w:ilvl w:val="0"/>
-          <w:numId w:val="1003"/>
-        </w:numPr>
-        <w:pStyle w:val="Compact"/>
-      </w:pPr>
-      <w:r>
-        <w:t xml:space="preserve">A simpler header, in the order you work: the workbook, your changes,</w:t>
-      </w:r>
-      <w:r>
-        <w:t xml:space="preserve"> </w:t>
-      </w:r>
-      <w:r>
-        <w:rPr>
-          <w:bCs/>
-          <w:b/>
-        </w:rPr>
-        <w:t xml:space="preserve">Check</w:t>
-      </w:r>
-      <w:r>
-        <w:t xml:space="preserve">,</w:t>
-      </w:r>
-      <w:r>
-        <w:t xml:space="preserve"> </w:t>
-      </w:r>
-      <w:r>
-        <w:rPr>
-          <w:bCs/>
-          <w:b/>
-        </w:rPr>
-        <w:t xml:space="preserve">Save &amp; share</w:t>
-      </w:r>
-      <w:r>
-        <w:t xml:space="preserve"> </w:t>
-      </w:r>
-      <w:r>
-        <w:t xml:space="preserve">and</w:t>
-      </w:r>
-      <w:r>
-        <w:t xml:space="preserve"> </w:t>
-      </w:r>
-      <w:r>
-        <w:rPr>
-          <w:bCs/>
-          <w:b/>
-        </w:rPr>
-        <w:t xml:space="preserve">Build solution</w:t>
-      </w:r>
-      <w:r>
-        <w:t xml:space="preserve"> </w:t>
-      </w:r>
-      <w:r>
-        <w:t xml:space="preserve">(The header).</w:t>
-      </w:r>
-    </w:p>
-    <w:p>
-      <w:pPr>
-        <w:numPr>
-          <w:ilvl w:val="0"/>
-          <w:numId w:val="1003"/>
-        </w:numPr>
-        <w:pStyle w:val="Compact"/>
-      </w:pPr>
-      <w:r>
-        <w:t xml:space="preserve">Read-only copies can download the workbook as an Excel file, formatting and edits included (Sharing a read-only copy).</w:t>
-      </w:r>
-    </w:p>
-    <w:p>
-      <w:pPr>
-        <w:numPr>
-          <w:ilvl w:val="0"/>
-          <w:numId w:val="1003"/>
-        </w:numPr>
-        <w:pStyle w:val="Compact"/>
-      </w:pPr>
-      <w:r>
-        <w:t xml:space="preserve">An empty page offers</w:t>
-      </w:r>
-      <w:r>
-        <w:t xml:space="preserve"> </w:t>
-      </w:r>
-      <w:r>
-        <w:rPr>
-          <w:bCs/>
-          <w:b/>
-        </w:rPr>
-        <w:t xml:space="preserve">Open workbook…</w:t>
-      </w:r>
-      <w:r>
-        <w:t xml:space="preserve"> </w:t>
-      </w:r>
-      <w:r>
-        <w:t xml:space="preserve">and</w:t>
-      </w:r>
-      <w:r>
-        <w:t xml:space="preserve"> </w:t>
-      </w:r>
-      <w:r>
-        <w:rPr>
-          <w:bCs/>
-          <w:b/>
-        </w:rPr>
-        <w:t xml:space="preserve">Download blank template</w:t>
-      </w:r>
-      <w:r>
-        <w:t xml:space="preserve"> </w:t>
-      </w:r>
-      <w:r>
-        <w:t xml:space="preserve">side by side.</w:t>
+        <w:t xml:space="preserve">It also runs as an</w:t>
+      </w:r>
+      <w:r>
+        <w:t xml:space="preserve"> </w:t>
+      </w:r>
+      <w:r>
+        <w:rPr>
+          <w:bCs/>
+          <w:b/>
+        </w:rPr>
+        <w:t xml:space="preserve">XrmToolBox tool</w:t>
+      </w:r>
+      <w:r>
+        <w:t xml:space="preserve">, reading the environment XrmToolBox is connected to (Using it in XrmToolBox).</w:t>
       </w:r>
     </w:p>
     <w:p>
@@ -742,7 +669,7 @@
           <w:bCs/>
           <w:b/>
         </w:rPr>
-        <w:t xml:space="preserve">New in 3.0</w:t>
+        <w:t xml:space="preserve">New in 4.0</w:t>
       </w:r>
     </w:p>
     <w:p>
@@ -754,7 +681,36 @@
         <w:pStyle w:val="Compact"/>
       </w:pPr>
       <w:r>
-        <w:t xml:space="preserve">The page can run inside a Dynamics 365 environment as a web resource and read the tables directly (Using it inside Dynamics 365).</w:t>
+        <w:t xml:space="preserve">A tidier ERD panel: tables first, display settings folded under</w:t>
+      </w:r>
+      <w:r>
+        <w:t xml:space="preserve"> </w:t>
+      </w:r>
+      <w:r>
+        <w:rPr>
+          <w:bCs/>
+          <w:b/>
+        </w:rPr>
+        <w:t xml:space="preserve">Layout and options</w:t>
+      </w:r>
+      <w:r>
+        <w:t xml:space="preserve">, and the exports in one</w:t>
+      </w:r>
+      <w:r>
+        <w:t xml:space="preserve"> </w:t>
+      </w:r>
+      <w:r>
+        <w:rPr>
+          <w:bCs/>
+          <w:b/>
+        </w:rPr>
+        <w:t xml:space="preserve">Export ▾</w:t>
+      </w:r>
+      <w:r>
+        <w:t xml:space="preserve"> </w:t>
+      </w:r>
+      <w:r>
+        <w:t xml:space="preserve">menu (The ERD).</w:t>
       </w:r>
     </w:p>
     <w:p>
@@ -766,17 +722,52 @@
         <w:pStyle w:val="Compact"/>
       </w:pPr>
       <w:r>
-        <w:rPr>
-          <w:bCs/>
-          <w:b/>
-        </w:rPr>
-        <w:t xml:space="preserve">Load a solution as the data model:</w:t>
-      </w:r>
-      <w:r>
-        <w:t xml:space="preserve"> </w:t>
-      </w:r>
-      <w:r>
-        <w:t xml:space="preserve">the model comes from what is really in the environment.</w:t>
+        <w:t xml:space="preserve">A simpler header, in the order you work: the workbook, your changes,</w:t>
+      </w:r>
+      <w:r>
+        <w:t xml:space="preserve"> </w:t>
+      </w:r>
+      <w:r>
+        <w:rPr>
+          <w:bCs/>
+          <w:b/>
+        </w:rPr>
+        <w:t xml:space="preserve">Check</w:t>
+      </w:r>
+      <w:r>
+        <w:t xml:space="preserve">,</w:t>
+      </w:r>
+      <w:r>
+        <w:t xml:space="preserve"> </w:t>
+      </w:r>
+      <w:r>
+        <w:rPr>
+          <w:bCs/>
+          <w:b/>
+        </w:rPr>
+        <w:t xml:space="preserve">Save &amp; share</w:t>
+      </w:r>
+      <w:r>
+        <w:t xml:space="preserve"> </w:t>
+      </w:r>
+      <w:r>
+        <w:t xml:space="preserve">and</w:t>
+      </w:r>
+      <w:r>
+        <w:t xml:space="preserve"> </w:t>
+      </w:r>
+      <w:r>
+        <w:rPr>
+          <w:bCs/>
+          <w:b/>
+        </w:rPr>
+        <w:t xml:space="preserve">Build solution</w:t>
+      </w:r>
+      <w:r>
+        <w:t xml:space="preserve"> </w:t>
+      </w:r>
+      <w:r>
+        <w:t xml:space="preserve">(The header).</w:t>
       </w:r>
     </w:p>
     <w:p>
@@ -788,17 +779,7 @@
         <w:pStyle w:val="Compact"/>
       </w:pPr>
       <w:r>
-        <w:rPr>
-          <w:bCs/>
-          <w:b/>
-        </w:rPr>
-        <w:t xml:space="preserve">Check the workbook against the environment</w:t>
-      </w:r>
-      <w:r>
-        <w:t xml:space="preserve"> </w:t>
-      </w:r>
-      <w:r>
-        <w:t xml:space="preserve">in one click: undocumented tables, fields and N:N, fields not built yet, and differences.</w:t>
+        <w:t xml:space="preserve">Read-only copies can download the workbook as an Excel file, formatting and edits included (Sharing a read-only copy).</w:t>
       </w:r>
     </w:p>
     <w:p>
@@ -810,29 +791,39 @@
         <w:pStyle w:val="Compact"/>
       </w:pPr>
       <w:r>
-        <w:rPr>
-          <w:bCs/>
-          <w:b/>
-        </w:rPr>
-        <w:t xml:space="preserve">Managed environments:</w:t>
-      </w:r>
-      <w:r>
-        <w:t xml:space="preserve"> </w:t>
-      </w:r>
-      <w:r>
-        <w:t xml:space="preserve">find anything created or changed directly in test or production (unmanaged).</w:t>
-      </w:r>
-    </w:p>
-    <w:p>
-      <w:pPr>
-        <w:numPr>
-          <w:ilvl w:val="0"/>
-          <w:numId w:val="1004"/>
-        </w:numPr>
-        <w:pStyle w:val="Compact"/>
-      </w:pPr>
-      <w:r>
-        <w:t xml:space="preserve">Opened as a file, it is the same page as 2.0.</w:t>
+        <w:t xml:space="preserve">An empty page offers</w:t>
+      </w:r>
+      <w:r>
+        <w:t xml:space="preserve"> </w:t>
+      </w:r>
+      <w:r>
+        <w:rPr>
+          <w:bCs/>
+          <w:b/>
+        </w:rPr>
+        <w:t xml:space="preserve">Open workbook…</w:t>
+      </w:r>
+      <w:r>
+        <w:t xml:space="preserve"> </w:t>
+      </w:r>
+      <w:r>
+        <w:t xml:space="preserve">and</w:t>
+      </w:r>
+      <w:r>
+        <w:t xml:space="preserve"> </w:t>
+      </w:r>
+      <w:r>
+        <w:rPr>
+          <w:bCs/>
+          <w:b/>
+        </w:rPr>
+        <w:t xml:space="preserve">Download blank template</w:t>
+      </w:r>
+      <w:r>
+        <w:t xml:space="preserve"> </w:t>
+      </w:r>
+      <w:r>
+        <w:t xml:space="preserve">side by side.</w:t>
       </w:r>
     </w:p>
     <w:p>
@@ -844,7 +835,7 @@
           <w:bCs/>
           <w:b/>
         </w:rPr>
-        <w:t xml:space="preserve">New in 2.0</w:t>
+        <w:t xml:space="preserve">New in 3.0</w:t>
       </w:r>
     </w:p>
     <w:p>
@@ -856,7 +847,7 @@
         <w:pStyle w:val="Compact"/>
       </w:pPr>
       <w:r>
-        <w:t xml:space="preserve">The ERD is much faster: 300 tables and 900 relationships draw in about 2.5 seconds (78 seconds in 1.9.3), and dragging and hovering stay quick on big diagrams.</w:t>
+        <w:t xml:space="preserve">The page can run inside a Dynamics 365 environment as a web resource and read the tables directly (Using it inside Dynamics 365).</w:t>
       </w:r>
     </w:p>
     <w:p>
@@ -868,7 +859,17 @@
         <w:pStyle w:val="Compact"/>
       </w:pPr>
       <w:r>
-        <w:t xml:space="preserve">Every lookup and N:N row in a diagram’s table box has an eye, to hide or show that relationship (The ERD).</w:t>
+        <w:rPr>
+          <w:bCs/>
+          <w:b/>
+        </w:rPr>
+        <w:t xml:space="preserve">Load a solution as the data model:</w:t>
+      </w:r>
+      <w:r>
+        <w:t xml:space="preserve"> </w:t>
+      </w:r>
+      <w:r>
+        <w:t xml:space="preserve">the model comes from what is really in the environment.</w:t>
       </w:r>
     </w:p>
     <w:p>
@@ -884,13 +885,13 @@
           <w:bCs/>
           <w:b/>
         </w:rPr>
-        <w:t xml:space="preserve">Direction</w:t>
-      </w:r>
-      <w:r>
-        <w:t xml:space="preserve"> </w:t>
-      </w:r>
-      <w:r>
-        <w:t xml:space="preserve">now shapes the layout (The ERD).</w:t>
+        <w:t xml:space="preserve">Check the workbook against the environment</w:t>
+      </w:r>
+      <w:r>
+        <w:t xml:space="preserve"> </w:t>
+      </w:r>
+      <w:r>
+        <w:t xml:space="preserve">in one click: undocumented tables, fields and N:N, fields not built yet, and differences.</w:t>
       </w:r>
     </w:p>
     <w:p>
@@ -906,13 +907,13 @@
           <w:bCs/>
           <w:b/>
         </w:rPr>
-        <w:t xml:space="preserve">Save &amp; share → Read-only copy (.html)…</w:t>
-      </w:r>
-      <w:r>
-        <w:t xml:space="preserve"> </w:t>
-      </w:r>
-      <w:r>
-        <w:t xml:space="preserve">makes a copy for a client or support team (Sharing a read-only copy).</w:t>
+        <w:t xml:space="preserve">Managed environments:</w:t>
+      </w:r>
+      <w:r>
+        <w:t xml:space="preserve"> </w:t>
+      </w:r>
+      <w:r>
+        <w:t xml:space="preserve">find anything created or changed directly in test or production (unmanaged).</w:t>
       </w:r>
     </w:p>
     <w:p>
@@ -924,11 +925,103 @@
         <w:pStyle w:val="Compact"/>
       </w:pPr>
       <w:r>
+        <w:t xml:space="preserve">Opened as a file, it is the same page as 2.0.</w:t>
+      </w:r>
+    </w:p>
+    <w:p>
+      <w:pPr>
+        <w:pStyle w:val="FirstParagraph"/>
+      </w:pPr>
+      <w:r>
+        <w:rPr>
+          <w:bCs/>
+          <w:b/>
+        </w:rPr>
+        <w:t xml:space="preserve">New in 2.0</w:t>
+      </w:r>
+    </w:p>
+    <w:p>
+      <w:pPr>
+        <w:numPr>
+          <w:ilvl w:val="0"/>
+          <w:numId w:val="1006"/>
+        </w:numPr>
+        <w:pStyle w:val="Compact"/>
+      </w:pPr>
+      <w:r>
+        <w:t xml:space="preserve">The ERD is much faster: 300 tables and 900 relationships draw in about 2.5 seconds (78 seconds in 1.9.3), and dragging and hovering stay quick on big diagrams.</w:t>
+      </w:r>
+    </w:p>
+    <w:p>
+      <w:pPr>
+        <w:numPr>
+          <w:ilvl w:val="0"/>
+          <w:numId w:val="1006"/>
+        </w:numPr>
+        <w:pStyle w:val="Compact"/>
+      </w:pPr>
+      <w:r>
+        <w:t xml:space="preserve">Every lookup and N:N row in a diagram’s table box has an eye, to hide or show that relationship (The ERD).</w:t>
+      </w:r>
+    </w:p>
+    <w:p>
+      <w:pPr>
+        <w:numPr>
+          <w:ilvl w:val="0"/>
+          <w:numId w:val="1006"/>
+        </w:numPr>
+        <w:pStyle w:val="Compact"/>
+      </w:pPr>
+      <w:r>
+        <w:rPr>
+          <w:bCs/>
+          <w:b/>
+        </w:rPr>
+        <w:t xml:space="preserve">Direction</w:t>
+      </w:r>
+      <w:r>
+        <w:t xml:space="preserve"> </w:t>
+      </w:r>
+      <w:r>
+        <w:t xml:space="preserve">now shapes the layout (The ERD).</w:t>
+      </w:r>
+    </w:p>
+    <w:p>
+      <w:pPr>
+        <w:numPr>
+          <w:ilvl w:val="0"/>
+          <w:numId w:val="1006"/>
+        </w:numPr>
+        <w:pStyle w:val="Compact"/>
+      </w:pPr>
+      <w:r>
+        <w:rPr>
+          <w:bCs/>
+          <w:b/>
+        </w:rPr>
+        <w:t xml:space="preserve">Save &amp; share → Read-only copy (.html)…</w:t>
+      </w:r>
+      <w:r>
+        <w:t xml:space="preserve"> </w:t>
+      </w:r>
+      <w:r>
+        <w:t xml:space="preserve">makes a copy for a client or support team (Sharing a read-only copy).</w:t>
+      </w:r>
+    </w:p>
+    <w:p>
+      <w:pPr>
+        <w:numPr>
+          <w:ilvl w:val="0"/>
+          <w:numId w:val="1006"/>
+        </w:numPr>
+        <w:pStyle w:val="Compact"/>
+      </w:pPr>
+      <w:r>
         <w:t xml:space="preserve">The file is 2.2 MB instead of 5.7 MB, so it opens faster.</w:t>
       </w:r>
     </w:p>
     <w:bookmarkEnd w:id="20"/>
-    <w:bookmarkStart w:id="24" w:name="the-header"/>
+    <w:bookmarkStart w:id="27" w:name="the-header"/>
     <w:p>
       <w:pPr>
         <w:pStyle w:val="Heading2"/>
@@ -1087,6 +1180,22 @@
         <w:t xml:space="preserve"> </w:t>
       </w:r>
       <w:r>
+        <w:t xml:space="preserve">Theme ·</w:t>
+      </w:r>
+      <w:r>
+        <w:t xml:space="preserve"> </w:t>
+      </w:r>
+      <w:r>
+        <w:rPr>
+          <w:bCs/>
+          <w:b/>
+        </w:rPr>
+        <w:t xml:space="preserve">7</w:t>
+      </w:r>
+      <w:r>
+        <w:t xml:space="preserve"> </w:t>
+      </w:r>
+      <w:r>
         <w:t xml:space="preserve">How it works</w:t>
       </w:r>
     </w:p>
@@ -1302,6 +1411,32 @@
               <w:jc w:val="left"/>
             </w:pPr>
             <w:r>
+              <w:t xml:space="preserve">Theme (◐, ☾ or ☀)</w:t>
+            </w:r>
+          </w:p>
+        </w:tc>
+        <w:tc>
+          <w:tcPr/>
+          <w:p>
+            <w:pPr>
+              <w:pStyle w:val="Compact"/>
+              <w:jc w:val="left"/>
+            </w:pPr>
+            <w:r>
+              <w:t xml:space="preserve">Automatic (as your system), Dark or Light: each click moves to the next, and the page remembers your choice in this browser</w:t>
+            </w:r>
+          </w:p>
+        </w:tc>
+      </w:tr>
+      <w:tr>
+        <w:tc>
+          <w:tcPr/>
+          <w:p>
+            <w:pPr>
+              <w:pStyle w:val="Compact"/>
+              <w:jc w:val="left"/>
+            </w:pPr>
+            <w:r>
               <w:t xml:space="preserve">?</w:t>
             </w:r>
           </w:p>
@@ -1314,7 +1449,7 @@
               <w:jc w:val="left"/>
             </w:pPr>
             <w:r>
-              <w:t xml:space="preserve">How it works</w:t>
+              <w:t xml:space="preserve">How it works, with the version number</w:t>
             </w:r>
           </w:p>
         </w:tc>
@@ -1344,164 +1479,6 @@
         <w:t xml:space="preserve">menu.</w:t>
       </w:r>
     </w:p>
-    <w:bookmarkEnd w:id="24"/>
-    <w:bookmarkStart w:id="28" w:name="opening-uploading-a-workbook"/>
-    <w:p>
-      <w:pPr>
-        <w:pStyle w:val="Heading2"/>
-      </w:pPr>
-      <w:r>
-        <w:t xml:space="preserve">Opening (uploading) a workbook</w:t>
-      </w:r>
-    </w:p>
-    <w:p>
-      <w:pPr>
-        <w:pStyle w:val="FirstParagraph"/>
-      </w:pPr>
-      <w:r>
-        <w:t xml:space="preserve">Double-click</w:t>
-      </w:r>
-      <w:r>
-        <w:t xml:space="preserve"> </w:t>
-      </w:r>
-      <w:r>
-        <w:rPr>
-          <w:rStyle w:val="VerbatimChar"/>
-        </w:rPr>
-        <w:t xml:space="preserve">Data_Model_Explorer.html</w:t>
-      </w:r>
-      <w:r>
-        <w:t xml:space="preserve"> </w:t>
-      </w:r>
-      <w:r>
-        <w:t xml:space="preserve">to open it in Chrome or Edge, then open your workbook. The first time, the page opens on</w:t>
-      </w:r>
-      <w:r>
-        <w:t xml:space="preserve"> </w:t>
-      </w:r>
-      <w:r>
-        <w:rPr>
-          <w:bCs/>
-          <w:b/>
-        </w:rPr>
-        <w:t xml:space="preserve">Start here</w:t>
-      </w:r>
-      <w:r>
-        <w:t xml:space="preserve">.</w:t>
-      </w:r>
-    </w:p>
-    <w:p>
-      <w:pPr>
-        <w:numPr>
-          <w:ilvl w:val="0"/>
-          <w:numId w:val="1006"/>
-        </w:numPr>
-        <w:pStyle w:val="Compact"/>
-      </w:pPr>
-      <w:r>
-        <w:t xml:space="preserve">Click</w:t>
-      </w:r>
-      <w:r>
-        <w:t xml:space="preserve"> </w:t>
-      </w:r>
-      <w:r>
-        <w:rPr>
-          <w:bCs/>
-          <w:b/>
-        </w:rPr>
-        <w:t xml:space="preserve">Open workbook…</w:t>
-      </w:r>
-      <w:r>
-        <w:t xml:space="preserve"> </w:t>
-      </w:r>
-      <w:r>
-        <w:t xml:space="preserve">under Start here (or</w:t>
-      </w:r>
-      <w:r>
-        <w:t xml:space="preserve"> </w:t>
-      </w:r>
-      <w:r>
-        <w:rPr>
-          <w:bCs/>
-          <w:b/>
-        </w:rPr>
-        <w:t xml:space="preserve">Workbook ▾ → Open another workbook…</w:t>
-      </w:r>
-      <w:r>
-        <w:t xml:space="preserve"> </w:t>
-      </w:r>
-      <w:r>
-        <w:t xml:space="preserve">in the header), or drag the</w:t>
-      </w:r>
-      <w:r>
-        <w:t xml:space="preserve"> </w:t>
-      </w:r>
-      <w:r>
-        <w:rPr>
-          <w:rStyle w:val="VerbatimChar"/>
-        </w:rPr>
-        <w:t xml:space="preserve">.xlsx</w:t>
-      </w:r>
-      <w:r>
-        <w:t xml:space="preserve"> </w:t>
-      </w:r>
-      <w:r>
-        <w:t xml:space="preserve">file onto the page.</w:t>
-      </w:r>
-    </w:p>
-    <w:p>
-      <w:pPr>
-        <w:numPr>
-          <w:ilvl w:val="0"/>
-          <w:numId w:val="1006"/>
-        </w:numPr>
-        <w:pStyle w:val="Compact"/>
-      </w:pPr>
-      <w:r>
-        <w:t xml:space="preserve">A workbook in the template layout opens straight away. A</w:t>
-      </w:r>
-      <w:r>
-        <w:t xml:space="preserve"> </w:t>
-      </w:r>
-      <w:r>
-        <w:rPr>
-          <w:bCs/>
-          <w:b/>
-        </w:rPr>
-        <w:t xml:space="preserve">Metadata Document Generator export</w:t>
-      </w:r>
-      <w:r>
-        <w:t xml:space="preserve"> </w:t>
-      </w:r>
-      <w:r>
-        <w:t xml:space="preserve">is converted to the template layout first; a progress window shows the tables and fields converted. The converted file keeps the export’s name.</w:t>
-      </w:r>
-    </w:p>
-    <w:p>
-      <w:pPr>
-        <w:numPr>
-          <w:ilvl w:val="0"/>
-          <w:numId w:val="1006"/>
-        </w:numPr>
-        <w:pStyle w:val="Compact"/>
-      </w:pPr>
-      <w:r>
-        <w:t xml:space="preserve">The page opens on the</w:t>
-      </w:r>
-      <w:r>
-        <w:t xml:space="preserve"> </w:t>
-      </w:r>
-      <w:r>
-        <w:rPr>
-          <w:bCs/>
-          <w:b/>
-        </w:rPr>
-        <w:t xml:space="preserve">Overview</w:t>
-      </w:r>
-      <w:r>
-        <w:t xml:space="preserve">. Tables are listed in the sidebar, grouped by area when the Table Dictionary has areas.</w:t>
-      </w:r>
-    </w:p>
     <w:p>
       <w:pPr>
         <w:pStyle w:val="CaptionedFigure"/>
@@ -1509,20 +1486,241 @@
       <w:r>
         <w:drawing>
           <wp:inline>
-            <wp:extent cx="5334000" cy="1985433"/>
+            <wp:extent cx="5334000" cy="2296583"/>
             <wp:effectExtent b="0" l="0" r="0" t="0"/>
-            <wp:docPr descr="Start here" title="" id="26" name="Picture"/>
+            <wp:docPr descr="Dark mode" title="" id="25" name="Picture"/>
             <a:graphic>
               <a:graphicData uri="http://schemas.openxmlformats.org/drawingml/2006/picture">
                 <pic:pic>
                   <pic:nvPicPr>
-                    <pic:cNvPr descr="images/01-open.png" id="27" name="Picture"/>
+                    <pic:cNvPr descr="images/23-dark.png" id="26" name="Picture"/>
                     <pic:cNvPicPr>
                       <a:picLocks noChangeArrowheads="1" noChangeAspect="1"/>
                     </pic:cNvPicPr>
                   </pic:nvPicPr>
                   <pic:blipFill>
-                    <a:blip r:embed="rId25"/>
+                    <a:blip r:embed="rId24"/>
+                    <a:stretch>
+                      <a:fillRect/>
+                    </a:stretch>
+                  </pic:blipFill>
+                  <pic:spPr bwMode="auto">
+                    <a:xfrm>
+                      <a:off x="0" y="0"/>
+                      <a:ext cx="5334000" cy="2296583"/>
+                    </a:xfrm>
+                    <a:prstGeom prst="rect">
+                      <a:avLst/>
+                    </a:prstGeom>
+                    <a:noFill/>
+                    <a:ln w="9525">
+                      <a:noFill/>
+                      <a:headEnd/>
+                      <a:tailEnd/>
+                    </a:ln>
+                  </pic:spPr>
+                </pic:pic>
+              </a:graphicData>
+            </a:graphic>
+          </wp:inline>
+        </w:drawing>
+      </w:r>
+    </w:p>
+    <w:p>
+      <w:pPr>
+        <w:pStyle w:val="ImageCaption"/>
+      </w:pPr>
+      <w:r>
+        <w:t xml:space="preserve">Dark mode</w:t>
+      </w:r>
+    </w:p>
+    <w:p>
+      <w:pPr>
+        <w:pStyle w:val="BodyText"/>
+      </w:pPr>
+      <w:r>
+        <w:t xml:space="preserve">In dark mode (your system’s setting, or the theme button) everything on screen is dark, the ERD included. Exported ERD images, draw.io files and workbooks are unchanged.</w:t>
+      </w:r>
+    </w:p>
+    <w:bookmarkEnd w:id="27"/>
+    <w:bookmarkStart w:id="31" w:name="opening-uploading-a-workbook"/>
+    <w:p>
+      <w:pPr>
+        <w:pStyle w:val="Heading2"/>
+      </w:pPr>
+      <w:r>
+        <w:t xml:space="preserve">Opening (uploading) a workbook</w:t>
+      </w:r>
+    </w:p>
+    <w:p>
+      <w:pPr>
+        <w:pStyle w:val="FirstParagraph"/>
+      </w:pPr>
+      <w:r>
+        <w:t xml:space="preserve">Double-click</w:t>
+      </w:r>
+      <w:r>
+        <w:t xml:space="preserve"> </w:t>
+      </w:r>
+      <w:r>
+        <w:rPr>
+          <w:rStyle w:val="VerbatimChar"/>
+        </w:rPr>
+        <w:t xml:space="preserve">Data_Model_Explorer.html</w:t>
+      </w:r>
+      <w:r>
+        <w:t xml:space="preserve"> </w:t>
+      </w:r>
+      <w:r>
+        <w:t xml:space="preserve">to open it in Chrome or Edge, then open your workbook. The first time, the page opens on</w:t>
+      </w:r>
+      <w:r>
+        <w:t xml:space="preserve"> </w:t>
+      </w:r>
+      <w:r>
+        <w:rPr>
+          <w:bCs/>
+          <w:b/>
+        </w:rPr>
+        <w:t xml:space="preserve">Start here</w:t>
+      </w:r>
+      <w:r>
+        <w:t xml:space="preserve">.</w:t>
+      </w:r>
+    </w:p>
+    <w:p>
+      <w:pPr>
+        <w:numPr>
+          <w:ilvl w:val="0"/>
+          <w:numId w:val="1007"/>
+        </w:numPr>
+        <w:pStyle w:val="Compact"/>
+      </w:pPr>
+      <w:r>
+        <w:t xml:space="preserve">Click</w:t>
+      </w:r>
+      <w:r>
+        <w:t xml:space="preserve"> </w:t>
+      </w:r>
+      <w:r>
+        <w:rPr>
+          <w:bCs/>
+          <w:b/>
+        </w:rPr>
+        <w:t xml:space="preserve">Open workbook…</w:t>
+      </w:r>
+      <w:r>
+        <w:t xml:space="preserve"> </w:t>
+      </w:r>
+      <w:r>
+        <w:t xml:space="preserve">under Start here (or</w:t>
+      </w:r>
+      <w:r>
+        <w:t xml:space="preserve"> </w:t>
+      </w:r>
+      <w:r>
+        <w:rPr>
+          <w:bCs/>
+          <w:b/>
+        </w:rPr>
+        <w:t xml:space="preserve">Workbook ▾ → Open another workbook…</w:t>
+      </w:r>
+      <w:r>
+        <w:t xml:space="preserve"> </w:t>
+      </w:r>
+      <w:r>
+        <w:t xml:space="preserve">in the header), or drag the</w:t>
+      </w:r>
+      <w:r>
+        <w:t xml:space="preserve"> </w:t>
+      </w:r>
+      <w:r>
+        <w:rPr>
+          <w:rStyle w:val="VerbatimChar"/>
+        </w:rPr>
+        <w:t xml:space="preserve">.xlsx</w:t>
+      </w:r>
+      <w:r>
+        <w:t xml:space="preserve"> </w:t>
+      </w:r>
+      <w:r>
+        <w:t xml:space="preserve">file onto the page.</w:t>
+      </w:r>
+    </w:p>
+    <w:p>
+      <w:pPr>
+        <w:numPr>
+          <w:ilvl w:val="0"/>
+          <w:numId w:val="1007"/>
+        </w:numPr>
+        <w:pStyle w:val="Compact"/>
+      </w:pPr>
+      <w:r>
+        <w:t xml:space="preserve">A workbook in the template layout opens straight away. A</w:t>
+      </w:r>
+      <w:r>
+        <w:t xml:space="preserve"> </w:t>
+      </w:r>
+      <w:r>
+        <w:rPr>
+          <w:bCs/>
+          <w:b/>
+        </w:rPr>
+        <w:t xml:space="preserve">Metadata Document Generator export</w:t>
+      </w:r>
+      <w:r>
+        <w:t xml:space="preserve"> </w:t>
+      </w:r>
+      <w:r>
+        <w:t xml:space="preserve">is converted to the template layout first; a progress window shows the tables and fields converted. The converted file keeps the export’s name.</w:t>
+      </w:r>
+    </w:p>
+    <w:p>
+      <w:pPr>
+        <w:numPr>
+          <w:ilvl w:val="0"/>
+          <w:numId w:val="1007"/>
+        </w:numPr>
+        <w:pStyle w:val="Compact"/>
+      </w:pPr>
+      <w:r>
+        <w:t xml:space="preserve">The page opens on the</w:t>
+      </w:r>
+      <w:r>
+        <w:t xml:space="preserve"> </w:t>
+      </w:r>
+      <w:r>
+        <w:rPr>
+          <w:bCs/>
+          <w:b/>
+        </w:rPr>
+        <w:t xml:space="preserve">Overview</w:t>
+      </w:r>
+      <w:r>
+        <w:t xml:space="preserve">. Tables are listed in the sidebar, grouped by area when the Table Dictionary has areas.</w:t>
+      </w:r>
+    </w:p>
+    <w:p>
+      <w:pPr>
+        <w:pStyle w:val="CaptionedFigure"/>
+      </w:pPr>
+      <w:r>
+        <w:drawing>
+          <wp:inline>
+            <wp:extent cx="5334000" cy="1985433"/>
+            <wp:effectExtent b="0" l="0" r="0" t="0"/>
+            <wp:docPr descr="Start here" title="" id="29" name="Picture"/>
+            <a:graphic>
+              <a:graphicData uri="http://schemas.openxmlformats.org/drawingml/2006/picture">
+                <pic:pic>
+                  <pic:nvPicPr>
+                    <pic:cNvPr descr="images/01-open.png" id="30" name="Picture"/>
+                    <pic:cNvPicPr>
+                      <a:picLocks noChangeArrowheads="1" noChangeAspect="1"/>
+                    </pic:cNvPicPr>
+                  </pic:nvPicPr>
+                  <pic:blipFill>
+                    <a:blip r:embed="rId28"/>
                     <a:stretch>
                       <a:fillRect/>
                     </a:stretch>
@@ -1609,8 +1807,8 @@
         <w:t xml:space="preserve">Chrome or Edge. Saving into your own file (Save) uses a feature only those browsers have (elsewhere Save downloads); everything else also works in other modern browsers.</w:t>
       </w:r>
     </w:p>
-    <w:bookmarkEnd w:id="28"/>
-    <w:bookmarkStart w:id="32" w:name="switching-between-workbooks"/>
+    <w:bookmarkEnd w:id="31"/>
+    <w:bookmarkStart w:id="35" w:name="switching-between-workbooks"/>
     <w:p>
       <w:pPr>
         <w:pStyle w:val="Heading2"/>
@@ -1726,20 +1924,20 @@
       <w:r>
         <w:drawing>
           <wp:inline>
-            <wp:extent cx="5334000" cy="2382969"/>
+            <wp:extent cx="5334000" cy="2270275"/>
             <wp:effectExtent b="0" l="0" r="0" t="0"/>
-            <wp:docPr descr="The workbook selector" title="" id="30" name="Picture"/>
+            <wp:docPr descr="The workbook selector" title="" id="33" name="Picture"/>
             <a:graphic>
               <a:graphicData uri="http://schemas.openxmlformats.org/drawingml/2006/picture">
                 <pic:pic>
                   <pic:nvPicPr>
-                    <pic:cNvPr descr="images/03-workbooks.png" id="31" name="Picture"/>
+                    <pic:cNvPr descr="images/03-workbooks.png" id="34" name="Picture"/>
                     <pic:cNvPicPr>
                       <a:picLocks noChangeArrowheads="1" noChangeAspect="1"/>
                     </pic:cNvPicPr>
                   </pic:nvPicPr>
                   <pic:blipFill>
-                    <a:blip r:embed="rId29"/>
+                    <a:blip r:embed="rId32"/>
                     <a:stretch>
                       <a:fillRect/>
                     </a:stretch>
@@ -1747,7 +1945,7 @@
                   <pic:spPr bwMode="auto">
                     <a:xfrm>
                       <a:off x="0" y="0"/>
-                      <a:ext cx="5334000" cy="2382969"/>
+                      <a:ext cx="5334000" cy="2270275"/>
                     </a:xfrm>
                     <a:prstGeom prst="rect">
                       <a:avLst/>
@@ -1871,8 +2069,8 @@
         <w:t xml:space="preserve">.</w:t>
       </w:r>
     </w:p>
-    <w:bookmarkEnd w:id="32"/>
-    <w:bookmarkStart w:id="36" w:name="loading-a-new-version"/>
+    <w:bookmarkEnd w:id="35"/>
+    <w:bookmarkStart w:id="39" w:name="loading-a-new-version"/>
     <w:p>
       <w:pPr>
         <w:pStyle w:val="Heading2"/>
@@ -1930,18 +2128,18 @@
           <wp:inline>
             <wp:extent cx="2880360" cy="2099245"/>
             <wp:effectExtent b="0" l="0" r="0" t="0"/>
-            <wp:docPr descr="Carry your edits over?" title="" id="34" name="Picture"/>
+            <wp:docPr descr="Carry your edits over?" title="" id="37" name="Picture"/>
             <a:graphic>
               <a:graphicData uri="http://schemas.openxmlformats.org/drawingml/2006/picture">
                 <pic:pic>
                   <pic:nvPicPr>
-                    <pic:cNvPr descr="images/13-loadversion.png" id="35" name="Picture"/>
+                    <pic:cNvPr descr="images/13-loadversion.png" id="38" name="Picture"/>
                     <pic:cNvPicPr>
                       <a:picLocks noChangeArrowheads="1" noChangeAspect="1"/>
                     </pic:cNvPicPr>
                   </pic:nvPicPr>
                   <pic:blipFill>
-                    <a:blip r:embed="rId33"/>
+                    <a:blip r:embed="rId36"/>
                     <a:stretch>
                       <a:fillRect/>
                     </a:stretch>
@@ -2014,7 +2212,7 @@
       <w:pPr>
         <w:numPr>
           <w:ilvl w:val="0"/>
-          <w:numId w:val="1007"/>
+          <w:numId w:val="1008"/>
         </w:numPr>
         <w:pStyle w:val="Compact"/>
       </w:pPr>
@@ -2068,7 +2266,7 @@
       <w:pPr>
         <w:numPr>
           <w:ilvl w:val="0"/>
-          <w:numId w:val="1007"/>
+          <w:numId w:val="1008"/>
         </w:numPr>
         <w:pStyle w:val="Compact"/>
       </w:pPr>
@@ -2125,7 +2323,7 @@
       <w:pPr>
         <w:numPr>
           <w:ilvl w:val="0"/>
-          <w:numId w:val="1007"/>
+          <w:numId w:val="1008"/>
         </w:numPr>
         <w:pStyle w:val="Compact"/>
       </w:pPr>
@@ -2133,8 +2331,8 @@
         <w:t xml:space="preserve">Rows you added are carried over too. If the new version already has a field with the same logical name, you choose whether to keep the new version’s or add yours as well.</w:t>
       </w:r>
     </w:p>
-    <w:bookmarkEnd w:id="36"/>
-    <w:bookmarkStart w:id="40" w:name="the-overview"/>
+    <w:bookmarkEnd w:id="39"/>
+    <w:bookmarkStart w:id="43" w:name="the-overview"/>
     <w:p>
       <w:pPr>
         <w:pStyle w:val="Heading2"/>
@@ -2419,18 +2617,18 @@
           <wp:inline>
             <wp:extent cx="5334000" cy="3185583"/>
             <wp:effectExtent b="0" l="0" r="0" t="0"/>
-            <wp:docPr descr="The Overview" title="" id="38" name="Picture"/>
+            <wp:docPr descr="The Overview" title="" id="41" name="Picture"/>
             <a:graphic>
               <a:graphicData uri="http://schemas.openxmlformats.org/drawingml/2006/picture">
                 <pic:pic>
                   <pic:nvPicPr>
-                    <pic:cNvPr descr="images/02-overview.png" id="39" name="Picture"/>
+                    <pic:cNvPr descr="images/02-overview.png" id="42" name="Picture"/>
                     <pic:cNvPicPr>
                       <a:picLocks noChangeArrowheads="1" noChangeAspect="1"/>
                     </pic:cNvPicPr>
                   </pic:nvPicPr>
                   <pic:blipFill>
-                    <a:blip r:embed="rId37"/>
+                    <a:blip r:embed="rId40"/>
                     <a:stretch>
                       <a:fillRect/>
                     </a:stretch>
@@ -2539,8 +2737,8 @@
         <w:t xml:space="preserve">When the page reopens a workbook from last time, the Overview says which one, so you can switch if it is not the one you want.</w:t>
       </w:r>
     </w:p>
-    <w:bookmarkEnd w:id="40"/>
-    <w:bookmarkStart w:id="44" w:name="checks"/>
+    <w:bookmarkEnd w:id="43"/>
+    <w:bookmarkStart w:id="47" w:name="checks"/>
     <w:p>
       <w:pPr>
         <w:pStyle w:val="Heading2"/>
@@ -3605,18 +3803,18 @@
           <wp:inline>
             <wp:extent cx="5334000" cy="2074129"/>
             <wp:effectExtent b="0" l="0" r="0" t="0"/>
-            <wp:docPr descr="The Checks page" title="" id="42" name="Picture"/>
+            <wp:docPr descr="The Checks page" title="" id="45" name="Picture"/>
             <a:graphic>
               <a:graphicData uri="http://schemas.openxmlformats.org/drawingml/2006/picture">
                 <pic:pic>
                   <pic:nvPicPr>
-                    <pic:cNvPr descr="images/04-checks.png" id="43" name="Picture"/>
+                    <pic:cNvPr descr="images/04-checks.png" id="46" name="Picture"/>
                     <pic:cNvPicPr>
                       <a:picLocks noChangeArrowheads="1" noChangeAspect="1"/>
                     </pic:cNvPicPr>
                   </pic:nvPicPr>
                   <pic:blipFill>
-                    <a:blip r:embed="rId41"/>
+                    <a:blip r:embed="rId44"/>
                     <a:stretch>
                       <a:fillRect/>
                     </a:stretch>
@@ -3717,8 +3915,8 @@
         <w:t xml:space="preserve">Export (CSV)</w:t>
       </w:r>
     </w:p>
-    <w:bookmarkEnd w:id="44"/>
-    <w:bookmarkStart w:id="51" w:name="the-erd"/>
+    <w:bookmarkEnd w:id="47"/>
+    <w:bookmarkStart w:id="54" w:name="the-erd"/>
     <w:p>
       <w:pPr>
         <w:pStyle w:val="Heading2"/>
@@ -3763,7 +3961,7 @@
       <w:pPr>
         <w:numPr>
           <w:ilvl w:val="0"/>
-          <w:numId w:val="1008"/>
+          <w:numId w:val="1009"/>
         </w:numPr>
         <w:pStyle w:val="Compact"/>
       </w:pPr>
@@ -3862,7 +4060,7 @@
       <w:pPr>
         <w:numPr>
           <w:ilvl w:val="0"/>
-          <w:numId w:val="1008"/>
+          <w:numId w:val="1009"/>
         </w:numPr>
         <w:pStyle w:val="Compact"/>
       </w:pPr>
@@ -3903,7 +4101,7 @@
       <w:pPr>
         <w:numPr>
           <w:ilvl w:val="0"/>
-          <w:numId w:val="1008"/>
+          <w:numId w:val="1009"/>
         </w:numPr>
         <w:pStyle w:val="Compact"/>
       </w:pPr>
@@ -4031,7 +4229,7 @@
       <w:pPr>
         <w:numPr>
           <w:ilvl w:val="0"/>
-          <w:numId w:val="1008"/>
+          <w:numId w:val="1009"/>
         </w:numPr>
         <w:pStyle w:val="Compact"/>
       </w:pPr>
@@ -4059,7 +4257,7 @@
       <w:pPr>
         <w:numPr>
           <w:ilvl w:val="0"/>
-          <w:numId w:val="1008"/>
+          <w:numId w:val="1009"/>
         </w:numPr>
         <w:pStyle w:val="Compact"/>
       </w:pPr>
@@ -4108,141 +4306,12 @@
           <wp:inline>
             <wp:extent cx="5334000" cy="3185583"/>
             <wp:effectExtent b="0" l="0" r="0" t="0"/>
-            <wp:docPr descr="Hiding relationships with the eye on each row" title="" id="46" name="Picture"/>
+            <wp:docPr descr="Hiding relationships with the eye on each row" title="" id="49" name="Picture"/>
             <a:graphic>
               <a:graphicData uri="http://schemas.openxmlformats.org/drawingml/2006/picture">
                 <pic:pic>
                   <pic:nvPicPr>
-                    <pic:cNvPr descr="images/18-erd-eyes.png" id="47" name="Picture"/>
-                    <pic:cNvPicPr>
-                      <a:picLocks noChangeArrowheads="1" noChangeAspect="1"/>
-                    </pic:cNvPicPr>
-                  </pic:nvPicPr>
-                  <pic:blipFill>
-                    <a:blip r:embed="rId45"/>
-                    <a:stretch>
-                      <a:fillRect/>
-                    </a:stretch>
-                  </pic:blipFill>
-                  <pic:spPr bwMode="auto">
-                    <a:xfrm>
-                      <a:off x="0" y="0"/>
-                      <a:ext cx="5334000" cy="3185583"/>
-                    </a:xfrm>
-                    <a:prstGeom prst="rect">
-                      <a:avLst/>
-                    </a:prstGeom>
-                    <a:noFill/>
-                    <a:ln w="9525">
-                      <a:noFill/>
-                      <a:headEnd/>
-                      <a:tailEnd/>
-                    </a:ln>
-                  </pic:spPr>
-                </pic:pic>
-              </a:graphicData>
-            </a:graphic>
-          </wp:inline>
-        </w:drawing>
-      </w:r>
-    </w:p>
-    <w:p>
-      <w:pPr>
-        <w:pStyle w:val="ImageCaption"/>
-      </w:pPr>
-      <w:r>
-        <w:t xml:space="preserve">Hiding relationships with the eye on each row</w:t>
-      </w:r>
-    </w:p>
-    <w:p>
-      <w:pPr>
-        <w:pStyle w:val="BodyText"/>
-      </w:pPr>
-      <w:r>
-        <w:rPr>
-          <w:bCs/>
-          <w:b/>
-        </w:rPr>
-        <w:t xml:space="preserve">1</w:t>
-      </w:r>
-      <w:r>
-        <w:t xml:space="preserve"> </w:t>
-      </w:r>
-      <w:r>
-        <w:t xml:space="preserve">Click to hide a relationship ·</w:t>
-      </w:r>
-      <w:r>
-        <w:t xml:space="preserve"> </w:t>
-      </w:r>
-      <w:r>
-        <w:rPr>
-          <w:bCs/>
-          <w:b/>
-        </w:rPr>
-        <w:t xml:space="preserve">2</w:t>
-      </w:r>
-      <w:r>
-        <w:t xml:space="preserve"> </w:t>
-      </w:r>
-      <w:r>
-        <w:t xml:space="preserve">Hidden: click to show it again ·</w:t>
-      </w:r>
-      <w:r>
-        <w:t xml:space="preserve"> </w:t>
-      </w:r>
-      <w:r>
-        <w:rPr>
-          <w:bCs/>
-          <w:b/>
-        </w:rPr>
-        <w:t xml:space="preserve">3</w:t>
-      </w:r>
-      <w:r>
-        <w:t xml:space="preserve"> </w:t>
-      </w:r>
-      <w:r>
-        <w:t xml:space="preserve">Show all</w:t>
-      </w:r>
-    </w:p>
-    <w:p>
-      <w:pPr>
-        <w:pStyle w:val="BodyText"/>
-      </w:pPr>
-      <w:r>
-        <w:t xml:space="preserve">The diagram opens at the size of your screen, so a large model is readable straight away even where part of it runs past the panel: drag the background or scroll to move around, use the mouse wheel to zoom, or click</w:t>
-      </w:r>
-      <w:r>
-        <w:t xml:space="preserve"> </w:t>
-      </w:r>
-      <w:r>
-        <w:rPr>
-          <w:bCs/>
-          <w:b/>
-        </w:rPr>
-        <w:t xml:space="preserve">Fit</w:t>
-      </w:r>
-      <w:r>
-        <w:t xml:space="preserve"> </w:t>
-      </w:r>
-      <w:r>
-        <w:t xml:space="preserve">to see it all in the panel.</w:t>
-      </w:r>
-    </w:p>
-    <w:p>
-      <w:pPr>
-        <w:pStyle w:val="CaptionedFigure"/>
-      </w:pPr>
-      <w:r>
-        <w:drawing>
-          <wp:inline>
-            <wp:extent cx="5334000" cy="3185583"/>
-            <wp:effectExtent b="0" l="0" r="0" t="0"/>
-            <wp:docPr descr="The ERD" title="" id="49" name="Picture"/>
-            <a:graphic>
-              <a:graphicData uri="http://schemas.openxmlformats.org/drawingml/2006/picture">
-                <pic:pic>
-                  <pic:nvPicPr>
-                    <pic:cNvPr descr="images/05-erd.png" id="50" name="Picture"/>
+                    <pic:cNvPr descr="images/18-erd-eyes.png" id="50" name="Picture"/>
                     <pic:cNvPicPr>
                       <a:picLocks noChangeArrowheads="1" noChangeAspect="1"/>
                     </pic:cNvPicPr>
@@ -4280,7 +4349,7 @@
         <w:pStyle w:val="ImageCaption"/>
       </w:pPr>
       <w:r>
-        <w:t xml:space="preserve">The ERD</w:t>
+        <w:t xml:space="preserve">Hiding relationships with the eye on each row</w:t>
       </w:r>
     </w:p>
     <w:p>
@@ -4298,7 +4367,7 @@
         <w:t xml:space="preserve"> </w:t>
       </w:r>
       <w:r>
-        <w:t xml:space="preserve">Filter tables ·</w:t>
+        <w:t xml:space="preserve">Click to hide a relationship ·</w:t>
       </w:r>
       <w:r>
         <w:t xml:space="preserve"> </w:t>
@@ -4314,7 +4383,7 @@
         <w:t xml:space="preserve"> </w:t>
       </w:r>
       <w:r>
-        <w:t xml:space="preserve">All tables ·</w:t>
+        <w:t xml:space="preserve">Hidden: click to show it again ·</w:t>
       </w:r>
       <w:r>
         <w:t xml:space="preserve"> </w:t>
@@ -4330,55 +4399,7 @@
         <w:t xml:space="preserve"> </w:t>
       </w:r>
       <w:r>
-        <w:t xml:space="preserve">Keys + lookups ·</w:t>
-      </w:r>
-      <w:r>
-        <w:t xml:space="preserve"> </w:t>
-      </w:r>
-      <w:r>
-        <w:rPr>
-          <w:bCs/>
-          <w:b/>
-        </w:rPr>
-        <w:t xml:space="preserve">4</w:t>
-      </w:r>
-      <w:r>
-        <w:t xml:space="preserve"> </w:t>
-      </w:r>
-      <w:r>
-        <w:t xml:space="preserve">Layout and options ·</w:t>
-      </w:r>
-      <w:r>
-        <w:t xml:space="preserve"> </w:t>
-      </w:r>
-      <w:r>
-        <w:rPr>
-          <w:bCs/>
-          <w:b/>
-        </w:rPr>
-        <w:t xml:space="preserve">5</w:t>
-      </w:r>
-      <w:r>
-        <w:t xml:space="preserve"> </w:t>
-      </w:r>
-      <w:r>
-        <w:t xml:space="preserve">Export ▾ ·</w:t>
-      </w:r>
-      <w:r>
-        <w:t xml:space="preserve"> </w:t>
-      </w:r>
-      <w:r>
-        <w:rPr>
-          <w:bCs/>
-          <w:b/>
-        </w:rPr>
-        <w:t xml:space="preserve">6</w:t>
-      </w:r>
-      <w:r>
-        <w:t xml:space="preserve"> </w:t>
-      </w:r>
-      <w:r>
-        <w:t xml:space="preserve">draw.io</w:t>
+        <w:t xml:space="preserve">Show all</w:t>
       </w:r>
     </w:p>
     <w:p>
@@ -4386,455 +4407,23 @@
         <w:pStyle w:val="BodyText"/>
       </w:pPr>
       <w:r>
-        <w:rPr>
-          <w:bCs/>
-          <w:b/>
-        </w:rPr>
-        <w:t xml:space="preserve">Reading the lines.</w:t>
-      </w:r>
-      <w:r>
-        <w:t xml:space="preserve"> </w:t>
-      </w:r>
-      <w:r>
-        <w:t xml:space="preserve">Lines use crow’s-foot ends: a fork for</w:t>
-      </w:r>
-      <w:r>
-        <w:t xml:space="preserve"> </w:t>
-      </w:r>
-      <w:r>
-        <w:t xml:space="preserve">“</w:t>
-      </w:r>
-      <w:r>
-        <w:t xml:space="preserve">many</w:t>
-      </w:r>
-      <w:r>
-        <w:t xml:space="preserve">”</w:t>
-      </w:r>
-      <w:r>
-        <w:t xml:space="preserve">, bars for</w:t>
-      </w:r>
-      <w:r>
-        <w:t xml:space="preserve"> </w:t>
-      </w:r>
-      <w:r>
-        <w:t xml:space="preserve">“</w:t>
-      </w:r>
-      <w:r>
-        <w:t xml:space="preserve">one</w:t>
-      </w:r>
-      <w:r>
-        <w:t xml:space="preserve">”</w:t>
-      </w:r>
-      <w:r>
-        <w:t xml:space="preserve">, a circle for</w:t>
-      </w:r>
-      <w:r>
-        <w:t xml:space="preserve"> </w:t>
-      </w:r>
-      <w:r>
-        <w:t xml:space="preserve">“</w:t>
-      </w:r>
-      <w:r>
-        <w:t xml:space="preserve">zero</w:t>
-      </w:r>
-      <w:r>
-        <w:t xml:space="preserve">”</w:t>
-      </w:r>
-      <w:r>
-        <w:t xml:space="preserve">. A line shows its ends only where the relationship type is recorded in the workbook. A small arrow in the middle points to the table being looked up. A relationship whose type isn’t recorded is drawn as a plain grey line and listed in Checks for review; N:N relationships are dashed. Custom tables have a pink border; standard tables and tables referenced but not in the workbook have a plain one.</w:t>
-      </w:r>
-    </w:p>
-    <w:p>
-      <w:pPr>
-        <w:pStyle w:val="BodyText"/>
-      </w:pPr>
-      <w:r>
-        <w:rPr>
-          <w:bCs/>
-          <w:b/>
-        </w:rPr>
-        <w:t xml:space="preserve">Options</w:t>
-      </w:r>
-      <w:r>
-        <w:t xml:space="preserve"> </w:t>
-      </w:r>
-      <w:r>
-        <w:t xml:space="preserve">(under Layout and options). Ticking a table also ticks the tables it relates to; show tables the ticked tables look up to; include tables not in the workbook; hide tables with no relationships; hide user, team and business unit; merge lines between the same two tables; colour by area.</w:t>
-      </w:r>
-    </w:p>
-    <w:p>
-      <w:pPr>
-        <w:pStyle w:val="BodyText"/>
-      </w:pPr>
-      <w:r>
-        <w:rPr>
-          <w:bCs/>
-          <w:b/>
-        </w:rPr>
-        <w:t xml:space="preserve">Exports.</w:t>
-      </w:r>
-      <w:r>
-        <w:t xml:space="preserve"> </w:t>
-      </w:r>
-      <w:r>
-        <w:rPr>
-          <w:bCs/>
-          <w:b/>
-        </w:rPr>
-        <w:t xml:space="preserve">Export ▾</w:t>
-      </w:r>
-      <w:r>
-        <w:t xml:space="preserve"> </w:t>
-      </w:r>
-      <w:r>
-        <w:t xml:space="preserve">above the diagram:</w:t>
-      </w:r>
-      <w:r>
-        <w:t xml:space="preserve"> </w:t>
-      </w:r>
-      <w:r>
-        <w:rPr>
-          <w:bCs/>
-          <w:b/>
-        </w:rPr>
-        <w:t xml:space="preserve">draw.io</w:t>
-      </w:r>
-      <w:r>
-        <w:t xml:space="preserve"> </w:t>
-      </w:r>
-      <w:r>
-        <w:t xml:space="preserve">(an editable diagram),</w:t>
-      </w:r>
-      <w:r>
-        <w:t xml:space="preserve"> </w:t>
-      </w:r>
-      <w:r>
-        <w:rPr>
-          <w:bCs/>
-          <w:b/>
-        </w:rPr>
-        <w:t xml:space="preserve">SVG</w:t>
-      </w:r>
-      <w:r>
-        <w:t xml:space="preserve">,</w:t>
-      </w:r>
-      <w:r>
-        <w:t xml:space="preserve"> </w:t>
-      </w:r>
-      <w:r>
-        <w:rPr>
-          <w:bCs/>
-          <w:b/>
-        </w:rPr>
-        <w:t xml:space="preserve">PNG</w:t>
-      </w:r>
-      <w:r>
-        <w:t xml:space="preserve">,</w:t>
-      </w:r>
-      <w:r>
-        <w:t xml:space="preserve"> </w:t>
-      </w:r>
-      <w:r>
-        <w:rPr>
-          <w:bCs/>
-          <w:b/>
-        </w:rPr>
-        <w:t xml:space="preserve">Mermaid (.mmd)</w:t>
-      </w:r>
-      <w:r>
-        <w:t xml:space="preserve">,</w:t>
-      </w:r>
-      <w:r>
-        <w:t xml:space="preserve"> </w:t>
-      </w:r>
-      <w:r>
-        <w:rPr>
-          <w:bCs/>
-          <w:b/>
-        </w:rPr>
-        <w:t xml:space="preserve">Copy Mermaid</w:t>
-      </w:r>
-      <w:r>
-        <w:t xml:space="preserve"> </w:t>
-      </w:r>
-      <w:r>
-        <w:t xml:space="preserve">and</w:t>
-      </w:r>
-      <w:r>
-        <w:t xml:space="preserve"> </w:t>
-      </w:r>
-      <w:r>
-        <w:rPr>
-          <w:bCs/>
-          <w:b/>
-        </w:rPr>
-        <w:t xml:space="preserve">Show Mermaid source</w:t>
-      </w:r>
-      <w:r>
-        <w:t xml:space="preserve">. Exports show what you see: the tables you picked, your layout, and only the relationships you have not hidden. The eyes are left out. A whole large model is hard to read, so a few dozen tables at a time usually works best.</w:t>
-      </w:r>
-    </w:p>
-    <w:bookmarkEnd w:id="51"/>
-    <w:bookmarkStart w:id="55" w:name="browsing-and-searching-tables"/>
-    <w:p>
-      <w:pPr>
-        <w:pStyle w:val="Heading2"/>
-      </w:pPr>
-      <w:r>
-        <w:t xml:space="preserve">Browsing and searching tables</w:t>
-      </w:r>
-    </w:p>
-    <w:p>
-      <w:pPr>
-        <w:pStyle w:val="FirstParagraph"/>
-      </w:pPr>
-      <w:r>
-        <w:t xml:space="preserve">Every table tab is a page: its details along the top, counts by field type, and the field list.</w:t>
-      </w:r>
-      <w:r>
-        <w:t xml:space="preserve"> </w:t>
-      </w:r>
-      <w:r>
-        <w:rPr>
-          <w:bCs/>
-          <w:b/>
-        </w:rPr>
-        <w:t xml:space="preserve">All fields</w:t>
-      </w:r>
-      <w:r>
-        <w:t xml:space="preserve"> </w:t>
-      </w:r>
-      <w:r>
-        <w:t xml:space="preserve">in the sidebar lists every field of every table in one searchable view.</w:t>
-      </w:r>
-    </w:p>
-    <w:p>
-      <w:pPr>
-        <w:numPr>
-          <w:ilvl w:val="0"/>
-          <w:numId w:val="1009"/>
-        </w:numPr>
-        <w:pStyle w:val="Compact"/>
-      </w:pPr>
-      <w:r>
-        <w:rPr>
-          <w:bCs/>
-          <w:b/>
-        </w:rPr>
-        <w:t xml:space="preserve">Sidebar.</w:t>
-      </w:r>
-      <w:r>
-        <w:t xml:space="preserve"> </w:t>
-      </w:r>
-      <w:r>
-        <w:t xml:space="preserve">Tables grouped by area, with their field and lookup counts. Type in the box at the top to filter by name or logical name.</w:t>
-      </w:r>
-    </w:p>
-    <w:p>
-      <w:pPr>
-        <w:numPr>
-          <w:ilvl w:val="0"/>
-          <w:numId w:val="1009"/>
-        </w:numPr>
-        <w:pStyle w:val="Compact"/>
-      </w:pPr>
-      <w:r>
-        <w:rPr>
-          <w:bCs/>
-          <w:b/>
-        </w:rPr>
-        <w:t xml:space="preserve">Search.</w:t>
-      </w:r>
-      <w:r>
-        <w:t xml:space="preserve"> </w:t>
-      </w:r>
-      <w:r>
-        <w:t xml:space="preserve">The box in the header (shortcut</w:t>
-      </w:r>
-      <w:r>
-        <w:t xml:space="preserve"> </w:t>
-      </w:r>
-      <w:r>
-        <w:rPr>
-          <w:rStyle w:val="VerbatimChar"/>
-        </w:rPr>
-        <w:t xml:space="preserve">/</w:t>
-      </w:r>
-      <w:r>
-        <w:t xml:space="preserve">) searches the open table, or every field in</w:t>
-      </w:r>
-      <w:r>
-        <w:t xml:space="preserve"> </w:t>
-      </w:r>
-      <w:r>
-        <w:rPr>
-          <w:bCs/>
-          <w:b/>
-        </w:rPr>
-        <w:t xml:space="preserve">All fields</w:t>
-      </w:r>
-      <w:r>
-        <w:t xml:space="preserve">.</w:t>
-      </w:r>
-    </w:p>
-    <w:p>
-      <w:pPr>
-        <w:numPr>
-          <w:ilvl w:val="0"/>
-          <w:numId w:val="1009"/>
-        </w:numPr>
-        <w:pStyle w:val="Compact"/>
-      </w:pPr>
-      <w:r>
-        <w:rPr>
-          <w:bCs/>
-          <w:b/>
-        </w:rPr>
-        <w:t xml:space="preserve">Back.</w:t>
-      </w:r>
-      <w:r>
-        <w:t xml:space="preserve"> </w:t>
-      </w:r>
-      <w:r>
-        <w:t xml:space="preserve">The ← button beside the search box returns to the previous screen (a table, the Overview, Checks, the ERD), as do the browser’s Back,</w:t>
-      </w:r>
-      <w:r>
-        <w:t xml:space="preserve"> </w:t>
-      </w:r>
-      <w:r>
-        <w:rPr>
-          <w:rStyle w:val="VerbatimChar"/>
-        </w:rPr>
-        <w:t xml:space="preserve">Alt</w:t>
-      </w:r>
-      <w:r>
-        <w:t xml:space="preserve">+</w:t>
-      </w:r>
-      <w:r>
-        <w:rPr>
-          <w:rStyle w:val="VerbatimChar"/>
-        </w:rPr>
-        <w:t xml:space="preserve">←</w:t>
-      </w:r>
-      <w:r>
-        <w:t xml:space="preserve"> </w:t>
-      </w:r>
-      <w:r>
-        <w:t xml:space="preserve">and a mouse’s back button.</w:t>
-      </w:r>
-    </w:p>
-    <w:p>
-      <w:pPr>
-        <w:numPr>
-          <w:ilvl w:val="0"/>
-          <w:numId w:val="1009"/>
-        </w:numPr>
-        <w:pStyle w:val="Compact"/>
-      </w:pPr>
-      <w:r>
-        <w:rPr>
-          <w:bCs/>
-          <w:b/>
-        </w:rPr>
-        <w:t xml:space="preserve">Column filters.</w:t>
-      </w:r>
-      <w:r>
-        <w:t xml:space="preserve"> </w:t>
-      </w:r>
-      <w:r>
-        <w:t xml:space="preserve">The funnel icon on any column header filters by its values. Active filters show above the grid with a × to clear each one.</w:t>
-      </w:r>
-    </w:p>
-    <w:p>
-      <w:pPr>
-        <w:numPr>
-          <w:ilvl w:val="0"/>
-          <w:numId w:val="1009"/>
-        </w:numPr>
-        <w:pStyle w:val="Compact"/>
-      </w:pPr>
-      <w:r>
-        <w:rPr>
-          <w:bCs/>
-          <w:b/>
-        </w:rPr>
-        <w:t xml:space="preserve">Quick filters.</w:t>
-      </w:r>
-      <w:r>
-        <w:t xml:space="preserve"> </w:t>
-      </w:r>
-      <w:r>
-        <w:rPr>
-          <w:bCs/>
-          <w:b/>
-        </w:rPr>
-        <w:t xml:space="preserve">Edited only</w:t>
-      </w:r>
-      <w:r>
-        <w:t xml:space="preserve"> </w:t>
-      </w:r>
-      <w:r>
-        <w:t xml:space="preserve">shows rows you have changed;</w:t>
-      </w:r>
-      <w:r>
-        <w:t xml:space="preserve"> </w:t>
-      </w:r>
-      <w:r>
-        <w:rPr>
-          <w:bCs/>
-          <w:b/>
-        </w:rPr>
-        <w:t xml:space="preserve">Area</w:t>
-      </w:r>
-      <w:r>
-        <w:t xml:space="preserve"> </w:t>
-      </w:r>
-      <w:r>
-        <w:t xml:space="preserve">(in All fields) limits the list to areas; the counts by field type filter to that type when clicked.</w:t>
-      </w:r>
-    </w:p>
-    <w:p>
-      <w:pPr>
-        <w:numPr>
-          <w:ilvl w:val="0"/>
-          <w:numId w:val="1009"/>
-        </w:numPr>
-        <w:pStyle w:val="Compact"/>
-      </w:pPr>
-      <w:r>
-        <w:rPr>
-          <w:bCs/>
-          <w:b/>
-        </w:rPr>
-        <w:t xml:space="preserve">Columns ▾</w:t>
-      </w:r>
-      <w:r>
-        <w:t xml:space="preserve"> </w:t>
-      </w:r>
-      <w:r>
-        <w:t xml:space="preserve">shows or hides columns. Schema Name, Type and Relationship Name are hidden by default.</w:t>
-      </w:r>
-    </w:p>
-    <w:p>
-      <w:pPr>
-        <w:numPr>
-          <w:ilvl w:val="0"/>
-          <w:numId w:val="1009"/>
-        </w:numPr>
-        <w:pStyle w:val="Compact"/>
-      </w:pPr>
-      <w:r>
-        <w:rPr>
-          <w:bCs/>
-          <w:b/>
-        </w:rPr>
-        <w:t xml:space="preserve">Expand / Collapse all rows</w:t>
-      </w:r>
-      <w:r>
-        <w:t xml:space="preserve"> </w:t>
-      </w:r>
-      <w:r>
-        <w:t xml:space="preserve">switches between full text and two-line rows; the ▾ on a row does it for that row.</w:t>
+        <w:t xml:space="preserve">The diagram opens at the size of your screen, so a large model is readable straight away even where part of it runs past the panel: drag the background or scroll to move around, use the mouse wheel to zoom, or click</w:t>
+      </w:r>
+      <w:r>
+        <w:t xml:space="preserve"> </w:t>
+      </w:r>
+      <w:r>
+        <w:rPr>
+          <w:bCs/>
+          <w:b/>
+        </w:rPr>
+        <w:t xml:space="preserve">Fit</w:t>
+      </w:r>
+      <w:r>
+        <w:t xml:space="preserve"> </w:t>
+      </w:r>
+      <w:r>
+        <w:t xml:space="preserve">to see it all in the panel.</w:t>
       </w:r>
     </w:p>
     <w:p>
@@ -4846,18 +4435,18 @@
           <wp:inline>
             <wp:extent cx="5334000" cy="3185583"/>
             <wp:effectExtent b="0" l="0" r="0" t="0"/>
-            <wp:docPr descr="A table page" title="" id="53" name="Picture"/>
+            <wp:docPr descr="The ERD" title="" id="52" name="Picture"/>
             <a:graphic>
               <a:graphicData uri="http://schemas.openxmlformats.org/drawingml/2006/picture">
                 <pic:pic>
                   <pic:nvPicPr>
-                    <pic:cNvPr descr="images/06-table.png" id="54" name="Picture"/>
+                    <pic:cNvPr descr="images/05-erd.png" id="53" name="Picture"/>
                     <pic:cNvPicPr>
                       <a:picLocks noChangeArrowheads="1" noChangeAspect="1"/>
                     </pic:cNvPicPr>
                   </pic:nvPicPr>
                   <pic:blipFill>
-                    <a:blip r:embed="rId52"/>
+                    <a:blip r:embed="rId51"/>
                     <a:stretch>
                       <a:fillRect/>
                     </a:stretch>
@@ -4889,7 +4478,7 @@
         <w:pStyle w:val="ImageCaption"/>
       </w:pPr>
       <w:r>
-        <w:t xml:space="preserve">A table page</w:t>
+        <w:t xml:space="preserve">The ERD</w:t>
       </w:r>
     </w:p>
     <w:p>
@@ -4907,7 +4496,7 @@
         <w:t xml:space="preserve"> </w:t>
       </w:r>
       <w:r>
-        <w:t xml:space="preserve">Search ·</w:t>
+        <w:t xml:space="preserve">Filter tables ·</w:t>
       </w:r>
       <w:r>
         <w:t xml:space="preserve"> </w:t>
@@ -4923,7 +4512,7 @@
         <w:t xml:space="preserve"> </w:t>
       </w:r>
       <w:r>
-        <w:t xml:space="preserve">＋ Add field ·</w:t>
+        <w:t xml:space="preserve">All tables ·</w:t>
       </w:r>
       <w:r>
         <w:t xml:space="preserve"> </w:t>
@@ -4939,7 +4528,7 @@
         <w:t xml:space="preserve"> </w:t>
       </w:r>
       <w:r>
-        <w:t xml:space="preserve">Columns ▾ ·</w:t>
+        <w:t xml:space="preserve">Keys + lookups ·</w:t>
       </w:r>
       <w:r>
         <w:t xml:space="preserve"> </w:t>
@@ -4955,7 +4544,7 @@
         <w:t xml:space="preserve"> </w:t>
       </w:r>
       <w:r>
-        <w:t xml:space="preserve">Column filter ·</w:t>
+        <w:t xml:space="preserve">Layout and options ·</w:t>
       </w:r>
       <w:r>
         <w:t xml:space="preserve"> </w:t>
@@ -4971,17 +4560,250 @@
         <w:t xml:space="preserve"> </w:t>
       </w:r>
       <w:r>
-        <w:t xml:space="preserve">✎ Table details</w:t>
-      </w:r>
-    </w:p>
-    <w:bookmarkEnd w:id="55"/>
-    <w:bookmarkStart w:id="59" w:name="editing-values"/>
+        <w:t xml:space="preserve">Export ▾ ·</w:t>
+      </w:r>
+      <w:r>
+        <w:t xml:space="preserve"> </w:t>
+      </w:r>
+      <w:r>
+        <w:rPr>
+          <w:bCs/>
+          <w:b/>
+        </w:rPr>
+        <w:t xml:space="preserve">6</w:t>
+      </w:r>
+      <w:r>
+        <w:t xml:space="preserve"> </w:t>
+      </w:r>
+      <w:r>
+        <w:t xml:space="preserve">draw.io</w:t>
+      </w:r>
+    </w:p>
+    <w:p>
+      <w:pPr>
+        <w:pStyle w:val="BodyText"/>
+      </w:pPr>
+      <w:r>
+        <w:rPr>
+          <w:bCs/>
+          <w:b/>
+        </w:rPr>
+        <w:t xml:space="preserve">Reading the lines.</w:t>
+      </w:r>
+      <w:r>
+        <w:t xml:space="preserve"> </w:t>
+      </w:r>
+      <w:r>
+        <w:t xml:space="preserve">Lines use crow’s-foot ends: a fork for</w:t>
+      </w:r>
+      <w:r>
+        <w:t xml:space="preserve"> </w:t>
+      </w:r>
+      <w:r>
+        <w:t xml:space="preserve">“</w:t>
+      </w:r>
+      <w:r>
+        <w:t xml:space="preserve">many</w:t>
+      </w:r>
+      <w:r>
+        <w:t xml:space="preserve">”</w:t>
+      </w:r>
+      <w:r>
+        <w:t xml:space="preserve">, bars for</w:t>
+      </w:r>
+      <w:r>
+        <w:t xml:space="preserve"> </w:t>
+      </w:r>
+      <w:r>
+        <w:t xml:space="preserve">“</w:t>
+      </w:r>
+      <w:r>
+        <w:t xml:space="preserve">one</w:t>
+      </w:r>
+      <w:r>
+        <w:t xml:space="preserve">”</w:t>
+      </w:r>
+      <w:r>
+        <w:t xml:space="preserve">, a circle for</w:t>
+      </w:r>
+      <w:r>
+        <w:t xml:space="preserve"> </w:t>
+      </w:r>
+      <w:r>
+        <w:t xml:space="preserve">“</w:t>
+      </w:r>
+      <w:r>
+        <w:t xml:space="preserve">zero</w:t>
+      </w:r>
+      <w:r>
+        <w:t xml:space="preserve">”</w:t>
+      </w:r>
+      <w:r>
+        <w:t xml:space="preserve">. A line shows its ends only where the relationship type is recorded in the workbook. A small arrow in the middle points to the table being looked up. A relationship whose type isn’t recorded is drawn as a plain grey line and listed in Checks for review; N:N relationships are dashed. Custom tables have a pink border; standard tables and tables referenced but not in the workbook have a plain one.</w:t>
+      </w:r>
+    </w:p>
+    <w:p>
+      <w:pPr>
+        <w:pStyle w:val="BodyText"/>
+      </w:pPr>
+      <w:r>
+        <w:rPr>
+          <w:bCs/>
+          <w:b/>
+        </w:rPr>
+        <w:t xml:space="preserve">Options</w:t>
+      </w:r>
+      <w:r>
+        <w:t xml:space="preserve"> </w:t>
+      </w:r>
+      <w:r>
+        <w:t xml:space="preserve">(under Layout and options). Ticking a table also ticks the tables it relates to; show tables the ticked tables look up to; include tables not in the workbook; hide tables with no relationships; hide user, team and business unit; merge lines between the same two tables; colour by area.</w:t>
+      </w:r>
+    </w:p>
+    <w:p>
+      <w:pPr>
+        <w:pStyle w:val="BodyText"/>
+      </w:pPr>
+      <w:r>
+        <w:rPr>
+          <w:bCs/>
+          <w:b/>
+        </w:rPr>
+        <w:t xml:space="preserve">Exports.</w:t>
+      </w:r>
+      <w:r>
+        <w:t xml:space="preserve"> </w:t>
+      </w:r>
+      <w:r>
+        <w:rPr>
+          <w:bCs/>
+          <w:b/>
+        </w:rPr>
+        <w:t xml:space="preserve">Export ▾</w:t>
+      </w:r>
+      <w:r>
+        <w:t xml:space="preserve"> </w:t>
+      </w:r>
+      <w:r>
+        <w:t xml:space="preserve">above the diagram:</w:t>
+      </w:r>
+      <w:r>
+        <w:t xml:space="preserve"> </w:t>
+      </w:r>
+      <w:r>
+        <w:rPr>
+          <w:bCs/>
+          <w:b/>
+        </w:rPr>
+        <w:t xml:space="preserve">draw.io</w:t>
+      </w:r>
+      <w:r>
+        <w:t xml:space="preserve"> </w:t>
+      </w:r>
+      <w:r>
+        <w:t xml:space="preserve">(an editable diagram),</w:t>
+      </w:r>
+      <w:r>
+        <w:t xml:space="preserve"> </w:t>
+      </w:r>
+      <w:r>
+        <w:rPr>
+          <w:bCs/>
+          <w:b/>
+        </w:rPr>
+        <w:t xml:space="preserve">SVG</w:t>
+      </w:r>
+      <w:r>
+        <w:t xml:space="preserve">,</w:t>
+      </w:r>
+      <w:r>
+        <w:t xml:space="preserve"> </w:t>
+      </w:r>
+      <w:r>
+        <w:rPr>
+          <w:bCs/>
+          <w:b/>
+        </w:rPr>
+        <w:t xml:space="preserve">PNG</w:t>
+      </w:r>
+      <w:r>
+        <w:t xml:space="preserve">,</w:t>
+      </w:r>
+      <w:r>
+        <w:t xml:space="preserve"> </w:t>
+      </w:r>
+      <w:r>
+        <w:rPr>
+          <w:bCs/>
+          <w:b/>
+        </w:rPr>
+        <w:t xml:space="preserve">Mermaid (.mmd)</w:t>
+      </w:r>
+      <w:r>
+        <w:t xml:space="preserve">,</w:t>
+      </w:r>
+      <w:r>
+        <w:t xml:space="preserve"> </w:t>
+      </w:r>
+      <w:r>
+        <w:rPr>
+          <w:bCs/>
+          <w:b/>
+        </w:rPr>
+        <w:t xml:space="preserve">Copy Mermaid</w:t>
+      </w:r>
+      <w:r>
+        <w:t xml:space="preserve"> </w:t>
+      </w:r>
+      <w:r>
+        <w:t xml:space="preserve">and</w:t>
+      </w:r>
+      <w:r>
+        <w:t xml:space="preserve"> </w:t>
+      </w:r>
+      <w:r>
+        <w:rPr>
+          <w:bCs/>
+          <w:b/>
+        </w:rPr>
+        <w:t xml:space="preserve">Show Mermaid source</w:t>
+      </w:r>
+      <w:r>
+        <w:t xml:space="preserve">. Exports show what you see: the tables you picked, your layout, and only the relationships you have not hidden. The eyes are left out. A whole large model is hard to read, so a few dozen tables at a time usually works best.</w:t>
+      </w:r>
+    </w:p>
+    <w:bookmarkEnd w:id="54"/>
+    <w:bookmarkStart w:id="58" w:name="browsing-and-searching-tables"/>
     <w:p>
       <w:pPr>
         <w:pStyle w:val="Heading2"/>
       </w:pPr>
       <w:r>
-        <w:t xml:space="preserve">Editing values</w:t>
+        <w:t xml:space="preserve">Browsing and searching tables</w:t>
+      </w:r>
+    </w:p>
+    <w:p>
+      <w:pPr>
+        <w:pStyle w:val="FirstParagraph"/>
+      </w:pPr>
+      <w:r>
+        <w:t xml:space="preserve">Every table tab is a page: its details along the top, counts by field type, and the field list.</w:t>
+      </w:r>
+      <w:r>
+        <w:t xml:space="preserve"> </w:t>
+      </w:r>
+      <w:r>
+        <w:rPr>
+          <w:bCs/>
+          <w:b/>
+        </w:rPr>
+        <w:t xml:space="preserve">All fields</w:t>
+      </w:r>
+      <w:r>
+        <w:t xml:space="preserve"> </w:t>
+      </w:r>
+      <w:r>
+        <w:t xml:space="preserve">in the sidebar lists every field of every table in one searchable view.</w:t>
       </w:r>
     </w:p>
     <w:p>
@@ -4997,67 +4819,13 @@
           <w:bCs/>
           <w:b/>
         </w:rPr>
-        <w:t xml:space="preserve">Double-click a cell</w:t>
-      </w:r>
-      <w:r>
-        <w:t xml:space="preserve"> </w:t>
-      </w:r>
-      <w:r>
-        <w:t xml:space="preserve">to edit it, or click a row to open its panel on the right and click a value there.</w:t>
-      </w:r>
-      <w:r>
-        <w:t xml:space="preserve"> </w:t>
-      </w:r>
-      <w:r>
-        <w:rPr>
-          <w:rStyle w:val="VerbatimChar"/>
-        </w:rPr>
-        <w:t xml:space="preserve">Enter</w:t>
-      </w:r>
-      <w:r>
-        <w:t xml:space="preserve"> </w:t>
-      </w:r>
-      <w:r>
-        <w:t xml:space="preserve">saves,</w:t>
-      </w:r>
-      <w:r>
-        <w:t xml:space="preserve"> </w:t>
-      </w:r>
-      <w:r>
-        <w:rPr>
-          <w:rStyle w:val="VerbatimChar"/>
-        </w:rPr>
-        <w:t xml:space="preserve">Esc</w:t>
-      </w:r>
-      <w:r>
-        <w:t xml:space="preserve"> </w:t>
-      </w:r>
-      <w:r>
-        <w:t xml:space="preserve">cancels,</w:t>
-      </w:r>
-      <w:r>
-        <w:t xml:space="preserve"> </w:t>
-      </w:r>
-      <w:r>
-        <w:rPr>
-          <w:rStyle w:val="VerbatimChar"/>
-        </w:rPr>
-        <w:t xml:space="preserve">Shift</w:t>
-      </w:r>
-      <w:r>
-        <w:t xml:space="preserve">+</w:t>
-      </w:r>
-      <w:r>
-        <w:rPr>
-          <w:rStyle w:val="VerbatimChar"/>
-        </w:rPr>
-        <w:t xml:space="preserve">Enter</w:t>
-      </w:r>
-      <w:r>
-        <w:t xml:space="preserve"> </w:t>
-      </w:r>
-      <w:r>
-        <w:t xml:space="preserve">starts a new line in long text.</w:t>
+        <w:t xml:space="preserve">Sidebar.</w:t>
+      </w:r>
+      <w:r>
+        <w:t xml:space="preserve"> </w:t>
+      </w:r>
+      <w:r>
+        <w:t xml:space="preserve">Tables grouped by area, with their field and lookup counts. Type in the box at the top to filter by name or logical name.</w:t>
       </w:r>
     </w:p>
     <w:p>
@@ -5069,36 +4837,42 @@
         <w:pStyle w:val="Compact"/>
       </w:pPr>
       <w:r>
-        <w:t xml:space="preserve">Columns with a fixed set of values (Attribute Type, Required Level, Relationship Type, Cascade Delete and similar) edit as a</w:t>
-      </w:r>
-      <w:r>
-        <w:t xml:space="preserve"> </w:t>
-      </w:r>
-      <w:r>
-        <w:rPr>
-          <w:bCs/>
-          <w:b/>
-        </w:rPr>
-        <w:t xml:space="preserve">dropdown</w:t>
-      </w:r>
-      <w:r>
-        <w:t xml:space="preserve">;</w:t>
-      </w:r>
-      <w:r>
-        <w:t xml:space="preserve"> </w:t>
-      </w:r>
-      <w:r>
-        <w:rPr>
-          <w:bCs/>
-          <w:b/>
-        </w:rPr>
-        <w:t xml:space="preserve">＋ New value…</w:t>
-      </w:r>
-      <w:r>
-        <w:t xml:space="preserve"> </w:t>
-      </w:r>
-      <w:r>
-        <w:t xml:space="preserve">adds one.</w:t>
+        <w:rPr>
+          <w:bCs/>
+          <w:b/>
+        </w:rPr>
+        <w:t xml:space="preserve">Search.</w:t>
+      </w:r>
+      <w:r>
+        <w:t xml:space="preserve"> </w:t>
+      </w:r>
+      <w:r>
+        <w:t xml:space="preserve">The box in the header (shortcut</w:t>
+      </w:r>
+      <w:r>
+        <w:t xml:space="preserve"> </w:t>
+      </w:r>
+      <w:r>
+        <w:rPr>
+          <w:rStyle w:val="VerbatimChar"/>
+        </w:rPr>
+        <w:t xml:space="preserve">/</w:t>
+      </w:r>
+      <w:r>
+        <w:t xml:space="preserve">) searches the open table, or every field in</w:t>
+      </w:r>
+      <w:r>
+        <w:t xml:space="preserve"> </w:t>
+      </w:r>
+      <w:r>
+        <w:rPr>
+          <w:bCs/>
+          <w:b/>
+        </w:rPr>
+        <w:t xml:space="preserve">All fields</w:t>
+      </w:r>
+      <w:r>
+        <w:t xml:space="preserve">.</w:t>
       </w:r>
     </w:p>
     <w:p>
@@ -5110,36 +4884,41 @@
         <w:pStyle w:val="Compact"/>
       </w:pPr>
       <w:r>
-        <w:t xml:space="preserve">Edited cells are highlighted. The row panel shows the original value with</w:t>
-      </w:r>
-      <w:r>
-        <w:t xml:space="preserve"> </w:t>
-      </w:r>
-      <w:r>
-        <w:rPr>
-          <w:bCs/>
-          <w:b/>
-        </w:rPr>
-        <w:t xml:space="preserve">revert</w:t>
-      </w:r>
-      <w:r>
-        <w:t xml:space="preserve">, and the</w:t>
-      </w:r>
-      <w:r>
-        <w:t xml:space="preserve"> </w:t>
-      </w:r>
-      <w:r>
-        <w:rPr>
-          <w:bCs/>
-          <w:b/>
-        </w:rPr>
-        <w:t xml:space="preserve">Changes</w:t>
-      </w:r>
-      <w:r>
-        <w:t xml:space="preserve"> </w:t>
-      </w:r>
-      <w:r>
-        <w:t xml:space="preserve">button lists every edit.</w:t>
+        <w:rPr>
+          <w:bCs/>
+          <w:b/>
+        </w:rPr>
+        <w:t xml:space="preserve">Back.</w:t>
+      </w:r>
+      <w:r>
+        <w:t xml:space="preserve"> </w:t>
+      </w:r>
+      <w:r>
+        <w:t xml:space="preserve">The ← button beside the search box returns to the previous screen (a table, the Overview, Checks, the ERD), as do the browser’s Back,</w:t>
+      </w:r>
+      <w:r>
+        <w:t xml:space="preserve"> </w:t>
+      </w:r>
+      <w:r>
+        <w:rPr>
+          <w:rStyle w:val="VerbatimChar"/>
+        </w:rPr>
+        <w:t xml:space="preserve">Alt</w:t>
+      </w:r>
+      <w:r>
+        <w:t xml:space="preserve">+</w:t>
+      </w:r>
+      <w:r>
+        <w:rPr>
+          <w:rStyle w:val="VerbatimChar"/>
+        </w:rPr>
+        <w:t xml:space="preserve">←</w:t>
+      </w:r>
+      <w:r>
+        <w:t xml:space="preserve"> </w:t>
+      </w:r>
+      <w:r>
+        <w:t xml:space="preserve">and a mouse’s back button.</w:t>
       </w:r>
     </w:p>
     <w:p>
@@ -5151,37 +4930,17 @@
         <w:pStyle w:val="Compact"/>
       </w:pPr>
       <w:r>
-        <w:t xml:space="preserve">In the row panel,</w:t>
-      </w:r>
-      <w:r>
-        <w:t xml:space="preserve"> </w:t>
-      </w:r>
-      <w:r>
-        <w:rPr>
-          <w:rStyle w:val="VerbatimChar"/>
-        </w:rPr>
-        <w:t xml:space="preserve">j</w:t>
-      </w:r>
-      <w:r>
-        <w:t xml:space="preserve"> </w:t>
-      </w:r>
-      <w:r>
-        <w:t xml:space="preserve">and</w:t>
-      </w:r>
-      <w:r>
-        <w:t xml:space="preserve"> </w:t>
-      </w:r>
-      <w:r>
-        <w:rPr>
-          <w:rStyle w:val="VerbatimChar"/>
-        </w:rPr>
-        <w:t xml:space="preserve">k</w:t>
-      </w:r>
-      <w:r>
-        <w:t xml:space="preserve"> </w:t>
-      </w:r>
-      <w:r>
-        <w:t xml:space="preserve">(or ↑ ↓) move to the next and previous row.</w:t>
+        <w:rPr>
+          <w:bCs/>
+          <w:b/>
+        </w:rPr>
+        <w:t xml:space="preserve">Column filters.</w:t>
+      </w:r>
+      <w:r>
+        <w:t xml:space="preserve"> </w:t>
+      </w:r>
+      <w:r>
+        <w:t xml:space="preserve">The funnel icon on any column header filters by its values. Active filters show above the grid with a × to clear each one.</w:t>
       </w:r>
     </w:p>
     <w:p>
@@ -5193,70 +4952,43 @@
         <w:pStyle w:val="Compact"/>
       </w:pPr>
       <w:r>
-        <w:t xml:space="preserve">Changing a field’s</w:t>
-      </w:r>
-      <w:r>
-        <w:t xml:space="preserve"> </w:t>
-      </w:r>
-      <w:r>
-        <w:rPr>
-          <w:bCs/>
-          <w:b/>
-        </w:rPr>
-        <w:t xml:space="preserve">Attribute Type</w:t>
-      </w:r>
-      <w:r>
-        <w:t xml:space="preserve"> </w:t>
-      </w:r>
-      <w:r>
-        <w:t xml:space="preserve">to</w:t>
-      </w:r>
-      <w:r>
-        <w:t xml:space="preserve"> </w:t>
-      </w:r>
-      <w:r>
-        <w:rPr>
-          <w:bCs/>
-          <w:b/>
-        </w:rPr>
-        <w:t xml:space="preserve">Lookup</w:t>
-      </w:r>
-      <w:r>
-        <w:t xml:space="preserve"> </w:t>
-      </w:r>
-      <w:r>
-        <w:t xml:space="preserve">asks which table it looks up to, then adds</w:t>
-      </w:r>
-      <w:r>
-        <w:t xml:space="preserve"> </w:t>
-      </w:r>
-      <w:r>
-        <w:rPr>
-          <w:rStyle w:val="VerbatimChar"/>
-        </w:rPr>
-        <w:t xml:space="preserve">Targets:</w:t>
-      </w:r>
-      <w:r>
-        <w:t xml:space="preserve"> </w:t>
-      </w:r>
-      <w:r>
-        <w:t xml:space="preserve">and the table to Additional data (and N:1 as the Relationship Type if it is blank).</w:t>
-      </w:r>
-      <w:r>
-        <w:t xml:space="preserve"> </w:t>
-      </w:r>
-      <w:r>
-        <w:rPr>
-          <w:bCs/>
-          <w:b/>
-        </w:rPr>
-        <w:t xml:space="preserve">Skip</w:t>
-      </w:r>
-      <w:r>
-        <w:t xml:space="preserve"> </w:t>
-      </w:r>
-      <w:r>
-        <w:t xml:space="preserve">leaves it for Checks to flag.</w:t>
+        <w:rPr>
+          <w:bCs/>
+          <w:b/>
+        </w:rPr>
+        <w:t xml:space="preserve">Quick filters.</w:t>
+      </w:r>
+      <w:r>
+        <w:t xml:space="preserve"> </w:t>
+      </w:r>
+      <w:r>
+        <w:rPr>
+          <w:bCs/>
+          <w:b/>
+        </w:rPr>
+        <w:t xml:space="preserve">Edited only</w:t>
+      </w:r>
+      <w:r>
+        <w:t xml:space="preserve"> </w:t>
+      </w:r>
+      <w:r>
+        <w:t xml:space="preserve">shows rows you have changed;</w:t>
+      </w:r>
+      <w:r>
+        <w:t xml:space="preserve"> </w:t>
+      </w:r>
+      <w:r>
+        <w:rPr>
+          <w:bCs/>
+          <w:b/>
+        </w:rPr>
+        <w:t xml:space="preserve">Area</w:t>
+      </w:r>
+      <w:r>
+        <w:t xml:space="preserve"> </w:t>
+      </w:r>
+      <w:r>
+        <w:t xml:space="preserve">(in All fields) limits the list to areas; the counts by field type filter to that type when clicked.</w:t>
       </w:r>
     </w:p>
     <w:p>
@@ -5268,7 +5000,39 @@
         <w:pStyle w:val="Compact"/>
       </w:pPr>
       <w:r>
-        <w:t xml:space="preserve">A dropdown or any text that is cut short shows in full when you hover over it.</w:t>
+        <w:rPr>
+          <w:bCs/>
+          <w:b/>
+        </w:rPr>
+        <w:t xml:space="preserve">Columns ▾</w:t>
+      </w:r>
+      <w:r>
+        <w:t xml:space="preserve"> </w:t>
+      </w:r>
+      <w:r>
+        <w:t xml:space="preserve">shows or hides columns. Schema Name, Type and Relationship Name are hidden by default.</w:t>
+      </w:r>
+    </w:p>
+    <w:p>
+      <w:pPr>
+        <w:numPr>
+          <w:ilvl w:val="0"/>
+          <w:numId w:val="1010"/>
+        </w:numPr>
+        <w:pStyle w:val="Compact"/>
+      </w:pPr>
+      <w:r>
+        <w:rPr>
+          <w:bCs/>
+          <w:b/>
+        </w:rPr>
+        <w:t xml:space="preserve">Expand / Collapse all rows</w:t>
+      </w:r>
+      <w:r>
+        <w:t xml:space="preserve"> </w:t>
+      </w:r>
+      <w:r>
+        <w:t xml:space="preserve">switches between full text and two-line rows; the ▾ on a row does it for that row.</w:t>
       </w:r>
     </w:p>
     <w:p>
@@ -5278,20 +5042,454 @@
       <w:r>
         <w:drawing>
           <wp:inline>
-            <wp:extent cx="5334000" cy="1820060"/>
+            <wp:extent cx="5334000" cy="3185583"/>
             <wp:effectExtent b="0" l="0" r="0" t="0"/>
-            <wp:docPr descr="Editing a cell: a dropdown for Required Level" title="" id="57" name="Picture"/>
+            <wp:docPr descr="A table page" title="" id="56" name="Picture"/>
             <a:graphic>
               <a:graphicData uri="http://schemas.openxmlformats.org/drawingml/2006/picture">
                 <pic:pic>
                   <pic:nvPicPr>
-                    <pic:cNvPr descr="images/07-edit.png" id="58" name="Picture"/>
+                    <pic:cNvPr descr="images/06-table.png" id="57" name="Picture"/>
                     <pic:cNvPicPr>
                       <a:picLocks noChangeArrowheads="1" noChangeAspect="1"/>
                     </pic:cNvPicPr>
                   </pic:nvPicPr>
                   <pic:blipFill>
-                    <a:blip r:embed="rId56"/>
+                    <a:blip r:embed="rId55"/>
+                    <a:stretch>
+                      <a:fillRect/>
+                    </a:stretch>
+                  </pic:blipFill>
+                  <pic:spPr bwMode="auto">
+                    <a:xfrm>
+                      <a:off x="0" y="0"/>
+                      <a:ext cx="5334000" cy="3185583"/>
+                    </a:xfrm>
+                    <a:prstGeom prst="rect">
+                      <a:avLst/>
+                    </a:prstGeom>
+                    <a:noFill/>
+                    <a:ln w="9525">
+                      <a:noFill/>
+                      <a:headEnd/>
+                      <a:tailEnd/>
+                    </a:ln>
+                  </pic:spPr>
+                </pic:pic>
+              </a:graphicData>
+            </a:graphic>
+          </wp:inline>
+        </w:drawing>
+      </w:r>
+    </w:p>
+    <w:p>
+      <w:pPr>
+        <w:pStyle w:val="ImageCaption"/>
+      </w:pPr>
+      <w:r>
+        <w:t xml:space="preserve">A table page</w:t>
+      </w:r>
+    </w:p>
+    <w:p>
+      <w:pPr>
+        <w:pStyle w:val="BodyText"/>
+      </w:pPr>
+      <w:r>
+        <w:rPr>
+          <w:bCs/>
+          <w:b/>
+        </w:rPr>
+        <w:t xml:space="preserve">1</w:t>
+      </w:r>
+      <w:r>
+        <w:t xml:space="preserve"> </w:t>
+      </w:r>
+      <w:r>
+        <w:t xml:space="preserve">Search ·</w:t>
+      </w:r>
+      <w:r>
+        <w:t xml:space="preserve"> </w:t>
+      </w:r>
+      <w:r>
+        <w:rPr>
+          <w:bCs/>
+          <w:b/>
+        </w:rPr>
+        <w:t xml:space="preserve">2</w:t>
+      </w:r>
+      <w:r>
+        <w:t xml:space="preserve"> </w:t>
+      </w:r>
+      <w:r>
+        <w:t xml:space="preserve">＋ Add field ·</w:t>
+      </w:r>
+      <w:r>
+        <w:t xml:space="preserve"> </w:t>
+      </w:r>
+      <w:r>
+        <w:rPr>
+          <w:bCs/>
+          <w:b/>
+        </w:rPr>
+        <w:t xml:space="preserve">3</w:t>
+      </w:r>
+      <w:r>
+        <w:t xml:space="preserve"> </w:t>
+      </w:r>
+      <w:r>
+        <w:t xml:space="preserve">Columns ▾ ·</w:t>
+      </w:r>
+      <w:r>
+        <w:t xml:space="preserve"> </w:t>
+      </w:r>
+      <w:r>
+        <w:rPr>
+          <w:bCs/>
+          <w:b/>
+        </w:rPr>
+        <w:t xml:space="preserve">4</w:t>
+      </w:r>
+      <w:r>
+        <w:t xml:space="preserve"> </w:t>
+      </w:r>
+      <w:r>
+        <w:t xml:space="preserve">Column filter ·</w:t>
+      </w:r>
+      <w:r>
+        <w:t xml:space="preserve"> </w:t>
+      </w:r>
+      <w:r>
+        <w:rPr>
+          <w:bCs/>
+          <w:b/>
+        </w:rPr>
+        <w:t xml:space="preserve">5</w:t>
+      </w:r>
+      <w:r>
+        <w:t xml:space="preserve"> </w:t>
+      </w:r>
+      <w:r>
+        <w:t xml:space="preserve">✎ Table details</w:t>
+      </w:r>
+    </w:p>
+    <w:bookmarkEnd w:id="58"/>
+    <w:bookmarkStart w:id="62" w:name="editing-values"/>
+    <w:p>
+      <w:pPr>
+        <w:pStyle w:val="Heading2"/>
+      </w:pPr>
+      <w:r>
+        <w:t xml:space="preserve">Editing values</w:t>
+      </w:r>
+    </w:p>
+    <w:p>
+      <w:pPr>
+        <w:numPr>
+          <w:ilvl w:val="0"/>
+          <w:numId w:val="1011"/>
+        </w:numPr>
+        <w:pStyle w:val="Compact"/>
+      </w:pPr>
+      <w:r>
+        <w:rPr>
+          <w:bCs/>
+          <w:b/>
+        </w:rPr>
+        <w:t xml:space="preserve">Double-click a cell</w:t>
+      </w:r>
+      <w:r>
+        <w:t xml:space="preserve"> </w:t>
+      </w:r>
+      <w:r>
+        <w:t xml:space="preserve">to edit it, or click a row to open its panel on the right and click a value there.</w:t>
+      </w:r>
+      <w:r>
+        <w:t xml:space="preserve"> </w:t>
+      </w:r>
+      <w:r>
+        <w:rPr>
+          <w:rStyle w:val="VerbatimChar"/>
+        </w:rPr>
+        <w:t xml:space="preserve">Enter</w:t>
+      </w:r>
+      <w:r>
+        <w:t xml:space="preserve"> </w:t>
+      </w:r>
+      <w:r>
+        <w:t xml:space="preserve">saves,</w:t>
+      </w:r>
+      <w:r>
+        <w:t xml:space="preserve"> </w:t>
+      </w:r>
+      <w:r>
+        <w:rPr>
+          <w:rStyle w:val="VerbatimChar"/>
+        </w:rPr>
+        <w:t xml:space="preserve">Esc</w:t>
+      </w:r>
+      <w:r>
+        <w:t xml:space="preserve"> </w:t>
+      </w:r>
+      <w:r>
+        <w:t xml:space="preserve">cancels,</w:t>
+      </w:r>
+      <w:r>
+        <w:t xml:space="preserve"> </w:t>
+      </w:r>
+      <w:r>
+        <w:rPr>
+          <w:rStyle w:val="VerbatimChar"/>
+        </w:rPr>
+        <w:t xml:space="preserve">Shift</w:t>
+      </w:r>
+      <w:r>
+        <w:t xml:space="preserve">+</w:t>
+      </w:r>
+      <w:r>
+        <w:rPr>
+          <w:rStyle w:val="VerbatimChar"/>
+        </w:rPr>
+        <w:t xml:space="preserve">Enter</w:t>
+      </w:r>
+      <w:r>
+        <w:t xml:space="preserve"> </w:t>
+      </w:r>
+      <w:r>
+        <w:t xml:space="preserve">starts a new line in long text.</w:t>
+      </w:r>
+    </w:p>
+    <w:p>
+      <w:pPr>
+        <w:numPr>
+          <w:ilvl w:val="0"/>
+          <w:numId w:val="1011"/>
+        </w:numPr>
+        <w:pStyle w:val="Compact"/>
+      </w:pPr>
+      <w:r>
+        <w:t xml:space="preserve">Columns with a fixed set of values (Attribute Type, Required Level, Relationship Type, Cascade Delete and similar) edit as a</w:t>
+      </w:r>
+      <w:r>
+        <w:t xml:space="preserve"> </w:t>
+      </w:r>
+      <w:r>
+        <w:rPr>
+          <w:bCs/>
+          <w:b/>
+        </w:rPr>
+        <w:t xml:space="preserve">dropdown</w:t>
+      </w:r>
+      <w:r>
+        <w:t xml:space="preserve">;</w:t>
+      </w:r>
+      <w:r>
+        <w:t xml:space="preserve"> </w:t>
+      </w:r>
+      <w:r>
+        <w:rPr>
+          <w:bCs/>
+          <w:b/>
+        </w:rPr>
+        <w:t xml:space="preserve">＋ New value…</w:t>
+      </w:r>
+      <w:r>
+        <w:t xml:space="preserve"> </w:t>
+      </w:r>
+      <w:r>
+        <w:t xml:space="preserve">adds one.</w:t>
+      </w:r>
+    </w:p>
+    <w:p>
+      <w:pPr>
+        <w:numPr>
+          <w:ilvl w:val="0"/>
+          <w:numId w:val="1011"/>
+        </w:numPr>
+        <w:pStyle w:val="Compact"/>
+      </w:pPr>
+      <w:r>
+        <w:t xml:space="preserve">Edited cells are highlighted. The row panel shows the original value with</w:t>
+      </w:r>
+      <w:r>
+        <w:t xml:space="preserve"> </w:t>
+      </w:r>
+      <w:r>
+        <w:rPr>
+          <w:bCs/>
+          <w:b/>
+        </w:rPr>
+        <w:t xml:space="preserve">revert</w:t>
+      </w:r>
+      <w:r>
+        <w:t xml:space="preserve">, and the</w:t>
+      </w:r>
+      <w:r>
+        <w:t xml:space="preserve"> </w:t>
+      </w:r>
+      <w:r>
+        <w:rPr>
+          <w:bCs/>
+          <w:b/>
+        </w:rPr>
+        <w:t xml:space="preserve">Changes</w:t>
+      </w:r>
+      <w:r>
+        <w:t xml:space="preserve"> </w:t>
+      </w:r>
+      <w:r>
+        <w:t xml:space="preserve">button lists every edit.</w:t>
+      </w:r>
+    </w:p>
+    <w:p>
+      <w:pPr>
+        <w:numPr>
+          <w:ilvl w:val="0"/>
+          <w:numId w:val="1011"/>
+        </w:numPr>
+        <w:pStyle w:val="Compact"/>
+      </w:pPr>
+      <w:r>
+        <w:t xml:space="preserve">In the row panel,</w:t>
+      </w:r>
+      <w:r>
+        <w:t xml:space="preserve"> </w:t>
+      </w:r>
+      <w:r>
+        <w:rPr>
+          <w:rStyle w:val="VerbatimChar"/>
+        </w:rPr>
+        <w:t xml:space="preserve">j</w:t>
+      </w:r>
+      <w:r>
+        <w:t xml:space="preserve"> </w:t>
+      </w:r>
+      <w:r>
+        <w:t xml:space="preserve">and</w:t>
+      </w:r>
+      <w:r>
+        <w:t xml:space="preserve"> </w:t>
+      </w:r>
+      <w:r>
+        <w:rPr>
+          <w:rStyle w:val="VerbatimChar"/>
+        </w:rPr>
+        <w:t xml:space="preserve">k</w:t>
+      </w:r>
+      <w:r>
+        <w:t xml:space="preserve"> </w:t>
+      </w:r>
+      <w:r>
+        <w:t xml:space="preserve">(or ↑ ↓) move to the next and previous row.</w:t>
+      </w:r>
+    </w:p>
+    <w:p>
+      <w:pPr>
+        <w:numPr>
+          <w:ilvl w:val="0"/>
+          <w:numId w:val="1011"/>
+        </w:numPr>
+        <w:pStyle w:val="Compact"/>
+      </w:pPr>
+      <w:r>
+        <w:t xml:space="preserve">Changing a field’s</w:t>
+      </w:r>
+      <w:r>
+        <w:t xml:space="preserve"> </w:t>
+      </w:r>
+      <w:r>
+        <w:rPr>
+          <w:bCs/>
+          <w:b/>
+        </w:rPr>
+        <w:t xml:space="preserve">Attribute Type</w:t>
+      </w:r>
+      <w:r>
+        <w:t xml:space="preserve"> </w:t>
+      </w:r>
+      <w:r>
+        <w:t xml:space="preserve">to</w:t>
+      </w:r>
+      <w:r>
+        <w:t xml:space="preserve"> </w:t>
+      </w:r>
+      <w:r>
+        <w:rPr>
+          <w:bCs/>
+          <w:b/>
+        </w:rPr>
+        <w:t xml:space="preserve">Lookup</w:t>
+      </w:r>
+      <w:r>
+        <w:t xml:space="preserve"> </w:t>
+      </w:r>
+      <w:r>
+        <w:t xml:space="preserve">asks which table it looks up to, then adds</w:t>
+      </w:r>
+      <w:r>
+        <w:t xml:space="preserve"> </w:t>
+      </w:r>
+      <w:r>
+        <w:rPr>
+          <w:rStyle w:val="VerbatimChar"/>
+        </w:rPr>
+        <w:t xml:space="preserve">Targets:</w:t>
+      </w:r>
+      <w:r>
+        <w:t xml:space="preserve"> </w:t>
+      </w:r>
+      <w:r>
+        <w:t xml:space="preserve">and the table to Additional data (and N:1 as the Relationship Type if it is blank).</w:t>
+      </w:r>
+      <w:r>
+        <w:t xml:space="preserve"> </w:t>
+      </w:r>
+      <w:r>
+        <w:rPr>
+          <w:bCs/>
+          <w:b/>
+        </w:rPr>
+        <w:t xml:space="preserve">Skip</w:t>
+      </w:r>
+      <w:r>
+        <w:t xml:space="preserve"> </w:t>
+      </w:r>
+      <w:r>
+        <w:t xml:space="preserve">leaves it for Checks to flag.</w:t>
+      </w:r>
+    </w:p>
+    <w:p>
+      <w:pPr>
+        <w:numPr>
+          <w:ilvl w:val="0"/>
+          <w:numId w:val="1011"/>
+        </w:numPr>
+        <w:pStyle w:val="Compact"/>
+      </w:pPr>
+      <w:r>
+        <w:t xml:space="preserve">A dropdown or any text that is cut short shows in full when you hover over it.</w:t>
+      </w:r>
+    </w:p>
+    <w:p>
+      <w:pPr>
+        <w:pStyle w:val="CaptionedFigure"/>
+      </w:pPr>
+      <w:r>
+        <w:drawing>
+          <wp:inline>
+            <wp:extent cx="5334000" cy="1820060"/>
+            <wp:effectExtent b="0" l="0" r="0" t="0"/>
+            <wp:docPr descr="Editing a cell: a dropdown for Required Level" title="" id="60" name="Picture"/>
+            <a:graphic>
+              <a:graphicData uri="http://schemas.openxmlformats.org/drawingml/2006/picture">
+                <pic:pic>
+                  <pic:nvPicPr>
+                    <pic:cNvPr descr="images/07-edit.png" id="61" name="Picture"/>
+                    <pic:cNvPicPr>
+                      <a:picLocks noChangeArrowheads="1" noChangeAspect="1"/>
+                    </pic:cNvPicPr>
+                  </pic:nvPicPr>
+                  <pic:blipFill>
+                    <a:blip r:embed="rId59"/>
                     <a:stretch>
                       <a:fillRect/>
                     </a:stretch>
@@ -5326,8 +5524,8 @@
         <w:t xml:space="preserve">Editing a cell: a dropdown for Required Level</w:t>
       </w:r>
     </w:p>
-    <w:bookmarkEnd w:id="59"/>
-    <w:bookmarkStart w:id="63" w:name="adding-fields-and-relationships"/>
+    <w:bookmarkEnd w:id="62"/>
+    <w:bookmarkStart w:id="66" w:name="adding-fields-and-relationships"/>
     <w:p>
       <w:pPr>
         <w:pStyle w:val="Heading2"/>
@@ -5358,7 +5556,7 @@
       <w:pPr>
         <w:numPr>
           <w:ilvl w:val="0"/>
-          <w:numId w:val="1011"/>
+          <w:numId w:val="1012"/>
         </w:numPr>
         <w:pStyle w:val="Compact"/>
       </w:pPr>
@@ -5399,7 +5597,7 @@
       <w:pPr>
         <w:numPr>
           <w:ilvl w:val="0"/>
-          <w:numId w:val="1011"/>
+          <w:numId w:val="1012"/>
         </w:numPr>
         <w:pStyle w:val="Compact"/>
       </w:pPr>
@@ -5470,7 +5668,7 @@
         <w:rPr>
           <w:rStyle w:val="VerbatimChar"/>
         </w:rPr>
-        <w:t xml:space="preserve">formus_actualhours</w:t>
+        <w:t xml:space="preserve">sample_actualhours</w:t>
       </w:r>
       <w:r>
         <w:t xml:space="preserve"> </w:t>
@@ -5485,7 +5683,7 @@
         <w:rPr>
           <w:rStyle w:val="VerbatimChar"/>
         </w:rPr>
-        <w:t xml:space="preserve">formus_ActualHours</w:t>
+        <w:t xml:space="preserve">sample_ActualHours</w:t>
       </w:r>
       <w:r>
         <w:t xml:space="preserve">); type over them if you need to.</w:t>
@@ -5495,7 +5693,7 @@
       <w:pPr>
         <w:numPr>
           <w:ilvl w:val="0"/>
-          <w:numId w:val="1011"/>
+          <w:numId w:val="1012"/>
         </w:numPr>
         <w:pStyle w:val="Compact"/>
       </w:pPr>
@@ -5601,7 +5799,7 @@
       <w:pPr>
         <w:numPr>
           <w:ilvl w:val="0"/>
-          <w:numId w:val="1011"/>
+          <w:numId w:val="1012"/>
         </w:numPr>
         <w:pStyle w:val="Compact"/>
       </w:pPr>
@@ -5647,18 +5845,18 @@
           <wp:inline>
             <wp:extent cx="4828032" cy="2696870"/>
             <wp:effectExtent b="0" l="0" r="0" t="0"/>
-            <wp:docPr descr="The Add field dialog" title="" id="61" name="Picture"/>
+            <wp:docPr descr="The Add field dialog" title="" id="64" name="Picture"/>
             <a:graphic>
               <a:graphicData uri="http://schemas.openxmlformats.org/drawingml/2006/picture">
                 <pic:pic>
                   <pic:nvPicPr>
-                    <pic:cNvPr descr="images/09-addfield.png" id="62" name="Picture"/>
+                    <pic:cNvPr descr="images/09-addfield.png" id="65" name="Picture"/>
                     <pic:cNvPicPr>
                       <a:picLocks noChangeArrowheads="1" noChangeAspect="1"/>
                     </pic:cNvPicPr>
                   </pic:nvPicPr>
                   <pic:blipFill>
-                    <a:blip r:embed="rId60"/>
+                    <a:blip r:embed="rId63"/>
                     <a:stretch>
                       <a:fillRect/>
                     </a:stretch>
@@ -5831,8 +6029,8 @@
         <w:t xml:space="preserve">adds a blank row.</w:t>
       </w:r>
     </w:p>
-    <w:bookmarkEnd w:id="63"/>
-    <w:bookmarkStart w:id="67" w:name="X8f6e01d66b0ce2e5aaa6ec04719c75900d03161"/>
+    <w:bookmarkEnd w:id="66"/>
+    <w:bookmarkStart w:id="70" w:name="X8f6e01d66b0ce2e5aaa6ec04719c75900d03161"/>
     <w:p>
       <w:pPr>
         <w:pStyle w:val="Heading2"/>
@@ -5845,7 +6043,7 @@
       <w:pPr>
         <w:numPr>
           <w:ilvl w:val="0"/>
-          <w:numId w:val="1012"/>
+          <w:numId w:val="1013"/>
         </w:numPr>
         <w:pStyle w:val="Compact"/>
       </w:pPr>
@@ -5924,7 +6122,7 @@
       <w:pPr>
         <w:numPr>
           <w:ilvl w:val="0"/>
-          <w:numId w:val="1012"/>
+          <w:numId w:val="1013"/>
         </w:numPr>
         <w:pStyle w:val="Compact"/>
       </w:pPr>
@@ -5965,7 +6163,7 @@
       <w:pPr>
         <w:numPr>
           <w:ilvl w:val="0"/>
-          <w:numId w:val="1012"/>
+          <w:numId w:val="1013"/>
         </w:numPr>
         <w:pStyle w:val="Compact"/>
       </w:pPr>
@@ -6006,7 +6204,7 @@
       <w:pPr>
         <w:numPr>
           <w:ilvl w:val="0"/>
-          <w:numId w:val="1012"/>
+          <w:numId w:val="1013"/>
         </w:numPr>
         <w:pStyle w:val="Compact"/>
       </w:pPr>
@@ -6033,18 +6231,18 @@
           <wp:inline>
             <wp:extent cx="3264407" cy="2830777"/>
             <wp:effectExtent b="0" l="0" r="0" t="0"/>
-            <wp:docPr descr="A field’s panel" title="" id="65" name="Picture"/>
+            <wp:docPr descr="A field’s panel" title="" id="68" name="Picture"/>
             <a:graphic>
               <a:graphicData uri="http://schemas.openxmlformats.org/drawingml/2006/picture">
                 <pic:pic>
                   <pic:nvPicPr>
-                    <pic:cNvPr descr="images/08-keys.png" id="66" name="Picture"/>
+                    <pic:cNvPr descr="images/08-keys.png" id="69" name="Picture"/>
                     <pic:cNvPicPr>
                       <a:picLocks noChangeArrowheads="1" noChangeAspect="1"/>
                     </pic:cNvPicPr>
                   </pic:nvPicPr>
                   <pic:blipFill>
-                    <a:blip r:embed="rId64"/>
+                    <a:blip r:embed="rId67"/>
                     <a:stretch>
                       <a:fillRect/>
                     </a:stretch>
@@ -6137,8 +6335,8 @@
         <w:t xml:space="preserve">Dataverse primary keys are always unique identifiers (GUIDs) created with the table. Marking a text or number field as the key is flagged in Checks; to keep another field’s values unique, use an alternate key in Dataverse.</w:t>
       </w:r>
     </w:p>
-    <w:bookmarkEnd w:id="67"/>
-    <w:bookmarkStart w:id="71" w:name="reviewing-and-undoing-your-changes"/>
+    <w:bookmarkEnd w:id="70"/>
+    <w:bookmarkStart w:id="74" w:name="reviewing-and-undoing-your-changes"/>
     <w:p>
       <w:pPr>
         <w:pStyle w:val="Heading2"/>
@@ -6233,20 +6431,20 @@
       <w:r>
         <w:drawing>
           <wp:inline>
-            <wp:extent cx="4206240" cy="1852110"/>
+            <wp:extent cx="4480560" cy="1854698"/>
             <wp:effectExtent b="0" l="0" r="0" t="0"/>
-            <wp:docPr descr="The Changes panel" title="" id="69" name="Picture"/>
+            <wp:docPr descr="The Changes panel" title="" id="72" name="Picture"/>
             <a:graphic>
               <a:graphicData uri="http://schemas.openxmlformats.org/drawingml/2006/picture">
                 <pic:pic>
                   <pic:nvPicPr>
-                    <pic:cNvPr descr="images/10-changes.png" id="70" name="Picture"/>
+                    <pic:cNvPr descr="images/10-changes.png" id="73" name="Picture"/>
                     <pic:cNvPicPr>
                       <a:picLocks noChangeArrowheads="1" noChangeAspect="1"/>
                     </pic:cNvPicPr>
                   </pic:nvPicPr>
                   <pic:blipFill>
-                    <a:blip r:embed="rId68"/>
+                    <a:blip r:embed="rId71"/>
                     <a:stretch>
                       <a:fillRect/>
                     </a:stretch>
@@ -6254,7 +6452,7 @@
                   <pic:spPr bwMode="auto">
                     <a:xfrm>
                       <a:off x="0" y="0"/>
-                      <a:ext cx="4206240" cy="1852110"/>
+                      <a:ext cx="4480560" cy="1854698"/>
                     </a:xfrm>
                     <a:prstGeom prst="rect">
                       <a:avLst/>
@@ -6347,8 +6545,8 @@
         <w:t xml:space="preserve">Revert all</w:t>
       </w:r>
     </w:p>
-    <w:bookmarkEnd w:id="71"/>
-    <w:bookmarkStart w:id="78" w:name="saving-and-exporting"/>
+    <w:bookmarkEnd w:id="74"/>
+    <w:bookmarkStart w:id="81" w:name="saving-and-exporting"/>
     <w:p>
       <w:pPr>
         <w:pStyle w:val="Heading2"/>
@@ -6366,18 +6564,18 @@
           <wp:inline>
             <wp:extent cx="3255264" cy="4064206"/>
             <wp:effectExtent b="0" l="0" r="0" t="0"/>
-            <wp:docPr descr="The Save &amp; share menu" title="" id="73" name="Picture"/>
+            <wp:docPr descr="The Save &amp; share menu" title="" id="76" name="Picture"/>
             <a:graphic>
               <a:graphicData uri="http://schemas.openxmlformats.org/drawingml/2006/picture">
                 <pic:pic>
                   <pic:nvPicPr>
-                    <pic:cNvPr descr="images/11-export.png" id="74" name="Picture"/>
+                    <pic:cNvPr descr="images/11-export.png" id="77" name="Picture"/>
                     <pic:cNvPicPr>
                       <a:picLocks noChangeArrowheads="1" noChangeAspect="1"/>
                     </pic:cNvPicPr>
                   </pic:nvPicPr>
                   <pic:blipFill>
-                    <a:blip r:embed="rId72"/>
+                    <a:blip r:embed="rId75"/>
                     <a:stretch>
                       <a:fillRect/>
                     </a:stretch>
@@ -7032,18 +7230,18 @@
           <wp:inline>
             <wp:extent cx="2880360" cy="1532937"/>
             <wp:effectExtent b="0" l="0" r="0" t="0"/>
-            <wp:docPr descr="Naming the file" title="" id="76" name="Picture"/>
+            <wp:docPr descr="Naming the file" title="" id="79" name="Picture"/>
             <a:graphic>
               <a:graphicData uri="http://schemas.openxmlformats.org/drawingml/2006/picture">
                 <pic:pic>
                   <pic:nvPicPr>
-                    <pic:cNvPr descr="images/12-filename.png" id="77" name="Picture"/>
+                    <pic:cNvPr descr="images/12-filename.png" id="80" name="Picture"/>
                     <pic:cNvPicPr>
                       <a:picLocks noChangeArrowheads="1" noChangeAspect="1"/>
                     </pic:cNvPicPr>
                   </pic:nvPicPr>
                   <pic:blipFill>
-                    <a:blip r:embed="rId75"/>
+                    <a:blip r:embed="rId78"/>
                     <a:stretch>
                       <a:fillRect/>
                     </a:stretch>
@@ -7112,8 +7310,8 @@
         <w:t xml:space="preserve">Download</w:t>
       </w:r>
     </w:p>
-    <w:bookmarkEnd w:id="78"/>
-    <w:bookmarkStart w:id="82" w:name="sharing-a-read-only-copy"/>
+    <w:bookmarkEnd w:id="81"/>
+    <w:bookmarkStart w:id="85" w:name="sharing-a-read-only-copy"/>
     <w:p>
       <w:pPr>
         <w:pStyle w:val="Heading2"/>
@@ -7134,7 +7332,7 @@
       <w:pPr>
         <w:numPr>
           <w:ilvl w:val="0"/>
-          <w:numId w:val="1013"/>
+          <w:numId w:val="1014"/>
         </w:numPr>
         <w:pStyle w:val="Compact"/>
       </w:pPr>
@@ -7146,7 +7344,7 @@
       <w:pPr>
         <w:numPr>
           <w:ilvl w:val="0"/>
-          <w:numId w:val="1013"/>
+          <w:numId w:val="1014"/>
         </w:numPr>
         <w:pStyle w:val="Compact"/>
       </w:pPr>
@@ -7165,7 +7363,7 @@
       <w:pPr>
         <w:numPr>
           <w:ilvl w:val="0"/>
-          <w:numId w:val="1013"/>
+          <w:numId w:val="1014"/>
         </w:numPr>
         <w:pStyle w:val="Compact"/>
       </w:pPr>
@@ -7202,7 +7400,7 @@
       <w:pPr>
         <w:numPr>
           <w:ilvl w:val="0"/>
-          <w:numId w:val="1013"/>
+          <w:numId w:val="1014"/>
         </w:numPr>
         <w:pStyle w:val="Compact"/>
       </w:pPr>
@@ -7243,18 +7441,18 @@
           <wp:inline>
             <wp:extent cx="5334000" cy="1703916"/>
             <wp:effectExtent b="0" l="0" r="0" t="0"/>
-            <wp:docPr descr="A read-only copy" title="" id="80" name="Picture"/>
+            <wp:docPr descr="A read-only copy" title="" id="83" name="Picture"/>
             <a:graphic>
               <a:graphicData uri="http://schemas.openxmlformats.org/drawingml/2006/picture">
                 <pic:pic>
                   <pic:nvPicPr>
-                    <pic:cNvPr descr="images/19-readonly.png" id="81" name="Picture"/>
+                    <pic:cNvPr descr="images/19-readonly.png" id="84" name="Picture"/>
                     <pic:cNvPicPr>
                       <a:picLocks noChangeArrowheads="1" noChangeAspect="1"/>
                     </pic:cNvPicPr>
                   </pic:nvPicPr>
                   <pic:blipFill>
-                    <a:blip r:embed="rId79"/>
+                    <a:blip r:embed="rId82"/>
                     <a:stretch>
                       <a:fillRect/>
                     </a:stretch>
@@ -7603,8 +7801,8 @@
         <w:t xml:space="preserve">. Never commit a copy built from a client’s workbook to the repository.</w:t>
       </w:r>
     </w:p>
-    <w:bookmarkEnd w:id="82"/>
-    <w:bookmarkStart w:id="95" w:name="using-it-inside-dynamics-365"/>
+    <w:bookmarkEnd w:id="85"/>
+    <w:bookmarkStart w:id="98" w:name="using-it-inside-dynamics-365"/>
     <w:p>
       <w:pPr>
         <w:pStyle w:val="Heading2"/>
@@ -7621,7 +7819,7 @@
         <w:t xml:space="preserve">Uploaded to an environment as a web resource, the page reads the environment’s tables directly through the Dataverse Web API, signed in as you. Nothing is installed in the environment except the page, nothing is changed, and you see only what your security role lets you see.</w:t>
       </w:r>
     </w:p>
-    <w:bookmarkStart w:id="86" w:name="putting-it-in-an-environment"/>
+    <w:bookmarkStart w:id="89" w:name="putting-it-in-an-environment"/>
     <w:p>
       <w:pPr>
         <w:pStyle w:val="Heading3"/>
@@ -7634,7 +7832,7 @@
       <w:pPr>
         <w:numPr>
           <w:ilvl w:val="0"/>
-          <w:numId w:val="1014"/>
+          <w:numId w:val="1015"/>
         </w:numPr>
       </w:pPr>
       <w:r>
@@ -7647,7 +7845,7 @@
         <w:rPr>
           <w:rStyle w:val="VerbatimChar"/>
         </w:rPr>
-        <w:t xml:space="preserve">FORMUS_DataModelExplorer_6_0_1_0.zip</w:t>
+        <w:t xml:space="preserve">DataModelExplorer_7_0_0_0.zip</w:t>
       </w:r>
       <w:r>
         <w:t xml:space="preserve"> </w:t>
@@ -7672,7 +7870,7 @@
       <w:pPr>
         <w:numPr>
           <w:ilvl w:val="0"/>
-          <w:numId w:val="1014"/>
+          <w:numId w:val="1015"/>
         </w:numPr>
       </w:pPr>
       <w:r>
@@ -8004,7 +8202,7 @@
       <w:pPr>
         <w:numPr>
           <w:ilvl w:val="0"/>
-          <w:numId w:val="1014"/>
+          <w:numId w:val="1015"/>
         </w:numPr>
       </w:pPr>
       <w:r>
@@ -8195,18 +8393,18 @@
           <wp:inline>
             <wp:extent cx="3172968" cy="4486088"/>
             <wp:effectExtent b="0" l="0" r="0" t="0"/>
-            <wp:docPr descr="This environment" title="" id="84" name="Picture"/>
+            <wp:docPr descr="This environment" title="" id="87" name="Picture"/>
             <a:graphic>
               <a:graphicData uri="http://schemas.openxmlformats.org/drawingml/2006/picture">
                 <pic:pic>
                   <pic:nvPicPr>
-                    <pic:cNvPr descr="images/20-environment.png" id="85" name="Picture"/>
+                    <pic:cNvPr descr="images/20-environment.png" id="88" name="Picture"/>
                     <pic:cNvPicPr>
                       <a:picLocks noChangeArrowheads="1" noChangeAspect="1"/>
                     </pic:cNvPicPr>
                   </pic:nvPicPr>
                   <pic:blipFill>
-                    <a:blip r:embed="rId83"/>
+                    <a:blip r:embed="rId86"/>
                     <a:stretch>
                       <a:fillRect/>
                     </a:stretch>
@@ -8315,128 +8513,14 @@
         <w:t xml:space="preserve">There is one list of solutions, with a search box. Pick a solution once, then load it as the model or check the workbook against it: both buttons name the solution picked.</w:t>
       </w:r>
     </w:p>
-    <w:bookmarkEnd w:id="86"/>
-    <w:bookmarkStart w:id="87" w:name="loading-a-solution-as-the-data-model"/>
+    <w:bookmarkEnd w:id="89"/>
+    <w:bookmarkStart w:id="90" w:name="loading-a-solution-as-the-data-model"/>
     <w:p>
       <w:pPr>
         <w:pStyle w:val="Heading3"/>
       </w:pPr>
       <w:r>
         <w:t xml:space="preserve">Loading a solution as the data model</w:t>
-      </w:r>
-    </w:p>
-    <w:p>
-      <w:pPr>
-        <w:numPr>
-          <w:ilvl w:val="0"/>
-          <w:numId w:val="1015"/>
-        </w:numPr>
-        <w:pStyle w:val="Compact"/>
-      </w:pPr>
-      <w:r>
-        <w:t xml:space="preserve">Find the solution in the list and click it, for example</w:t>
-      </w:r>
-      <w:r>
-        <w:t xml:space="preserve"> </w:t>
-      </w:r>
-      <w:r>
-        <w:rPr>
-          <w:rStyle w:val="VerbatimChar"/>
-        </w:rPr>
-        <w:t xml:space="preserve">FORMUS import test</w:t>
-      </w:r>
-      <w:r>
-        <w:t xml:space="preserve">. Type in the search box to find it by name or unique name. Your unmanaged solutions are listed first; managed ones are folded under</w:t>
-      </w:r>
-      <w:r>
-        <w:t xml:space="preserve"> </w:t>
-      </w:r>
-      <w:r>
-        <w:rPr>
-          <w:bCs/>
-          <w:b/>
-        </w:rPr>
-        <w:t xml:space="preserve">Managed</w:t>
-      </w:r>
-      <w:r>
-        <w:t xml:space="preserve"> </w:t>
-      </w:r>
-      <w:r>
-        <w:t xml:space="preserve">and open when you click it or search.</w:t>
-      </w:r>
-    </w:p>
-    <w:p>
-      <w:pPr>
-        <w:numPr>
-          <w:ilvl w:val="0"/>
-          <w:numId w:val="1015"/>
-        </w:numPr>
-        <w:pStyle w:val="Compact"/>
-      </w:pPr>
-      <w:r>
-        <w:t xml:space="preserve">Click</w:t>
-      </w:r>
-      <w:r>
-        <w:t xml:space="preserve"> </w:t>
-      </w:r>
-      <w:r>
-        <w:rPr>
-          <w:bCs/>
-          <w:b/>
-        </w:rPr>
-        <w:t xml:space="preserve">Load … as the model</w:t>
-      </w:r>
-      <w:r>
-        <w:t xml:space="preserve"> </w:t>
-      </w:r>
-      <w:r>
-        <w:t xml:space="preserve">(the button names the solution). The page reads the solution’s tables and, for each one, its columns, types, required levels, choice options, number and text settings, lookups with their cascade, and N:N relationships. Alternate keys are read too and shown on each table page under From Dataverse.</w:t>
-      </w:r>
-    </w:p>
-    <w:p>
-      <w:pPr>
-        <w:numPr>
-          <w:ilvl w:val="0"/>
-          <w:numId w:val="1015"/>
-        </w:numPr>
-        <w:pStyle w:val="Compact"/>
-      </w:pPr>
-      <w:r>
-        <w:t xml:space="preserve">The model opens like a workbook, in the template layout, so everything works on it: Checks, the ERD, search and the exports.</w:t>
-      </w:r>
-      <w:r>
-        <w:t xml:space="preserve"> </w:t>
-      </w:r>
-      <w:r>
-        <w:rPr>
-          <w:bCs/>
-          <w:b/>
-        </w:rPr>
-        <w:t xml:space="preserve">Save &amp; share → Rebuilt in the current template</w:t>
-      </w:r>
-      <w:r>
-        <w:t xml:space="preserve"> </w:t>
-      </w:r>
-      <w:r>
-        <w:t xml:space="preserve">saves it as a workbook to keep or send.</w:t>
-      </w:r>
-    </w:p>
-    <w:p>
-      <w:pPr>
-        <w:pStyle w:val="FirstParagraph"/>
-      </w:pPr>
-      <w:r>
-        <w:t xml:space="preserve">A table added to the solution whole brings all its columns; a standard table such as Contact, added only for the columns you made on it, brings just those columns (plus its key and name). Helper columns Dataverse makes for others (such as the name behind a lookup) are left out.</w:t>
-      </w:r>
-    </w:p>
-    <w:bookmarkEnd w:id="87"/>
-    <w:bookmarkStart w:id="94" w:name="X6d3155be520a2a4d90bd61d6ed65065a4fc9923"/>
-    <w:p>
-      <w:pPr>
-        <w:pStyle w:val="Heading3"/>
-      </w:pPr>
-      <w:r>
-        <w:t xml:space="preserve">Checking the workbook against the environment</w:t>
       </w:r>
     </w:p>
     <w:p>
@@ -8448,7 +8532,35 @@
         <w:pStyle w:val="Compact"/>
       </w:pPr>
       <w:r>
-        <w:t xml:space="preserve">Open the data-model workbook (the design).</w:t>
+        <w:t xml:space="preserve">Find the solution in the list and click it, for example</w:t>
+      </w:r>
+      <w:r>
+        <w:t xml:space="preserve"> </w:t>
+      </w:r>
+      <w:r>
+        <w:rPr>
+          <w:rStyle w:val="VerbatimChar"/>
+        </w:rPr>
+        <w:t xml:space="preserve">Sample import test</w:t>
+      </w:r>
+      <w:r>
+        <w:t xml:space="preserve">. Type in the search box to find it by name or unique name. Your unmanaged solutions are listed first; managed ones are folded under</w:t>
+      </w:r>
+      <w:r>
+        <w:t xml:space="preserve"> </w:t>
+      </w:r>
+      <w:r>
+        <w:rPr>
+          <w:bCs/>
+          <w:b/>
+        </w:rPr>
+        <w:t xml:space="preserve">Managed</w:t>
+      </w:r>
+      <w:r>
+        <w:t xml:space="preserve"> </w:t>
+      </w:r>
+      <w:r>
+        <w:t xml:space="preserve">and open when you click it or search.</w:t>
       </w:r>
     </w:p>
     <w:p>
@@ -8470,51 +8582,13 @@
           <w:bCs/>
           <w:b/>
         </w:rPr>
-        <w:t xml:space="preserve">Environment</w:t>
-      </w:r>
-      <w:r>
-        <w:t xml:space="preserve">, and in the solution list pick what to compare with:</w:t>
-      </w:r>
-    </w:p>
-    <w:p>
-      <w:pPr>
-        <w:numPr>
-          <w:ilvl w:val="1"/>
-          <w:numId w:val="1017"/>
-        </w:numPr>
-        <w:pStyle w:val="Compact"/>
-      </w:pPr>
-      <w:r>
-        <w:rPr>
-          <w:bCs/>
-          <w:b/>
-        </w:rPr>
-        <w:t xml:space="preserve">a solution</w:t>
-      </w:r>
-      <w:r>
-        <w:t xml:space="preserve">, which also finds tables in the solution that the workbook doesn’t have; or</w:t>
-      </w:r>
-    </w:p>
-    <w:p>
-      <w:pPr>
-        <w:numPr>
-          <w:ilvl w:val="1"/>
-          <w:numId w:val="1017"/>
-        </w:numPr>
-        <w:pStyle w:val="Compact"/>
-      </w:pPr>
-      <w:r>
-        <w:rPr>
-          <w:bCs/>
-          <w:b/>
-        </w:rPr>
-        <w:t xml:space="preserve">Default solution: the tables in this workbook</w:t>
-      </w:r>
-      <w:r>
-        <w:t xml:space="preserve"> </w:t>
-      </w:r>
-      <w:r>
-        <w:t xml:space="preserve">(at the top of the list), which reads every table the workbook names, wherever it came from.</w:t>
+        <w:t xml:space="preserve">Load … as the model</w:t>
+      </w:r>
+      <w:r>
+        <w:t xml:space="preserve"> </w:t>
+      </w:r>
+      <w:r>
+        <w:t xml:space="preserve">(the button names the solution). The page reads the solution’s tables and, for each one, its columns, types, required levels, choice options, number and text settings, lookups with their cascade, and N:N relationships. Alternate keys are read too and shown on each table page under From Dataverse.</w:t>
       </w:r>
     </w:p>
     <w:p>
@@ -8526,30 +8600,154 @@
         <w:pStyle w:val="Compact"/>
       </w:pPr>
       <w:r>
-        <w:t xml:space="preserve">In a test or production environment, tick</w:t>
-      </w:r>
-      <w:r>
-        <w:t xml:space="preserve"> </w:t>
-      </w:r>
-      <w:r>
-        <w:rPr>
-          <w:bCs/>
-          <w:b/>
-        </w:rPr>
-        <w:t xml:space="preserve">Managed environment</w:t>
-      </w:r>
-      <w:r>
-        <w:t xml:space="preserve"> </w:t>
-      </w:r>
-      <w:r>
-        <w:t xml:space="preserve">to also find anything created or changed directly there.</w:t>
+        <w:t xml:space="preserve">The model opens like a workbook, in the template layout, so everything works on it: Checks, the ERD, search and the exports.</w:t>
+      </w:r>
+      <w:r>
+        <w:t xml:space="preserve"> </w:t>
+      </w:r>
+      <w:r>
+        <w:rPr>
+          <w:bCs/>
+          <w:b/>
+        </w:rPr>
+        <w:t xml:space="preserve">Save &amp; share → Rebuilt in the current template</w:t>
+      </w:r>
+      <w:r>
+        <w:t xml:space="preserve"> </w:t>
+      </w:r>
+      <w:r>
+        <w:t xml:space="preserve">saves it as a workbook to keep or send.</w:t>
+      </w:r>
+    </w:p>
+    <w:p>
+      <w:pPr>
+        <w:pStyle w:val="FirstParagraph"/>
+      </w:pPr>
+      <w:r>
+        <w:t xml:space="preserve">A table added to the solution whole brings all its columns; a standard table such as Contact, added only for the columns you made on it, brings just those columns (plus its key and name). Helper columns Dataverse makes for others (such as the name behind a lookup) are left out.</w:t>
+      </w:r>
+    </w:p>
+    <w:bookmarkEnd w:id="90"/>
+    <w:bookmarkStart w:id="97" w:name="X6d3155be520a2a4d90bd61d6ed65065a4fc9923"/>
+    <w:p>
+      <w:pPr>
+        <w:pStyle w:val="Heading3"/>
+      </w:pPr>
+      <w:r>
+        <w:t xml:space="preserve">Checking the workbook against the environment</w:t>
       </w:r>
     </w:p>
     <w:p>
       <w:pPr>
         <w:numPr>
           <w:ilvl w:val="0"/>
-          <w:numId w:val="1016"/>
+          <w:numId w:val="1017"/>
+        </w:numPr>
+        <w:pStyle w:val="Compact"/>
+      </w:pPr>
+      <w:r>
+        <w:t xml:space="preserve">Open the data-model workbook (the design).</w:t>
+      </w:r>
+    </w:p>
+    <w:p>
+      <w:pPr>
+        <w:numPr>
+          <w:ilvl w:val="0"/>
+          <w:numId w:val="1017"/>
+        </w:numPr>
+        <w:pStyle w:val="Compact"/>
+      </w:pPr>
+      <w:r>
+        <w:t xml:space="preserve">Click</w:t>
+      </w:r>
+      <w:r>
+        <w:t xml:space="preserve"> </w:t>
+      </w:r>
+      <w:r>
+        <w:rPr>
+          <w:bCs/>
+          <w:b/>
+        </w:rPr>
+        <w:t xml:space="preserve">Environment</w:t>
+      </w:r>
+      <w:r>
+        <w:t xml:space="preserve">, and in the solution list pick what to compare with:</w:t>
+      </w:r>
+    </w:p>
+    <w:p>
+      <w:pPr>
+        <w:numPr>
+          <w:ilvl w:val="1"/>
+          <w:numId w:val="1018"/>
+        </w:numPr>
+        <w:pStyle w:val="Compact"/>
+      </w:pPr>
+      <w:r>
+        <w:rPr>
+          <w:bCs/>
+          <w:b/>
+        </w:rPr>
+        <w:t xml:space="preserve">a solution</w:t>
+      </w:r>
+      <w:r>
+        <w:t xml:space="preserve">, which also finds tables in the solution that the workbook doesn’t have; or</w:t>
+      </w:r>
+    </w:p>
+    <w:p>
+      <w:pPr>
+        <w:numPr>
+          <w:ilvl w:val="1"/>
+          <w:numId w:val="1018"/>
+        </w:numPr>
+        <w:pStyle w:val="Compact"/>
+      </w:pPr>
+      <w:r>
+        <w:rPr>
+          <w:bCs/>
+          <w:b/>
+        </w:rPr>
+        <w:t xml:space="preserve">Default solution: the tables in this workbook</w:t>
+      </w:r>
+      <w:r>
+        <w:t xml:space="preserve"> </w:t>
+      </w:r>
+      <w:r>
+        <w:t xml:space="preserve">(at the top of the list), which reads every table the workbook names, wherever it came from.</w:t>
+      </w:r>
+    </w:p>
+    <w:p>
+      <w:pPr>
+        <w:numPr>
+          <w:ilvl w:val="0"/>
+          <w:numId w:val="1017"/>
+        </w:numPr>
+        <w:pStyle w:val="Compact"/>
+      </w:pPr>
+      <w:r>
+        <w:t xml:space="preserve">In a test or production environment, tick</w:t>
+      </w:r>
+      <w:r>
+        <w:t xml:space="preserve"> </w:t>
+      </w:r>
+      <w:r>
+        <w:rPr>
+          <w:bCs/>
+          <w:b/>
+        </w:rPr>
+        <w:t xml:space="preserve">Managed environment</w:t>
+      </w:r>
+      <w:r>
+        <w:t xml:space="preserve"> </w:t>
+      </w:r>
+      <w:r>
+        <w:t xml:space="preserve">to also find anything created or changed directly there.</w:t>
+      </w:r>
+    </w:p>
+    <w:p>
+      <w:pPr>
+        <w:numPr>
+          <w:ilvl w:val="0"/>
+          <w:numId w:val="1017"/>
         </w:numPr>
         <w:pStyle w:val="Compact"/>
       </w:pPr>
@@ -8582,18 +8780,18 @@
           <wp:inline>
             <wp:extent cx="3063240" cy="7318787"/>
             <wp:effectExtent b="0" l="0" r="0" t="0"/>
-            <wp:docPr descr="The check against a managed environment" title="" id="89" name="Picture"/>
+            <wp:docPr descr="The check against a managed environment" title="" id="92" name="Picture"/>
             <a:graphic>
               <a:graphicData uri="http://schemas.openxmlformats.org/drawingml/2006/picture">
                 <pic:pic>
                   <pic:nvPicPr>
-                    <pic:cNvPr descr="images/21-environment-check.png" id="90" name="Picture"/>
+                    <pic:cNvPr descr="images/21-environment-check.png" id="93" name="Picture"/>
                     <pic:cNvPicPr>
                       <a:picLocks noChangeArrowheads="1" noChangeAspect="1"/>
                     </pic:cNvPicPr>
                   </pic:nvPicPr>
                   <pic:blipFill>
-                    <a:blip r:embed="rId88"/>
+                    <a:blip r:embed="rId91"/>
                     <a:stretch>
                       <a:fillRect/>
                     </a:stretch>
@@ -8870,18 +9068,18 @@
           <wp:inline>
             <wp:extent cx="5334000" cy="4815416"/>
             <wp:effectExtent b="0" l="0" r="0" t="0"/>
-            <wp:docPr descr="The differences in Checks" title="" id="92" name="Picture"/>
+            <wp:docPr descr="The differences in Checks" title="" id="95" name="Picture"/>
             <a:graphic>
               <a:graphicData uri="http://schemas.openxmlformats.org/drawingml/2006/picture">
                 <pic:pic>
                   <pic:nvPicPr>
-                    <pic:cNvPr descr="images/22-environment-differences.png" id="93" name="Picture"/>
+                    <pic:cNvPr descr="images/22-environment-differences.png" id="96" name="Picture"/>
                     <pic:cNvPicPr>
                       <a:picLocks noChangeArrowheads="1" noChangeAspect="1"/>
                     </pic:cNvPicPr>
                   </pic:nvPicPr>
                   <pic:blipFill>
-                    <a:blip r:embed="rId91"/>
+                    <a:blip r:embed="rId94"/>
                     <a:stretch>
                       <a:fillRect/>
                     </a:stretch>
@@ -9002,9 +9200,9 @@
         <w:t xml:space="preserve">Loading a solution makes about a dozen Web API requests per table, eight at a time, so 50 tables take around 10 seconds. The managed-environment check reads one more record per custom field.</w:t>
       </w:r>
     </w:p>
-    <w:bookmarkEnd w:id="94"/>
-    <w:bookmarkEnd w:id="95"/>
-    <w:bookmarkStart w:id="98" w:name="using-it-in-xrmtoolbox"/>
+    <w:bookmarkEnd w:id="97"/>
+    <w:bookmarkEnd w:id="98"/>
+    <w:bookmarkStart w:id="101" w:name="using-it-in-xrmtoolbox"/>
     <w:p>
       <w:pPr>
         <w:pStyle w:val="Heading2"/>
@@ -9021,7 +9219,7 @@
         <w:t xml:space="preserve">The page also runs as a tool in XrmToolBox. It works exactly as inside Dynamics 365 (Using it inside Dynamics 365), on the environment XrmToolBox is connected to, and nothing needs installing in the environment.</w:t>
       </w:r>
     </w:p>
-    <w:bookmarkStart w:id="96" w:name="installing-the-tool"/>
+    <w:bookmarkStart w:id="99" w:name="installing-the-tool"/>
     <w:p>
       <w:pPr>
         <w:pStyle w:val="Heading3"/>
@@ -9036,200 +9234,6 @@
       </w:pPr>
       <w:r>
         <w:t xml:space="preserve">Until it is in XrmToolBox’s Tool Library, build it from the repository on a Windows machine with the .NET SDK (8 or later):</w:t>
-      </w:r>
-    </w:p>
-    <w:p>
-      <w:pPr>
-        <w:numPr>
-          <w:ilvl w:val="0"/>
-          <w:numId w:val="1018"/>
-        </w:numPr>
-        <w:pStyle w:val="Compact"/>
-      </w:pPr>
-      <w:r>
-        <w:t xml:space="preserve">In</w:t>
-      </w:r>
-      <w:r>
-        <w:t xml:space="preserve"> </w:t>
-      </w:r>
-      <w:r>
-        <w:rPr>
-          <w:rStyle w:val="VerbatimChar"/>
-        </w:rPr>
-        <w:t xml:space="preserve">data-model-explorer-v5</w:t>
-      </w:r>
-      <w:r>
-        <w:t xml:space="preserve">, run</w:t>
-      </w:r>
-      <w:r>
-        <w:t xml:space="preserve"> </w:t>
-      </w:r>
-      <w:r>
-        <w:rPr>
-          <w:rStyle w:val="VerbatimChar"/>
-        </w:rPr>
-        <w:t xml:space="preserve">npm install</w:t>
-      </w:r>
-      <w:r>
-        <w:t xml:space="preserve"> </w:t>
-      </w:r>
-      <w:r>
-        <w:t xml:space="preserve">and</w:t>
-      </w:r>
-      <w:r>
-        <w:t xml:space="preserve"> </w:t>
-      </w:r>
-      <w:r>
-        <w:rPr>
-          <w:rStyle w:val="VerbatimChar"/>
-        </w:rPr>
-        <w:t xml:space="preserve">npm run build</w:t>
-      </w:r>
-      <w:r>
-        <w:t xml:space="preserve">, then copy</w:t>
-      </w:r>
-      <w:r>
-        <w:t xml:space="preserve"> </w:t>
-      </w:r>
-      <w:r>
-        <w:rPr>
-          <w:rStyle w:val="VerbatimChar"/>
-        </w:rPr>
-        <w:t xml:space="preserve">dist\Data_Model_Explorer.html</w:t>
-      </w:r>
-      <w:r>
-        <w:t xml:space="preserve"> </w:t>
-      </w:r>
-      <w:r>
-        <w:t xml:space="preserve">into the folder (the repository already has a copy).</w:t>
-      </w:r>
-    </w:p>
-    <w:p>
-      <w:pPr>
-        <w:numPr>
-          <w:ilvl w:val="0"/>
-          <w:numId w:val="1018"/>
-        </w:numPr>
-        <w:pStyle w:val="Compact"/>
-      </w:pPr>
-      <w:r>
-        <w:t xml:space="preserve">Close XrmToolBox.</w:t>
-      </w:r>
-    </w:p>
-    <w:p>
-      <w:pPr>
-        <w:numPr>
-          <w:ilvl w:val="0"/>
-          <w:numId w:val="1018"/>
-        </w:numPr>
-        <w:pStyle w:val="Compact"/>
-      </w:pPr>
-      <w:r>
-        <w:t xml:space="preserve">In</w:t>
-      </w:r>
-      <w:r>
-        <w:t xml:space="preserve"> </w:t>
-      </w:r>
-      <w:r>
-        <w:rPr>
-          <w:rStyle w:val="VerbatimChar"/>
-        </w:rPr>
-        <w:t xml:space="preserve">data-model-explorer-v5\xrmtoolbox</w:t>
-      </w:r>
-      <w:r>
-        <w:t xml:space="preserve">, run</w:t>
-      </w:r>
-      <w:r>
-        <w:t xml:space="preserve"> </w:t>
-      </w:r>
-      <w:r>
-        <w:rPr>
-          <w:rStyle w:val="VerbatimChar"/>
-        </w:rPr>
-        <w:t xml:space="preserve">.\deploy.ps1</w:t>
-      </w:r>
-      <w:r>
-        <w:t xml:space="preserve">. It builds the tool and copies</w:t>
-      </w:r>
-      <w:r>
-        <w:t xml:space="preserve"> </w:t>
-      </w:r>
-      <w:r>
-        <w:rPr>
-          <w:rStyle w:val="VerbatimChar"/>
-        </w:rPr>
-        <w:t xml:space="preserve">FormusPro.DataModelExplorer.XrmToolBox.dll</w:t>
-      </w:r>
-      <w:r>
-        <w:t xml:space="preserve"> </w:t>
-      </w:r>
-      <w:r>
-        <w:t xml:space="preserve">into</w:t>
-      </w:r>
-      <w:r>
-        <w:t xml:space="preserve"> </w:t>
-      </w:r>
-      <w:r>
-        <w:rPr>
-          <w:rStyle w:val="VerbatimChar"/>
-        </w:rPr>
-        <w:t xml:space="preserve">%APPDATA%\MscrmTools\XrmToolBox\Plugins</w:t>
-      </w:r>
-      <w:r>
-        <w:t xml:space="preserve"> </w:t>
-      </w:r>
-      <w:r>
-        <w:t xml:space="preserve">(for a portable XrmToolBox:</w:t>
-      </w:r>
-      <w:r>
-        <w:t xml:space="preserve"> </w:t>
-      </w:r>
-      <w:r>
-        <w:rPr>
-          <w:rStyle w:val="VerbatimChar"/>
-        </w:rPr>
-        <w:t xml:space="preserve">.\deploy.ps1 -Plugins &lt;its Plugins folder&gt;</w:t>
-      </w:r>
-      <w:r>
-        <w:t xml:space="preserve">).</w:t>
-      </w:r>
-    </w:p>
-    <w:p>
-      <w:pPr>
-        <w:numPr>
-          <w:ilvl w:val="0"/>
-          <w:numId w:val="1018"/>
-        </w:numPr>
-        <w:pStyle w:val="Compact"/>
-      </w:pPr>
-      <w:r>
-        <w:t xml:space="preserve">Start XrmToolBox and open</w:t>
-      </w:r>
-      <w:r>
-        <w:t xml:space="preserve"> </w:t>
-      </w:r>
-      <w:r>
-        <w:rPr>
-          <w:bCs/>
-          <w:b/>
-        </w:rPr>
-        <w:t xml:space="preserve">Data Model Explorer</w:t>
-      </w:r>
-      <w:r>
-        <w:t xml:space="preserve"> </w:t>
-      </w:r>
-      <w:r>
-        <w:t xml:space="preserve">from the tool list.</w:t>
-      </w:r>
-    </w:p>
-    <w:bookmarkEnd w:id="96"/>
-    <w:bookmarkStart w:id="97" w:name="using-the-tool"/>
-    <w:p>
-      <w:pPr>
-        <w:pStyle w:val="Heading3"/>
-      </w:pPr>
-      <w:r>
-        <w:t xml:space="preserve">Using the tool</w:t>
       </w:r>
     </w:p>
     <w:p>
@@ -9241,7 +9245,61 @@
         <w:pStyle w:val="Compact"/>
       </w:pPr>
       <w:r>
-        <w:t xml:space="preserve">Connect to an environment as usual. The tool asks for a connection if there is none.</w:t>
+        <w:t xml:space="preserve">In</w:t>
+      </w:r>
+      <w:r>
+        <w:t xml:space="preserve"> </w:t>
+      </w:r>
+      <w:r>
+        <w:rPr>
+          <w:rStyle w:val="VerbatimChar"/>
+        </w:rPr>
+        <w:t xml:space="preserve">data-model-explorer-v5</w:t>
+      </w:r>
+      <w:r>
+        <w:t xml:space="preserve">, run</w:t>
+      </w:r>
+      <w:r>
+        <w:t xml:space="preserve"> </w:t>
+      </w:r>
+      <w:r>
+        <w:rPr>
+          <w:rStyle w:val="VerbatimChar"/>
+        </w:rPr>
+        <w:t xml:space="preserve">npm install</w:t>
+      </w:r>
+      <w:r>
+        <w:t xml:space="preserve"> </w:t>
+      </w:r>
+      <w:r>
+        <w:t xml:space="preserve">and</w:t>
+      </w:r>
+      <w:r>
+        <w:t xml:space="preserve"> </w:t>
+      </w:r>
+      <w:r>
+        <w:rPr>
+          <w:rStyle w:val="VerbatimChar"/>
+        </w:rPr>
+        <w:t xml:space="preserve">npm run build</w:t>
+      </w:r>
+      <w:r>
+        <w:t xml:space="preserve">, then copy</w:t>
+      </w:r>
+      <w:r>
+        <w:t xml:space="preserve"> </w:t>
+      </w:r>
+      <w:r>
+        <w:rPr>
+          <w:rStyle w:val="VerbatimChar"/>
+        </w:rPr>
+        <w:t xml:space="preserve">dist\Data_Model_Explorer.html</w:t>
+      </w:r>
+      <w:r>
+        <w:t xml:space="preserve"> </w:t>
+      </w:r>
+      <w:r>
+        <w:t xml:space="preserve">into the folder (the repository already has a copy).</w:t>
       </w:r>
     </w:p>
     <w:p>
@@ -9253,20 +9311,7 @@
         <w:pStyle w:val="Compact"/>
       </w:pPr>
       <w:r>
-        <w:t xml:space="preserve">The page opens on</w:t>
-      </w:r>
-      <w:r>
-        <w:t xml:space="preserve"> </w:t>
-      </w:r>
-      <w:r>
-        <w:rPr>
-          <w:bCs/>
-          <w:b/>
-        </w:rPr>
-        <w:t xml:space="preserve">This environment</w:t>
-      </w:r>
-      <w:r>
-        <w:t xml:space="preserve">: load a solution as the model, or open a workbook and check it against the environment.</w:t>
+        <w:t xml:space="preserve">Close XrmToolBox.</w:t>
       </w:r>
     </w:p>
     <w:p>
@@ -9278,6 +9323,159 @@
         <w:pStyle w:val="Compact"/>
       </w:pPr>
       <w:r>
+        <w:t xml:space="preserve">In</w:t>
+      </w:r>
+      <w:r>
+        <w:t xml:space="preserve"> </w:t>
+      </w:r>
+      <w:r>
+        <w:rPr>
+          <w:rStyle w:val="VerbatimChar"/>
+        </w:rPr>
+        <w:t xml:space="preserve">data-model-explorer-v7\xrmtoolbox</w:t>
+      </w:r>
+      <w:r>
+        <w:t xml:space="preserve">, run</w:t>
+      </w:r>
+      <w:r>
+        <w:t xml:space="preserve"> </w:t>
+      </w:r>
+      <w:r>
+        <w:rPr>
+          <w:rStyle w:val="VerbatimChar"/>
+        </w:rPr>
+        <w:t xml:space="preserve">.\deploy.ps1</w:t>
+      </w:r>
+      <w:r>
+        <w:t xml:space="preserve">. It builds the tool and copies</w:t>
+      </w:r>
+      <w:r>
+        <w:t xml:space="preserve"> </w:t>
+      </w:r>
+      <w:r>
+        <w:rPr>
+          <w:rStyle w:val="VerbatimChar"/>
+        </w:rPr>
+        <w:t xml:space="preserve">DataModelExplorer.XrmToolBox.dll</w:t>
+      </w:r>
+      <w:r>
+        <w:t xml:space="preserve"> </w:t>
+      </w:r>
+      <w:r>
+        <w:t xml:space="preserve">into</w:t>
+      </w:r>
+      <w:r>
+        <w:t xml:space="preserve"> </w:t>
+      </w:r>
+      <w:r>
+        <w:rPr>
+          <w:rStyle w:val="VerbatimChar"/>
+        </w:rPr>
+        <w:t xml:space="preserve">%APPDATA%\MscrmTools\XrmToolBox\Plugins</w:t>
+      </w:r>
+      <w:r>
+        <w:t xml:space="preserve"> </w:t>
+      </w:r>
+      <w:r>
+        <w:t xml:space="preserve">(for a portable XrmToolBox:</w:t>
+      </w:r>
+      <w:r>
+        <w:t xml:space="preserve"> </w:t>
+      </w:r>
+      <w:r>
+        <w:rPr>
+          <w:rStyle w:val="VerbatimChar"/>
+        </w:rPr>
+        <w:t xml:space="preserve">.\deploy.ps1 -Plugins &lt;its Plugins folder&gt;</w:t>
+      </w:r>
+      <w:r>
+        <w:t xml:space="preserve">).</w:t>
+      </w:r>
+    </w:p>
+    <w:p>
+      <w:pPr>
+        <w:numPr>
+          <w:ilvl w:val="0"/>
+          <w:numId w:val="1019"/>
+        </w:numPr>
+        <w:pStyle w:val="Compact"/>
+      </w:pPr>
+      <w:r>
+        <w:t xml:space="preserve">Start XrmToolBox and open</w:t>
+      </w:r>
+      <w:r>
+        <w:t xml:space="preserve"> </w:t>
+      </w:r>
+      <w:r>
+        <w:rPr>
+          <w:bCs/>
+          <w:b/>
+        </w:rPr>
+        <w:t xml:space="preserve">Data Model Explorer</w:t>
+      </w:r>
+      <w:r>
+        <w:t xml:space="preserve"> </w:t>
+      </w:r>
+      <w:r>
+        <w:t xml:space="preserve">from the tool list.</w:t>
+      </w:r>
+    </w:p>
+    <w:bookmarkEnd w:id="99"/>
+    <w:bookmarkStart w:id="100" w:name="using-the-tool"/>
+    <w:p>
+      <w:pPr>
+        <w:pStyle w:val="Heading3"/>
+      </w:pPr>
+      <w:r>
+        <w:t xml:space="preserve">Using the tool</w:t>
+      </w:r>
+    </w:p>
+    <w:p>
+      <w:pPr>
+        <w:numPr>
+          <w:ilvl w:val="0"/>
+          <w:numId w:val="1020"/>
+        </w:numPr>
+        <w:pStyle w:val="Compact"/>
+      </w:pPr>
+      <w:r>
+        <w:t xml:space="preserve">Connect to an environment as usual. The tool asks for a connection if there is none.</w:t>
+      </w:r>
+    </w:p>
+    <w:p>
+      <w:pPr>
+        <w:numPr>
+          <w:ilvl w:val="0"/>
+          <w:numId w:val="1020"/>
+        </w:numPr>
+        <w:pStyle w:val="Compact"/>
+      </w:pPr>
+      <w:r>
+        <w:t xml:space="preserve">The page opens on</w:t>
+      </w:r>
+      <w:r>
+        <w:t xml:space="preserve"> </w:t>
+      </w:r>
+      <w:r>
+        <w:rPr>
+          <w:bCs/>
+          <w:b/>
+        </w:rPr>
+        <w:t xml:space="preserve">This environment</w:t>
+      </w:r>
+      <w:r>
+        <w:t xml:space="preserve">: load a solution as the model, or open a workbook and check it against the environment.</w:t>
+      </w:r>
+    </w:p>
+    <w:p>
+      <w:pPr>
+        <w:numPr>
+          <w:ilvl w:val="0"/>
+          <w:numId w:val="1020"/>
+        </w:numPr>
+        <w:pStyle w:val="Compact"/>
+      </w:pPr>
+      <w:r>
         <w:t xml:space="preserve">Connecting to another environment (the connection button in XrmToolBox’s toolbar) reopens the page on that one.</w:t>
       </w:r>
     </w:p>
@@ -9297,9 +9495,9 @@
         <w:t xml:space="preserve">It needs the Microsoft Edge WebView2 Runtime (part of Windows 10 and 11) and a connection that signs in with Microsoft 365 (OAuth), a client secret or a certificate. Older on-premises connection types don’t give the tool a token: the page still opens, but can’t read the environment.</w:t>
       </w:r>
     </w:p>
-    <w:bookmarkEnd w:id="97"/>
-    <w:bookmarkEnd w:id="98"/>
-    <w:bookmarkStart w:id="109" w:name="updating-the-template"/>
+    <w:bookmarkEnd w:id="100"/>
+    <w:bookmarkEnd w:id="101"/>
+    <w:bookmarkStart w:id="112" w:name="updating-the-template"/>
     <w:p>
       <w:pPr>
         <w:pStyle w:val="Heading2"/>
@@ -9326,10 +9524,10 @@
         <w:t xml:space="preserve">Rebuilt in the current template</w:t>
       </w:r>
       <w:r>
-        <w:t xml:space="preserve">. The page has the current FormusPro template built in; you can replace it with your own.</w:t>
-      </w:r>
-    </w:p>
-    <w:bookmarkStart w:id="102" w:name="checking-a-workbook-against-the-template"/>
+        <w:t xml:space="preserve">. The page has the current data-model template built in; you can replace it with your own.</w:t>
+      </w:r>
+    </w:p>
+    <w:bookmarkStart w:id="105" w:name="checking-a-workbook-against-the-template"/>
     <w:p>
       <w:pPr>
         <w:pStyle w:val="Heading3"/>
@@ -9347,18 +9545,18 @@
           <wp:inline>
             <wp:extent cx="2258568" cy="2068731"/>
             <wp:effectExtent b="0" l="0" r="0" t="0"/>
-            <wp:docPr descr="The Check menu" title="" id="100" name="Picture"/>
+            <wp:docPr descr="The Check menu" title="" id="103" name="Picture"/>
             <a:graphic>
               <a:graphicData uri="http://schemas.openxmlformats.org/drawingml/2006/picture">
                 <pic:pic>
                   <pic:nvPicPr>
-                    <pic:cNvPr descr="images/14-check.png" id="101" name="Picture"/>
+                    <pic:cNvPr descr="images/14-check.png" id="104" name="Picture"/>
                     <pic:cNvPicPr>
                       <a:picLocks noChangeArrowheads="1" noChangeAspect="1"/>
                     </pic:cNvPicPr>
                   </pic:nvPicPr>
                   <pic:blipFill>
-                    <a:blip r:embed="rId99"/>
+                    <a:blip r:embed="rId102"/>
                     <a:stretch>
                       <a:fillRect/>
                     </a:stretch>
@@ -9464,8 +9662,8 @@
         <w:t xml:space="preserve">. The panel lists tables not in the template, extra columns the workbook has, and columns or details it is missing. A pink count on the button shows how many tables differ.</w:t>
       </w:r>
     </w:p>
-    <w:bookmarkEnd w:id="102"/>
-    <w:bookmarkStart w:id="103" w:name="bringing-an-older-workbook-up-to-date"/>
+    <w:bookmarkEnd w:id="105"/>
+    <w:bookmarkStart w:id="106" w:name="bringing-an-older-workbook-up-to-date"/>
     <w:p>
       <w:pPr>
         <w:pStyle w:val="Heading3"/>
@@ -9478,119 +9676,55 @@
       <w:pPr>
         <w:numPr>
           <w:ilvl w:val="0"/>
-          <w:numId w:val="1020"/>
-        </w:numPr>
-        <w:pStyle w:val="Compact"/>
-      </w:pPr>
-      <w:r>
-        <w:t xml:space="preserve">Open the workbook. Columns and table details it lacks (for example Relationship Type, Cascade Delete, Primary Name Column) are added in the page and marked</w:t>
-      </w:r>
-      <w:r>
-        <w:t xml:space="preserve"> </w:t>
-      </w:r>
-      <w:r>
-        <w:rPr>
-          <w:bCs/>
-          <w:b/>
-        </w:rPr>
-        <w:t xml:space="preserve">added</w:t>
-      </w:r>
-      <w:r>
-        <w:t xml:space="preserve">.</w:t>
-      </w:r>
-    </w:p>
-    <w:p>
-      <w:pPr>
-        <w:numPr>
-          <w:ilvl w:val="0"/>
-          <w:numId w:val="1020"/>
-        </w:numPr>
-        <w:pStyle w:val="Compact"/>
-      </w:pPr>
-      <w:r>
-        <w:t xml:space="preserve">Fill them in where you need them.</w:t>
-      </w:r>
-    </w:p>
-    <w:p>
-      <w:pPr>
-        <w:numPr>
-          <w:ilvl w:val="0"/>
-          <w:numId w:val="1020"/>
-        </w:numPr>
-        <w:pStyle w:val="Compact"/>
-      </w:pPr>
-      <w:r>
-        <w:t xml:space="preserve">Save it one of two ways:</w:t>
-      </w:r>
-    </w:p>
-    <w:p>
-      <w:pPr>
-        <w:numPr>
-          <w:ilvl w:val="1"/>
           <w:numId w:val="1021"/>
         </w:numPr>
         <w:pStyle w:val="Compact"/>
       </w:pPr>
       <w:r>
-        <w:rPr>
-          <w:bCs/>
-          <w:b/>
-        </w:rPr>
-        <w:t xml:space="preserve">Save</w:t>
-      </w:r>
-      <w:r>
-        <w:t xml:space="preserve"> </w:t>
-      </w:r>
-      <w:r>
-        <w:t xml:space="preserve">or</w:t>
-      </w:r>
-      <w:r>
-        <w:t xml:space="preserve"> </w:t>
-      </w:r>
-      <w:r>
-        <w:rPr>
-          <w:bCs/>
-          <w:b/>
-        </w:rPr>
-        <w:t xml:space="preserve">Save as…</w:t>
-      </w:r>
-      <w:r>
-        <w:t xml:space="preserve">: only the added columns you filled in are written, with their headers and hints.</w:t>
+        <w:t xml:space="preserve">Open the workbook. Columns and table details it lacks (for example Relationship Type, Cascade Delete, Primary Name Column) are added in the page and marked</w:t>
+      </w:r>
+      <w:r>
+        <w:t xml:space="preserve"> </w:t>
+      </w:r>
+      <w:r>
+        <w:rPr>
+          <w:bCs/>
+          <w:b/>
+        </w:rPr>
+        <w:t xml:space="preserve">added</w:t>
+      </w:r>
+      <w:r>
+        <w:t xml:space="preserve">.</w:t>
       </w:r>
     </w:p>
     <w:p>
       <w:pPr>
         <w:numPr>
-          <w:ilvl w:val="1"/>
+          <w:ilvl w:val="0"/>
           <w:numId w:val="1021"/>
         </w:numPr>
         <w:pStyle w:val="Compact"/>
       </w:pPr>
       <w:r>
-        <w:rPr>
-          <w:bCs/>
-          <w:b/>
-        </w:rPr>
-        <w:t xml:space="preserve">Rebuilt in the current template</w:t>
-      </w:r>
-      <w:r>
-        <w:t xml:space="preserve">: the whole workbook rebuilt in the current template layout, every column and detail included.</w:t>
-      </w:r>
-    </w:p>
-    <w:bookmarkEnd w:id="103"/>
-    <w:bookmarkStart w:id="107" w:name="using-your-own-template"/>
-    <w:p>
-      <w:pPr>
-        <w:pStyle w:val="Heading3"/>
-      </w:pPr>
-      <w:r>
-        <w:t xml:space="preserve">Using your own template</w:t>
+        <w:t xml:space="preserve">Fill them in where you need them.</w:t>
       </w:r>
     </w:p>
     <w:p>
       <w:pPr>
         <w:numPr>
           <w:ilvl w:val="0"/>
+          <w:numId w:val="1021"/>
+        </w:numPr>
+        <w:pStyle w:val="Compact"/>
+      </w:pPr>
+      <w:r>
+        <w:t xml:space="preserve">Save it one of two ways:</w:t>
+      </w:r>
+    </w:p>
+    <w:p>
+      <w:pPr>
+        <w:numPr>
+          <w:ilvl w:val="1"/>
           <w:numId w:val="1022"/>
         </w:numPr>
         <w:pStyle w:val="Compact"/>
@@ -9600,56 +9734,62 @@
           <w:bCs/>
           <w:b/>
         </w:rPr>
-        <w:t xml:space="preserve">Check ▾ → Template → Download blank template</w:t>
-      </w:r>
-      <w:r>
-        <w:t xml:space="preserve"> </w:t>
-      </w:r>
-      <w:r>
-        <w:t xml:space="preserve">to start from the current one.</w:t>
+        <w:t xml:space="preserve">Save</w:t>
+      </w:r>
+      <w:r>
+        <w:t xml:space="preserve"> </w:t>
+      </w:r>
+      <w:r>
+        <w:t xml:space="preserve">or</w:t>
+      </w:r>
+      <w:r>
+        <w:t xml:space="preserve"> </w:t>
+      </w:r>
+      <w:r>
+        <w:rPr>
+          <w:bCs/>
+          <w:b/>
+        </w:rPr>
+        <w:t xml:space="preserve">Save as…</w:t>
+      </w:r>
+      <w:r>
+        <w:t xml:space="preserve">: only the added columns you filled in are written, with their headers and hints.</w:t>
       </w:r>
     </w:p>
     <w:p>
       <w:pPr>
         <w:numPr>
-          <w:ilvl w:val="0"/>
+          <w:ilvl w:val="1"/>
           <w:numId w:val="1022"/>
         </w:numPr>
         <w:pStyle w:val="Compact"/>
       </w:pPr>
       <w:r>
-        <w:t xml:space="preserve">Change it in Excel and keep the layout: the Table Dictionary, and one example table tab with its detail rows, hint row and header row starting</w:t>
-      </w:r>
-      <w:r>
-        <w:t xml:space="preserve"> </w:t>
-      </w:r>
-      <w:r>
-        <w:rPr>
-          <w:rStyle w:val="VerbatimChar"/>
-        </w:rPr>
-        <w:t xml:space="preserve">Logical Name</w:t>
-      </w:r>
-      <w:r>
-        <w:t xml:space="preserve">,</w:t>
-      </w:r>
-      <w:r>
-        <w:t xml:space="preserve"> </w:t>
-      </w:r>
-      <w:r>
-        <w:rPr>
-          <w:rStyle w:val="VerbatimChar"/>
-        </w:rPr>
-        <w:t xml:space="preserve">Schema Name</w:t>
-      </w:r>
-      <w:r>
-        <w:t xml:space="preserve">.</w:t>
+        <w:rPr>
+          <w:bCs/>
+          <w:b/>
+        </w:rPr>
+        <w:t xml:space="preserve">Rebuilt in the current template</w:t>
+      </w:r>
+      <w:r>
+        <w:t xml:space="preserve">: the whole workbook rebuilt in the current template layout, every column and detail included.</w:t>
+      </w:r>
+    </w:p>
+    <w:bookmarkEnd w:id="106"/>
+    <w:bookmarkStart w:id="110" w:name="using-your-own-template"/>
+    <w:p>
+      <w:pPr>
+        <w:pStyle w:val="Heading3"/>
+      </w:pPr>
+      <w:r>
+        <w:t xml:space="preserve">Using your own template</w:t>
       </w:r>
     </w:p>
     <w:p>
       <w:pPr>
         <w:numPr>
           <w:ilvl w:val="0"/>
-          <w:numId w:val="1022"/>
+          <w:numId w:val="1023"/>
         </w:numPr>
         <w:pStyle w:val="Compact"/>
       </w:pPr>
@@ -9658,36 +9798,94 @@
           <w:bCs/>
           <w:b/>
         </w:rPr>
-        <w:t xml:space="preserve">Template → Use a different template…</w:t>
-      </w:r>
-      <w:r>
-        <w:t xml:space="preserve"> </w:t>
-      </w:r>
-      <w:r>
-        <w:t xml:space="preserve">and pick your file. The page remembers it in this browser;</w:t>
-      </w:r>
-      <w:r>
-        <w:t xml:space="preserve"> </w:t>
-      </w:r>
-      <w:r>
-        <w:rPr>
-          <w:bCs/>
-          <w:b/>
-        </w:rPr>
-        <w:t xml:space="preserve">Reset to bundled</w:t>
-      </w:r>
-      <w:r>
-        <w:t xml:space="preserve"> </w:t>
-      </w:r>
-      <w:r>
-        <w:t xml:space="preserve">goes back to the built-in one.</w:t>
+        <w:t xml:space="preserve">Check ▾ → Template → Download blank template</w:t>
+      </w:r>
+      <w:r>
+        <w:t xml:space="preserve"> </w:t>
+      </w:r>
+      <w:r>
+        <w:t xml:space="preserve">to start from the current one.</w:t>
       </w:r>
     </w:p>
     <w:p>
       <w:pPr>
         <w:numPr>
           <w:ilvl w:val="0"/>
-          <w:numId w:val="1022"/>
+          <w:numId w:val="1023"/>
+        </w:numPr>
+        <w:pStyle w:val="Compact"/>
+      </w:pPr>
+      <w:r>
+        <w:t xml:space="preserve">Change it in Excel and keep the layout: the Table Dictionary, and one example table tab with its detail rows, hint row and header row starting</w:t>
+      </w:r>
+      <w:r>
+        <w:t xml:space="preserve"> </w:t>
+      </w:r>
+      <w:r>
+        <w:rPr>
+          <w:rStyle w:val="VerbatimChar"/>
+        </w:rPr>
+        <w:t xml:space="preserve">Logical Name</w:t>
+      </w:r>
+      <w:r>
+        <w:t xml:space="preserve">,</w:t>
+      </w:r>
+      <w:r>
+        <w:t xml:space="preserve"> </w:t>
+      </w:r>
+      <w:r>
+        <w:rPr>
+          <w:rStyle w:val="VerbatimChar"/>
+        </w:rPr>
+        <w:t xml:space="preserve">Schema Name</w:t>
+      </w:r>
+      <w:r>
+        <w:t xml:space="preserve">.</w:t>
+      </w:r>
+    </w:p>
+    <w:p>
+      <w:pPr>
+        <w:numPr>
+          <w:ilvl w:val="0"/>
+          <w:numId w:val="1023"/>
+        </w:numPr>
+        <w:pStyle w:val="Compact"/>
+      </w:pPr>
+      <w:r>
+        <w:rPr>
+          <w:bCs/>
+          <w:b/>
+        </w:rPr>
+        <w:t xml:space="preserve">Template → Use a different template…</w:t>
+      </w:r>
+      <w:r>
+        <w:t xml:space="preserve"> </w:t>
+      </w:r>
+      <w:r>
+        <w:t xml:space="preserve">and pick your file. The page remembers it in this browser;</w:t>
+      </w:r>
+      <w:r>
+        <w:t xml:space="preserve"> </w:t>
+      </w:r>
+      <w:r>
+        <w:rPr>
+          <w:bCs/>
+          <w:b/>
+        </w:rPr>
+        <w:t xml:space="preserve">Reset to bundled</w:t>
+      </w:r>
+      <w:r>
+        <w:t xml:space="preserve"> </w:t>
+      </w:r>
+      <w:r>
+        <w:t xml:space="preserve">goes back to the built-in one.</w:t>
+      </w:r>
+    </w:p>
+    <w:p>
+      <w:pPr>
+        <w:numPr>
+          <w:ilvl w:val="0"/>
+          <w:numId w:val="1023"/>
         </w:numPr>
         <w:pStyle w:val="Compact"/>
       </w:pPr>
@@ -9704,18 +9902,18 @@
           <wp:inline>
             <wp:extent cx="3264407" cy="2621270"/>
             <wp:effectExtent b="0" l="0" r="0" t="0"/>
-            <wp:docPr descr="The Template panel" title="" id="105" name="Picture"/>
+            <wp:docPr descr="The Template panel" title="" id="108" name="Picture"/>
             <a:graphic>
               <a:graphicData uri="http://schemas.openxmlformats.org/drawingml/2006/picture">
                 <pic:pic>
                   <pic:nvPicPr>
-                    <pic:cNvPr descr="images/15-template.png" id="106" name="Picture"/>
+                    <pic:cNvPr descr="images/15-template.png" id="109" name="Picture"/>
                     <pic:cNvPicPr>
                       <a:picLocks noChangeArrowheads="1" noChangeAspect="1"/>
                     </pic:cNvPicPr>
                   </pic:nvPicPr>
                   <pic:blipFill>
-                    <a:blip r:embed="rId104"/>
+                    <a:blip r:embed="rId107"/>
                     <a:stretch>
                       <a:fillRect/>
                     </a:stretch>
@@ -9800,8 +9998,8 @@
         <w:t xml:space="preserve">Reset to bundled</w:t>
       </w:r>
     </w:p>
-    <w:bookmarkEnd w:id="107"/>
-    <w:bookmarkStart w:id="108" w:name="what-you-can-change"/>
+    <w:bookmarkEnd w:id="110"/>
+    <w:bookmarkStart w:id="111" w:name="what-you-can-change"/>
     <w:p>
       <w:pPr>
         <w:pStyle w:val="Heading3"/>
@@ -10035,9 +10233,9 @@
         <w:t xml:space="preserve">A new column needs a code change only if the solution builder or a check should use it.</w:t>
       </w:r>
     </w:p>
-    <w:bookmarkEnd w:id="108"/>
-    <w:bookmarkEnd w:id="109"/>
-    <w:bookmarkStart w:id="113" w:name="comparing-with-a-solution"/>
+    <w:bookmarkEnd w:id="111"/>
+    <w:bookmarkEnd w:id="112"/>
+    <w:bookmarkStart w:id="116" w:name="comparing-with-a-solution"/>
     <w:p>
       <w:pPr>
         <w:pStyle w:val="Heading2"/>
@@ -10058,7 +10256,7 @@
       <w:pPr>
         <w:numPr>
           <w:ilvl w:val="0"/>
-          <w:numId w:val="1023"/>
+          <w:numId w:val="1024"/>
         </w:numPr>
         <w:pStyle w:val="Compact"/>
       </w:pPr>
@@ -10099,7 +10297,7 @@
       <w:pPr>
         <w:numPr>
           <w:ilvl w:val="0"/>
-          <w:numId w:val="1023"/>
+          <w:numId w:val="1024"/>
         </w:numPr>
         <w:pStyle w:val="Compact"/>
       </w:pPr>
@@ -10140,7 +10338,7 @@
       <w:pPr>
         <w:numPr>
           <w:ilvl w:val="0"/>
-          <w:numId w:val="1023"/>
+          <w:numId w:val="1024"/>
         </w:numPr>
         <w:pStyle w:val="Compact"/>
       </w:pPr>
@@ -10184,7 +10382,7 @@
       <w:pPr>
         <w:numPr>
           <w:ilvl w:val="0"/>
-          <w:numId w:val="1023"/>
+          <w:numId w:val="1024"/>
         </w:numPr>
         <w:pStyle w:val="Compact"/>
       </w:pPr>
@@ -10227,18 +10425,18 @@
           <wp:inline>
             <wp:extent cx="3264407" cy="3361853"/>
             <wp:effectExtent b="0" l="0" r="0" t="0"/>
-            <wp:docPr descr="The Dataverse panel" title="" id="111" name="Picture"/>
+            <wp:docPr descr="The Dataverse panel" title="" id="114" name="Picture"/>
             <a:graphic>
               <a:graphicData uri="http://schemas.openxmlformats.org/drawingml/2006/picture">
                 <pic:pic>
                   <pic:nvPicPr>
-                    <pic:cNvPr descr="images/16-dataverse.png" id="112" name="Picture"/>
+                    <pic:cNvPr descr="images/16-dataverse.png" id="115" name="Picture"/>
                     <pic:cNvPicPr>
                       <a:picLocks noChangeArrowheads="1" noChangeAspect="1"/>
                     </pic:cNvPicPr>
                   </pic:nvPicPr>
                   <pic:blipFill>
-                    <a:blip r:embed="rId110"/>
+                    <a:blip r:embed="rId113"/>
                     <a:stretch>
                       <a:fillRect/>
                     </a:stretch>
@@ -10496,8 +10694,8 @@
         </w:tc>
       </w:tr>
     </w:tbl>
-    <w:bookmarkEnd w:id="113"/>
-    <w:bookmarkStart w:id="114" w:name="publishers-and-prefixes"/>
+    <w:bookmarkEnd w:id="116"/>
+    <w:bookmarkStart w:id="117" w:name="publishers-and-prefixes"/>
     <w:p>
       <w:pPr>
         <w:pStyle w:val="Heading2"/>
@@ -10561,260 +10759,6 @@
       </w:r>
       <w:r>
         <w:t xml:space="preserve">), the publisher’s unique name, its display name and its choice value prefix. They are kept in this browser for every workbook.</w:t>
-      </w:r>
-    </w:p>
-    <w:p>
-      <w:pPr>
-        <w:numPr>
-          <w:ilvl w:val="0"/>
-          <w:numId w:val="1024"/>
-        </w:numPr>
-        <w:pStyle w:val="Compact"/>
-      </w:pPr>
-      <w:r>
-        <w:rPr>
-          <w:bCs/>
-          <w:b/>
-        </w:rPr>
-        <w:t xml:space="preserve">Checks</w:t>
-      </w:r>
-      <w:r>
-        <w:t xml:space="preserve"> </w:t>
-      </w:r>
-      <w:r>
-        <w:t xml:space="preserve">count a field as yours when it starts with one of your prefixes, and flag a custom field whose prefix is neither yours nor Microsoft’s.</w:t>
-      </w:r>
-    </w:p>
-    <w:p>
-      <w:pPr>
-        <w:numPr>
-          <w:ilvl w:val="0"/>
-          <w:numId w:val="1024"/>
-        </w:numPr>
-        <w:pStyle w:val="Compact"/>
-      </w:pPr>
-      <w:r>
-        <w:rPr>
-          <w:bCs/>
-          <w:b/>
-        </w:rPr>
-        <w:t xml:space="preserve">＋ Add field</w:t>
-      </w:r>
-      <w:r>
-        <w:t xml:space="preserve"> </w:t>
-      </w:r>
-      <w:r>
-        <w:t xml:space="preserve">gives a new field the table’s own prefix, or your usual one.</w:t>
-      </w:r>
-    </w:p>
-    <w:p>
-      <w:pPr>
-        <w:numPr>
-          <w:ilvl w:val="0"/>
-          <w:numId w:val="1024"/>
-        </w:numPr>
-        <w:pStyle w:val="Compact"/>
-      </w:pPr>
-      <w:r>
-        <w:rPr>
-          <w:bCs/>
-          <w:b/>
-        </w:rPr>
-        <w:t xml:space="preserve">Build solution</w:t>
-      </w:r>
-      <w:r>
-        <w:t xml:space="preserve"> </w:t>
-      </w:r>
-      <w:r>
-        <w:t xml:space="preserve">suggests your prefixes in its Prefix box and fills in that prefix’s publisher. Building with a new prefix adds it to the list.</w:t>
-      </w:r>
-    </w:p>
-    <w:p>
-      <w:pPr>
-        <w:numPr>
-          <w:ilvl w:val="0"/>
-          <w:numId w:val="1024"/>
-        </w:numPr>
-        <w:pStyle w:val="Compact"/>
-      </w:pPr>
-      <w:r>
-        <w:rPr>
-          <w:bCs/>
-          <w:b/>
-        </w:rPr>
-        <w:t xml:space="preserve">Microsoft and other vendors’ prefixes</w:t>
-      </w:r>
-      <w:r>
-        <w:t xml:space="preserve"> </w:t>
-      </w:r>
-      <w:r>
-        <w:t xml:space="preserve">are treated as out of the box. The default is</w:t>
-      </w:r>
-      <w:r>
-        <w:t xml:space="preserve"> </w:t>
-      </w:r>
-      <w:r>
-        <w:rPr>
-          <w:rStyle w:val="VerbatimChar"/>
-        </w:rPr>
-        <w:t xml:space="preserve">ms*, adx</w:t>
-      </w:r>
-      <w:r>
-        <w:t xml:space="preserve">: an entry ending in</w:t>
-      </w:r>
-      <w:r>
-        <w:t xml:space="preserve"> </w:t>
-      </w:r>
-      <w:r>
-        <w:rPr>
-          <w:rStyle w:val="VerbatimChar"/>
-        </w:rPr>
-        <w:t xml:space="preserve">*</w:t>
-      </w:r>
-      <w:r>
-        <w:t xml:space="preserve"> </w:t>
-      </w:r>
-      <w:r>
-        <w:t xml:space="preserve">matches every prefix that starts with it, so</w:t>
-      </w:r>
-      <w:r>
-        <w:t xml:space="preserve"> </w:t>
-      </w:r>
-      <w:r>
-        <w:rPr>
-          <w:rStyle w:val="VerbatimChar"/>
-        </w:rPr>
-        <w:t xml:space="preserve">ms*</w:t>
-      </w:r>
-      <w:r>
-        <w:t xml:space="preserve"> </w:t>
-      </w:r>
-      <w:r>
-        <w:t xml:space="preserve">covers</w:t>
-      </w:r>
-      <w:r>
-        <w:t xml:space="preserve"> </w:t>
-      </w:r>
-      <w:r>
-        <w:rPr>
-          <w:rStyle w:val="VerbatimChar"/>
-        </w:rPr>
-        <w:t xml:space="preserve">msdyn</w:t>
-      </w:r>
-      <w:r>
-        <w:t xml:space="preserve">,</w:t>
-      </w:r>
-      <w:r>
-        <w:t xml:space="preserve"> </w:t>
-      </w:r>
-      <w:r>
-        <w:rPr>
-          <w:rStyle w:val="VerbatimChar"/>
-        </w:rPr>
-        <w:t xml:space="preserve">mspp</w:t>
-      </w:r>
-      <w:r>
-        <w:t xml:space="preserve">,</w:t>
-      </w:r>
-      <w:r>
-        <w:t xml:space="preserve"> </w:t>
-      </w:r>
-      <w:r>
-        <w:rPr>
-          <w:rStyle w:val="VerbatimChar"/>
-        </w:rPr>
-        <w:t xml:space="preserve">msdynce</w:t>
-      </w:r>
-      <w:r>
-        <w:t xml:space="preserve"> </w:t>
-      </w:r>
-      <w:r>
-        <w:t xml:space="preserve">and the rest. Add any others you use, such as a partner’s.</w:t>
-      </w:r>
-    </w:p>
-    <w:p>
-      <w:pPr>
-        <w:numPr>
-          <w:ilvl w:val="0"/>
-          <w:numId w:val="1024"/>
-        </w:numPr>
-        <w:pStyle w:val="Compact"/>
-      </w:pPr>
-      <w:r>
-        <w:t xml:space="preserve">Prefixes used in the workbook that are not listed appear under the table, to add with one click.</w:t>
-      </w:r>
-      <w:r>
-        <w:t xml:space="preserve"> </w:t>
-      </w:r>
-      <w:r>
-        <w:rPr>
-          <w:bCs/>
-          <w:b/>
-        </w:rPr>
-        <w:t xml:space="preserve">Reset</w:t>
-      </w:r>
-      <w:r>
-        <w:t xml:space="preserve"> </w:t>
-      </w:r>
-      <w:r>
-        <w:t xml:space="preserve">goes back to guessing your prefixes from the custom tables, as before.</w:t>
-      </w:r>
-    </w:p>
-    <w:bookmarkEnd w:id="114"/>
-    <w:bookmarkStart w:id="118" w:name="generating-a-dataverse-solution"/>
-    <w:p>
-      <w:pPr>
-        <w:pStyle w:val="Heading2"/>
-      </w:pPr>
-      <w:r>
-        <w:t xml:space="preserve">Generating a Dataverse solution</w:t>
-      </w:r>
-    </w:p>
-    <w:p>
-      <w:pPr>
-        <w:pStyle w:val="FirstParagraph"/>
-      </w:pPr>
-      <w:r>
-        <w:rPr>
-          <w:bCs/>
-          <w:b/>
-        </w:rPr>
-        <w:t xml:space="preserve">Build solution</w:t>
-      </w:r>
-      <w:r>
-        <w:t xml:space="preserve"> </w:t>
-      </w:r>
-      <w:r>
-        <w:t xml:space="preserve">in the header (or</w:t>
-      </w:r>
-      <w:r>
-        <w:t xml:space="preserve"> </w:t>
-      </w:r>
-      <w:r>
-        <w:rPr>
-          <w:bCs/>
-          <w:b/>
-        </w:rPr>
-        <w:t xml:space="preserve">Build solution…</w:t>
-      </w:r>
-      <w:r>
-        <w:t xml:space="preserve"> </w:t>
-      </w:r>
-      <w:r>
-        <w:t xml:space="preserve">on the Overview, or</w:t>
-      </w:r>
-      <w:r>
-        <w:t xml:space="preserve"> </w:t>
-      </w:r>
-      <w:r>
-        <w:rPr>
-          <w:bCs/>
-          <w:b/>
-        </w:rPr>
-        <w:t xml:space="preserve">Save &amp; share → Dataverse solution (.zip)…</w:t>
-      </w:r>
-      <w:r>
-        <w:t xml:space="preserve">) turns the workbook into an unmanaged solution, so nothing is created by hand in Power Apps. Clear the errors in Checks first.</w:t>
       </w:r>
     </w:p>
     <w:p>
@@ -10826,49 +10770,17 @@
         <w:pStyle w:val="Compact"/>
       </w:pPr>
       <w:r>
-        <w:t xml:space="preserve">Choose</w:t>
-      </w:r>
-      <w:r>
-        <w:t xml:space="preserve"> </w:t>
-      </w:r>
-      <w:r>
-        <w:rPr>
-          <w:bCs/>
-          <w:b/>
-        </w:rPr>
-        <w:t xml:space="preserve">What to build</w:t>
-      </w:r>
-      <w:r>
-        <w:t xml:space="preserve">:</w:t>
-      </w:r>
-      <w:r>
-        <w:t xml:space="preserve"> </w:t>
-      </w:r>
-      <w:r>
-        <w:rPr>
-          <w:bCs/>
-          <w:b/>
-        </w:rPr>
-        <w:t xml:space="preserve">Tables, fields and relationships</w:t>
-      </w:r>
-      <w:r>
-        <w:t xml:space="preserve"> </w:t>
-      </w:r>
-      <w:r>
-        <w:t xml:space="preserve">(everything with your prefix), or</w:t>
-      </w:r>
-      <w:r>
-        <w:t xml:space="preserve"> </w:t>
-      </w:r>
-      <w:r>
-        <w:rPr>
-          <w:bCs/>
-          <w:b/>
-        </w:rPr>
-        <w:t xml:space="preserve">Tables only</w:t>
-      </w:r>
-      <w:r>
-        <w:t xml:space="preserve">, which builds each new table with just its primary name column, for when you want the tables in place first and the fields later. The choice is remembered for the workbook.</w:t>
+        <w:rPr>
+          <w:bCs/>
+          <w:b/>
+        </w:rPr>
+        <w:t xml:space="preserve">Checks</w:t>
+      </w:r>
+      <w:r>
+        <w:t xml:space="preserve"> </w:t>
+      </w:r>
+      <w:r>
+        <w:t xml:space="preserve">count a field as yours when it starts with one of your prefixes, and flag a custom field whose prefix is neither yours nor Microsoft’s.</w:t>
       </w:r>
     </w:p>
     <w:p>
@@ -10880,7 +10792,17 @@
         <w:pStyle w:val="Compact"/>
       </w:pPr>
       <w:r>
-        <w:t xml:space="preserve">Fill in the rest of the dialog. The prefix and choice value prefix are suggested from the workbook.</w:t>
+        <w:rPr>
+          <w:bCs/>
+          <w:b/>
+        </w:rPr>
+        <w:t xml:space="preserve">＋ Add field</w:t>
+      </w:r>
+      <w:r>
+        <w:t xml:space="preserve"> </w:t>
+      </w:r>
+      <w:r>
+        <w:t xml:space="preserve">gives a new field the table’s own prefix, or your usual one.</w:t>
       </w:r>
     </w:p>
     <w:p>
@@ -10892,20 +10814,17 @@
         <w:pStyle w:val="Compact"/>
       </w:pPr>
       <w:r>
-        <w:t xml:space="preserve">Read</w:t>
-      </w:r>
-      <w:r>
-        <w:t xml:space="preserve"> </w:t>
-      </w:r>
-      <w:r>
-        <w:rPr>
-          <w:bCs/>
-          <w:b/>
-        </w:rPr>
-        <w:t xml:space="preserve">Will be built</w:t>
-      </w:r>
-      <w:r>
-        <w:t xml:space="preserve">: new tables, existing tables gaining your fields, fields and relationships, plus what is to build by hand or not included and why.</w:t>
+        <w:rPr>
+          <w:bCs/>
+          <w:b/>
+        </w:rPr>
+        <w:t xml:space="preserve">Build solution</w:t>
+      </w:r>
+      <w:r>
+        <w:t xml:space="preserve"> </w:t>
+      </w:r>
+      <w:r>
+        <w:t xml:space="preserve">suggests your prefixes in its Prefix box and fills in that prefix’s publisher. Building with a new prefix adds it to the list.</w:t>
       </w:r>
     </w:p>
     <w:p>
@@ -10917,6 +10836,285 @@
         <w:pStyle w:val="Compact"/>
       </w:pPr>
       <w:r>
+        <w:rPr>
+          <w:bCs/>
+          <w:b/>
+        </w:rPr>
+        <w:t xml:space="preserve">Microsoft and other vendors’ prefixes</w:t>
+      </w:r>
+      <w:r>
+        <w:t xml:space="preserve"> </w:t>
+      </w:r>
+      <w:r>
+        <w:t xml:space="preserve">are treated as out of the box. The default is</w:t>
+      </w:r>
+      <w:r>
+        <w:t xml:space="preserve"> </w:t>
+      </w:r>
+      <w:r>
+        <w:rPr>
+          <w:rStyle w:val="VerbatimChar"/>
+        </w:rPr>
+        <w:t xml:space="preserve">ms*, adx</w:t>
+      </w:r>
+      <w:r>
+        <w:t xml:space="preserve">: an entry ending in</w:t>
+      </w:r>
+      <w:r>
+        <w:t xml:space="preserve"> </w:t>
+      </w:r>
+      <w:r>
+        <w:rPr>
+          <w:rStyle w:val="VerbatimChar"/>
+        </w:rPr>
+        <w:t xml:space="preserve">*</w:t>
+      </w:r>
+      <w:r>
+        <w:t xml:space="preserve"> </w:t>
+      </w:r>
+      <w:r>
+        <w:t xml:space="preserve">matches every prefix that starts with it, so</w:t>
+      </w:r>
+      <w:r>
+        <w:t xml:space="preserve"> </w:t>
+      </w:r>
+      <w:r>
+        <w:rPr>
+          <w:rStyle w:val="VerbatimChar"/>
+        </w:rPr>
+        <w:t xml:space="preserve">ms*</w:t>
+      </w:r>
+      <w:r>
+        <w:t xml:space="preserve"> </w:t>
+      </w:r>
+      <w:r>
+        <w:t xml:space="preserve">covers</w:t>
+      </w:r>
+      <w:r>
+        <w:t xml:space="preserve"> </w:t>
+      </w:r>
+      <w:r>
+        <w:rPr>
+          <w:rStyle w:val="VerbatimChar"/>
+        </w:rPr>
+        <w:t xml:space="preserve">msdyn</w:t>
+      </w:r>
+      <w:r>
+        <w:t xml:space="preserve">,</w:t>
+      </w:r>
+      <w:r>
+        <w:t xml:space="preserve"> </w:t>
+      </w:r>
+      <w:r>
+        <w:rPr>
+          <w:rStyle w:val="VerbatimChar"/>
+        </w:rPr>
+        <w:t xml:space="preserve">mspp</w:t>
+      </w:r>
+      <w:r>
+        <w:t xml:space="preserve">,</w:t>
+      </w:r>
+      <w:r>
+        <w:t xml:space="preserve"> </w:t>
+      </w:r>
+      <w:r>
+        <w:rPr>
+          <w:rStyle w:val="VerbatimChar"/>
+        </w:rPr>
+        <w:t xml:space="preserve">msdynce</w:t>
+      </w:r>
+      <w:r>
+        <w:t xml:space="preserve"> </w:t>
+      </w:r>
+      <w:r>
+        <w:t xml:space="preserve">and the rest. Add any others you use, such as a partner’s.</w:t>
+      </w:r>
+    </w:p>
+    <w:p>
+      <w:pPr>
+        <w:numPr>
+          <w:ilvl w:val="0"/>
+          <w:numId w:val="1025"/>
+        </w:numPr>
+        <w:pStyle w:val="Compact"/>
+      </w:pPr>
+      <w:r>
+        <w:t xml:space="preserve">Prefixes used in the workbook that are not listed appear under the table, to add with one click.</w:t>
+      </w:r>
+      <w:r>
+        <w:t xml:space="preserve"> </w:t>
+      </w:r>
+      <w:r>
+        <w:rPr>
+          <w:bCs/>
+          <w:b/>
+        </w:rPr>
+        <w:t xml:space="preserve">Reset</w:t>
+      </w:r>
+      <w:r>
+        <w:t xml:space="preserve"> </w:t>
+      </w:r>
+      <w:r>
+        <w:t xml:space="preserve">goes back to guessing your prefixes from the custom tables, as before.</w:t>
+      </w:r>
+    </w:p>
+    <w:bookmarkEnd w:id="117"/>
+    <w:bookmarkStart w:id="121" w:name="generating-a-dataverse-solution"/>
+    <w:p>
+      <w:pPr>
+        <w:pStyle w:val="Heading2"/>
+      </w:pPr>
+      <w:r>
+        <w:t xml:space="preserve">Generating a Dataverse solution</w:t>
+      </w:r>
+    </w:p>
+    <w:p>
+      <w:pPr>
+        <w:pStyle w:val="FirstParagraph"/>
+      </w:pPr>
+      <w:r>
+        <w:rPr>
+          <w:bCs/>
+          <w:b/>
+        </w:rPr>
+        <w:t xml:space="preserve">Build solution</w:t>
+      </w:r>
+      <w:r>
+        <w:t xml:space="preserve"> </w:t>
+      </w:r>
+      <w:r>
+        <w:t xml:space="preserve">in the header (or</w:t>
+      </w:r>
+      <w:r>
+        <w:t xml:space="preserve"> </w:t>
+      </w:r>
+      <w:r>
+        <w:rPr>
+          <w:bCs/>
+          <w:b/>
+        </w:rPr>
+        <w:t xml:space="preserve">Build solution…</w:t>
+      </w:r>
+      <w:r>
+        <w:t xml:space="preserve"> </w:t>
+      </w:r>
+      <w:r>
+        <w:t xml:space="preserve">on the Overview, or</w:t>
+      </w:r>
+      <w:r>
+        <w:t xml:space="preserve"> </w:t>
+      </w:r>
+      <w:r>
+        <w:rPr>
+          <w:bCs/>
+          <w:b/>
+        </w:rPr>
+        <w:t xml:space="preserve">Save &amp; share → Dataverse solution (.zip)…</w:t>
+      </w:r>
+      <w:r>
+        <w:t xml:space="preserve">) turns the workbook into an unmanaged solution, so nothing is created by hand in Power Apps. Clear the errors in Checks first.</w:t>
+      </w:r>
+    </w:p>
+    <w:p>
+      <w:pPr>
+        <w:numPr>
+          <w:ilvl w:val="0"/>
+          <w:numId w:val="1026"/>
+        </w:numPr>
+        <w:pStyle w:val="Compact"/>
+      </w:pPr>
+      <w:r>
+        <w:t xml:space="preserve">Choose</w:t>
+      </w:r>
+      <w:r>
+        <w:t xml:space="preserve"> </w:t>
+      </w:r>
+      <w:r>
+        <w:rPr>
+          <w:bCs/>
+          <w:b/>
+        </w:rPr>
+        <w:t xml:space="preserve">What to build</w:t>
+      </w:r>
+      <w:r>
+        <w:t xml:space="preserve">:</w:t>
+      </w:r>
+      <w:r>
+        <w:t xml:space="preserve"> </w:t>
+      </w:r>
+      <w:r>
+        <w:rPr>
+          <w:bCs/>
+          <w:b/>
+        </w:rPr>
+        <w:t xml:space="preserve">Tables, fields and relationships</w:t>
+      </w:r>
+      <w:r>
+        <w:t xml:space="preserve"> </w:t>
+      </w:r>
+      <w:r>
+        <w:t xml:space="preserve">(everything with your prefix), or</w:t>
+      </w:r>
+      <w:r>
+        <w:t xml:space="preserve"> </w:t>
+      </w:r>
+      <w:r>
+        <w:rPr>
+          <w:bCs/>
+          <w:b/>
+        </w:rPr>
+        <w:t xml:space="preserve">Tables only</w:t>
+      </w:r>
+      <w:r>
+        <w:t xml:space="preserve">, which builds each new table with just its primary name column, for when you want the tables in place first and the fields later. The choice is remembered for the workbook.</w:t>
+      </w:r>
+    </w:p>
+    <w:p>
+      <w:pPr>
+        <w:numPr>
+          <w:ilvl w:val="0"/>
+          <w:numId w:val="1026"/>
+        </w:numPr>
+        <w:pStyle w:val="Compact"/>
+      </w:pPr>
+      <w:r>
+        <w:t xml:space="preserve">Fill in the rest of the dialog. The prefix and choice value prefix are suggested from the workbook.</w:t>
+      </w:r>
+    </w:p>
+    <w:p>
+      <w:pPr>
+        <w:numPr>
+          <w:ilvl w:val="0"/>
+          <w:numId w:val="1026"/>
+        </w:numPr>
+        <w:pStyle w:val="Compact"/>
+      </w:pPr>
+      <w:r>
+        <w:t xml:space="preserve">Read</w:t>
+      </w:r>
+      <w:r>
+        <w:t xml:space="preserve"> </w:t>
+      </w:r>
+      <w:r>
+        <w:rPr>
+          <w:bCs/>
+          <w:b/>
+        </w:rPr>
+        <w:t xml:space="preserve">Will be built</w:t>
+      </w:r>
+      <w:r>
+        <w:t xml:space="preserve">: new tables, existing tables gaining your fields, fields and relationships, plus what is to build by hand or not included and why.</w:t>
+      </w:r>
+    </w:p>
+    <w:p>
+      <w:pPr>
+        <w:numPr>
+          <w:ilvl w:val="0"/>
+          <w:numId w:val="1026"/>
+        </w:numPr>
+        <w:pStyle w:val="Compact"/>
+      </w:pPr>
+      <w:r>
         <w:t xml:space="preserve">Click</w:t>
       </w:r>
       <w:r>
@@ -10954,18 +11152,18 @@
           <wp:inline>
             <wp:extent cx="4828032" cy="4291584"/>
             <wp:effectExtent b="0" l="0" r="0" t="0"/>
-            <wp:docPr descr="The Build a Dataverse solution dialog" title="" id="116" name="Picture"/>
+            <wp:docPr descr="The Build a Dataverse solution dialog" title="" id="119" name="Picture"/>
             <a:graphic>
               <a:graphicData uri="http://schemas.openxmlformats.org/drawingml/2006/picture">
                 <pic:pic>
                   <pic:nvPicPr>
-                    <pic:cNvPr descr="images/17-solution.png" id="117" name="Picture"/>
+                    <pic:cNvPr descr="images/17-solution.png" id="120" name="Picture"/>
                     <pic:cNvPicPr>
                       <a:picLocks noChangeArrowheads="1" noChangeAspect="1"/>
                     </pic:cNvPicPr>
                   </pic:nvPicPr>
                   <pic:blipFill>
-                    <a:blip r:embed="rId115"/>
+                    <a:blip r:embed="rId118"/>
                     <a:stretch>
                       <a:fillRect/>
                     </a:stretch>
@@ -11188,7 +11386,7 @@
               <w:rPr>
                 <w:rStyle w:val="VerbatimChar"/>
               </w:rPr>
-              <w:t xml:space="preserve">FORMUS_DataModel</w:t>
+              <w:t xml:space="preserve">SAMPLE_DataModel</w:t>
             </w:r>
             <w:r>
               <w:t xml:space="preserve">,</w:t>
@@ -11200,7 +11398,7 @@
               <w:rPr>
                 <w:rStyle w:val="VerbatimChar"/>
               </w:rPr>
-              <w:t xml:space="preserve">FORMUS data model</w:t>
+              <w:t xml:space="preserve">SAMPLE data model</w:t>
             </w:r>
           </w:p>
         </w:tc>
@@ -11335,7 +11533,7 @@
               <w:rPr>
                 <w:rStyle w:val="VerbatimChar"/>
               </w:rPr>
-              <w:t xml:space="preserve">formus</w:t>
+              <w:t xml:space="preserve">sample</w:t>
             </w:r>
             <w:r>
               <w:t xml:space="preserve">. Tables and fields starting with it are built</w:t>
@@ -11648,8 +11846,8 @@
         </w:tc>
       </w:tr>
     </w:tbl>
-    <w:bookmarkEnd w:id="118"/>
-    <w:bookmarkStart w:id="119" w:name="importing-the-solution"/>
+    <w:bookmarkEnd w:id="121"/>
+    <w:bookmarkStart w:id="122" w:name="importing-the-solution"/>
     <w:p>
       <w:pPr>
         <w:pStyle w:val="Heading2"/>
@@ -11686,7 +11884,7 @@
       <w:pPr>
         <w:numPr>
           <w:ilvl w:val="0"/>
-          <w:numId w:val="1026"/>
+          <w:numId w:val="1027"/>
         </w:numPr>
       </w:pPr>
       <w:r>
@@ -11697,7 +11895,7 @@
       <w:pPr>
         <w:numPr>
           <w:ilvl w:val="0"/>
-          <w:numId w:val="1026"/>
+          <w:numId w:val="1027"/>
         </w:numPr>
       </w:pPr>
       <w:r>
@@ -11807,7 +12005,7 @@
       <w:pPr>
         <w:numPr>
           <w:ilvl w:val="0"/>
-          <w:numId w:val="1026"/>
+          <w:numId w:val="1027"/>
         </w:numPr>
       </w:pPr>
       <w:r>
@@ -11827,7 +12025,7 @@
       <w:pPr>
         <w:numPr>
           <w:ilvl w:val="0"/>
-          <w:numId w:val="1026"/>
+          <w:numId w:val="1027"/>
         </w:numPr>
       </w:pPr>
       <w:r>
@@ -11838,7 +12036,7 @@
       <w:pPr>
         <w:numPr>
           <w:ilvl w:val="0"/>
-          <w:numId w:val="1026"/>
+          <w:numId w:val="1027"/>
         </w:numPr>
       </w:pPr>
       <w:r>
@@ -12018,8 +12216,8 @@
         <w:t xml:space="preserve">downloads the script on its own, to import a solution zip you already have.</w:t>
       </w:r>
     </w:p>
-    <w:bookmarkEnd w:id="119"/>
-    <w:bookmarkStart w:id="120" w:name="after-the-import"/>
+    <w:bookmarkEnd w:id="122"/>
+    <w:bookmarkStart w:id="123" w:name="after-the-import"/>
     <w:p>
       <w:pPr>
         <w:pStyle w:val="Heading2"/>
@@ -12032,7 +12230,7 @@
       <w:pPr>
         <w:numPr>
           <w:ilvl w:val="0"/>
-          <w:numId w:val="1027"/>
+          <w:numId w:val="1028"/>
         </w:numPr>
         <w:pStyle w:val="Compact"/>
       </w:pPr>
@@ -12072,7 +12270,7 @@
       <w:pPr>
         <w:numPr>
           <w:ilvl w:val="0"/>
-          <w:numId w:val="1027"/>
+          <w:numId w:val="1028"/>
         </w:numPr>
         <w:pStyle w:val="Compact"/>
       </w:pPr>
@@ -12099,7 +12297,7 @@
       <w:pPr>
         <w:numPr>
           <w:ilvl w:val="0"/>
-          <w:numId w:val="1027"/>
+          <w:numId w:val="1028"/>
         </w:numPr>
         <w:pStyle w:val="Compact"/>
       </w:pPr>
@@ -12127,7 +12325,7 @@
       <w:pPr>
         <w:numPr>
           <w:ilvl w:val="0"/>
-          <w:numId w:val="1027"/>
+          <w:numId w:val="1028"/>
         </w:numPr>
         <w:pStyle w:val="Compact"/>
       </w:pPr>
@@ -12139,7 +12337,7 @@
       <w:pPr>
         <w:numPr>
           <w:ilvl w:val="0"/>
-          <w:numId w:val="1027"/>
+          <w:numId w:val="1028"/>
         </w:numPr>
         <w:pStyle w:val="Compact"/>
       </w:pPr>
@@ -12151,7 +12349,7 @@
       <w:pPr>
         <w:numPr>
           <w:ilvl w:val="0"/>
-          <w:numId w:val="1027"/>
+          <w:numId w:val="1028"/>
         </w:numPr>
         <w:pStyle w:val="Compact"/>
       </w:pPr>
@@ -12175,8 +12373,8 @@
         <w:t xml:space="preserve">for test and production.</w:t>
       </w:r>
     </w:p>
-    <w:bookmarkEnd w:id="120"/>
-    <w:bookmarkStart w:id="121" w:name="troubleshooting-and-faq"/>
+    <w:bookmarkEnd w:id="123"/>
+    <w:bookmarkStart w:id="124" w:name="troubleshooting-and-faq"/>
     <w:p>
       <w:pPr>
         <w:pStyle w:val="Heading2"/>
@@ -13213,8 +13411,8 @@
         </w:tc>
       </w:tr>
     </w:tbl>
-    <w:bookmarkEnd w:id="121"/>
-    <w:bookmarkStart w:id="122" w:name="reference-the-workbook-layout"/>
+    <w:bookmarkEnd w:id="124"/>
+    <w:bookmarkStart w:id="125" w:name="reference-the-workbook-layout"/>
     <w:p>
       <w:pPr>
         <w:pStyle w:val="Heading2"/>
@@ -13228,7 +13426,7 @@
         <w:pStyle w:val="FirstParagraph"/>
       </w:pPr>
       <w:r>
-        <w:t xml:space="preserve">The page reads workbooks in the FormusPro data-model template: one</w:t>
+        <w:t xml:space="preserve">The page reads workbooks in the data-model template: one</w:t>
       </w:r>
       <w:r>
         <w:t xml:space="preserve"> </w:t>
@@ -13291,7 +13489,7 @@
         <w:t xml:space="preserve"> </w:t>
       </w:r>
       <w:r>
-        <w:t xml:space="preserve">One row per table: Area, Table Name, Out of the box/custom table?, Static Data?, Purpose, FormusPro Comments, Added to ERD?, Defined in data model?. The</w:t>
+        <w:t xml:space="preserve">One row per table: Area, Table Name, Out of the box/custom table?, Static Data?, Purpose, Comments, Added to ERD?, Defined in data model?. The</w:t>
       </w:r>
       <w:r>
         <w:t xml:space="preserve"> </w:t>
@@ -13444,7 +13642,7 @@
               <w:rPr>
                 <w:rStyle w:val="VerbatimChar"/>
               </w:rPr>
-              <w:t xml:space="preserve">formus_Need</w:t>
+              <w:t xml:space="preserve">sample_Need</w:t>
             </w:r>
             <w:r>
               <w:t xml:space="preserve">,</w:t>
@@ -13456,7 +13654,7 @@
               <w:rPr>
                 <w:rStyle w:val="VerbatimChar"/>
               </w:rPr>
-              <w:t xml:space="preserve">formus_need</w:t>
+              <w:t xml:space="preserve">sample_need</w:t>
             </w:r>
           </w:p>
         </w:tc>
@@ -13568,7 +13766,7 @@
               <w:rPr>
                 <w:rStyle w:val="VerbatimChar"/>
               </w:rPr>
-              <w:t xml:space="preserve">formus_name</w:t>
+              <w:t xml:space="preserve">sample_name</w:t>
             </w:r>
             <w:r>
               <w:t xml:space="preserve">. Needed to build a new table</w:t>
@@ -13606,7 +13804,7 @@
               <w:rPr>
                 <w:rStyle w:val="VerbatimChar"/>
               </w:rPr>
-              <w:t xml:space="preserve">formus_needid</w:t>
+              <w:t xml:space="preserve">sample_needid</w:t>
             </w:r>
           </w:p>
         </w:tc>
@@ -14193,7 +14391,7 @@
       <w:pPr>
         <w:numPr>
           <w:ilvl w:val="0"/>
-          <w:numId w:val="1028"/>
+          <w:numId w:val="1029"/>
         </w:numPr>
         <w:pStyle w:val="Compact"/>
       </w:pPr>
@@ -14229,7 +14427,7 @@
       <w:pPr>
         <w:numPr>
           <w:ilvl w:val="0"/>
-          <w:numId w:val="1028"/>
+          <w:numId w:val="1029"/>
         </w:numPr>
         <w:pStyle w:val="Compact"/>
       </w:pPr>
@@ -14274,7 +14472,7 @@
       <w:pPr>
         <w:numPr>
           <w:ilvl w:val="0"/>
-          <w:numId w:val="1028"/>
+          <w:numId w:val="1029"/>
         </w:numPr>
         <w:pStyle w:val="Compact"/>
       </w:pPr>
@@ -14310,7 +14508,7 @@
       <w:pPr>
         <w:numPr>
           <w:ilvl w:val="0"/>
-          <w:numId w:val="1028"/>
+          <w:numId w:val="1029"/>
         </w:numPr>
         <w:pStyle w:val="Compact"/>
       </w:pPr>
@@ -14355,7 +14553,7 @@
       <w:pPr>
         <w:numPr>
           <w:ilvl w:val="0"/>
-          <w:numId w:val="1028"/>
+          <w:numId w:val="1029"/>
         </w:numPr>
         <w:pStyle w:val="Compact"/>
       </w:pPr>
@@ -14418,7 +14616,7 @@
       <w:pPr>
         <w:numPr>
           <w:ilvl w:val="0"/>
-          <w:numId w:val="1028"/>
+          <w:numId w:val="1029"/>
         </w:numPr>
         <w:pStyle w:val="Compact"/>
       </w:pPr>
@@ -14465,7 +14663,7 @@
         <w:rPr>
           <w:rStyle w:val="VerbatimChar"/>
         </w:rPr>
-        <w:t xml:space="preserve">formus_project_resource</w:t>
+        <w:t xml:space="preserve">sample_project_resource</w:t>
       </w:r>
       <w:r>
         <w:t xml:space="preserve">), Relationship Type</w:t>
@@ -14489,7 +14687,7 @@
         <w:rPr>
           <w:rStyle w:val="VerbatimChar"/>
         </w:rPr>
-        <w:t xml:space="preserve">Targets: formus_resource</w:t>
+        <w:t xml:space="preserve">Targets: sample_resource</w:t>
       </w:r>
       <w:r>
         <w:t xml:space="preserve"> </w:t>
@@ -14610,7 +14808,7 @@
         <w:t xml:space="preserve">, and written to the file with the first value you save in them. A column you add to the template’s header row is read, shown, filterable and editable too.</w:t>
       </w:r>
     </w:p>
-    <w:bookmarkEnd w:id="122"/>
+    <w:bookmarkEnd w:id="125"/>
     <w:sectPr/>
   </w:body>
 </w:document>
@@ -14897,6 +15095,9 @@
     <w:abstractNumId w:val="991"/>
   </w:num>
   <w:num w:numId="1006">
+    <w:abstractNumId w:val="991"/>
+  </w:num>
+  <w:num w:numId="1007">
     <w:abstractNumId w:val="99411"/>
     <w:lvlOverride w:ilvl="0">
       <w:startOverride w:val="1"/>
@@ -14926,10 +15127,10 @@
       <w:startOverride w:val="1"/>
     </w:lvlOverride>
   </w:num>
-  <w:num w:numId="1007">
+  <w:num w:numId="1008">
     <w:abstractNumId w:val="991"/>
   </w:num>
-  <w:num w:numId="1008">
+  <w:num w:numId="1009">
     <w:abstractNumId w:val="99411"/>
     <w:lvlOverride w:ilvl="0">
       <w:startOverride w:val="1"/>
@@ -14959,13 +15160,13 @@
       <w:startOverride w:val="1"/>
     </w:lvlOverride>
   </w:num>
-  <w:num w:numId="1009">
-    <w:abstractNumId w:val="991"/>
-  </w:num>
   <w:num w:numId="1010">
     <w:abstractNumId w:val="991"/>
   </w:num>
   <w:num w:numId="1011">
+    <w:abstractNumId w:val="991"/>
+  </w:num>
+  <w:num w:numId="1012">
     <w:abstractNumId w:val="99411"/>
     <w:lvlOverride w:ilvl="0">
       <w:startOverride w:val="1"/>
@@ -14995,38 +15196,8 @@
       <w:startOverride w:val="1"/>
     </w:lvlOverride>
   </w:num>
-  <w:num w:numId="1012">
+  <w:num w:numId="1013">
     <w:abstractNumId w:val="991"/>
-  </w:num>
-  <w:num w:numId="1013">
-    <w:abstractNumId w:val="99411"/>
-    <w:lvlOverride w:ilvl="0">
-      <w:startOverride w:val="1"/>
-    </w:lvlOverride>
-    <w:lvlOverride w:ilvl="1">
-      <w:startOverride w:val="1"/>
-    </w:lvlOverride>
-    <w:lvlOverride w:ilvl="2">
-      <w:startOverride w:val="1"/>
-    </w:lvlOverride>
-    <w:lvlOverride w:ilvl="3">
-      <w:startOverride w:val="1"/>
-    </w:lvlOverride>
-    <w:lvlOverride w:ilvl="4">
-      <w:startOverride w:val="1"/>
-    </w:lvlOverride>
-    <w:lvlOverride w:ilvl="5">
-      <w:startOverride w:val="1"/>
-    </w:lvlOverride>
-    <w:lvlOverride w:ilvl="6">
-      <w:startOverride w:val="1"/>
-    </w:lvlOverride>
-    <w:lvlOverride w:ilvl="7">
-      <w:startOverride w:val="1"/>
-    </w:lvlOverride>
-    <w:lvlOverride w:ilvl="8">
-      <w:startOverride w:val="1"/>
-    </w:lvlOverride>
   </w:num>
   <w:num w:numId="1014">
     <w:abstractNumId w:val="99411"/>
@@ -15119,9 +15290,6 @@
     </w:lvlOverride>
   </w:num>
   <w:num w:numId="1017">
-    <w:abstractNumId w:val="991"/>
-  </w:num>
-  <w:num w:numId="1018">
     <w:abstractNumId w:val="99411"/>
     <w:lvlOverride w:ilvl="0">
       <w:startOverride w:val="1"/>
@@ -15150,6 +15318,9 @@
     <w:lvlOverride w:ilvl="8">
       <w:startOverride w:val="1"/>
     </w:lvlOverride>
+  </w:num>
+  <w:num w:numId="1018">
+    <w:abstractNumId w:val="991"/>
   </w:num>
   <w:num w:numId="1019">
     <w:abstractNumId w:val="99411"/>
@@ -15212,9 +15383,6 @@
     </w:lvlOverride>
   </w:num>
   <w:num w:numId="1021">
-    <w:abstractNumId w:val="991"/>
-  </w:num>
-  <w:num w:numId="1022">
     <w:abstractNumId w:val="99411"/>
     <w:lvlOverride w:ilvl="0">
       <w:startOverride w:val="1"/>
@@ -15243,6 +15411,9 @@
     <w:lvlOverride w:ilvl="8">
       <w:startOverride w:val="1"/>
     </w:lvlOverride>
+  </w:num>
+  <w:num w:numId="1022">
+    <w:abstractNumId w:val="991"/>
   </w:num>
   <w:num w:numId="1023">
     <w:abstractNumId w:val="99411"/>
@@ -15275,9 +15446,6 @@
     </w:lvlOverride>
   </w:num>
   <w:num w:numId="1024">
-    <w:abstractNumId w:val="991"/>
-  </w:num>
-  <w:num w:numId="1025">
     <w:abstractNumId w:val="99411"/>
     <w:lvlOverride w:ilvl="0">
       <w:startOverride w:val="1"/>
@@ -15306,6 +15474,9 @@
     <w:lvlOverride w:ilvl="8">
       <w:startOverride w:val="1"/>
     </w:lvlOverride>
+  </w:num>
+  <w:num w:numId="1025">
+    <w:abstractNumId w:val="991"/>
   </w:num>
   <w:num w:numId="1026">
     <w:abstractNumId w:val="99411"/>
@@ -15368,6 +15539,36 @@
     </w:lvlOverride>
   </w:num>
   <w:num w:numId="1028">
+    <w:abstractNumId w:val="99411"/>
+    <w:lvlOverride w:ilvl="0">
+      <w:startOverride w:val="1"/>
+    </w:lvlOverride>
+    <w:lvlOverride w:ilvl="1">
+      <w:startOverride w:val="1"/>
+    </w:lvlOverride>
+    <w:lvlOverride w:ilvl="2">
+      <w:startOverride w:val="1"/>
+    </w:lvlOverride>
+    <w:lvlOverride w:ilvl="3">
+      <w:startOverride w:val="1"/>
+    </w:lvlOverride>
+    <w:lvlOverride w:ilvl="4">
+      <w:startOverride w:val="1"/>
+    </w:lvlOverride>
+    <w:lvlOverride w:ilvl="5">
+      <w:startOverride w:val="1"/>
+    </w:lvlOverride>
+    <w:lvlOverride w:ilvl="6">
+      <w:startOverride w:val="1"/>
+    </w:lvlOverride>
+    <w:lvlOverride w:ilvl="7">
+      <w:startOverride w:val="1"/>
+    </w:lvlOverride>
+    <w:lvlOverride w:ilvl="8">
+      <w:startOverride w:val="1"/>
+    </w:lvlOverride>
+  </w:num>
+  <w:num w:numId="1029">
     <w:abstractNumId w:val="991"/>
   </w:num>
 </w:numbering>

--- a/data-model-explorer-v7/docs/User_Guide.docx
+++ b/data-model-explorer-v7/docs/User_Guide.docx
@@ -45,7 +45,7 @@
         <w:t xml:space="preserve"> </w:t>
       </w:r>
       <w:r>
-        <w:t xml:space="preserve">7.0.0</w:t>
+        <w:t xml:space="preserve">7.1.0</w:t>
       </w:r>
       <w:r>
         <w:t xml:space="preserve"> </w:t>
@@ -57,7 +57,7 @@
         <w:t xml:space="preserve"> </w:t>
       </w:r>
       <w:r>
-        <w:t xml:space="preserve">29</w:t>
+        <w:t xml:space="preserve">30</w:t>
       </w:r>
       <w:r>
         <w:t xml:space="preserve"> </w:t>
@@ -407,6 +407,50 @@
           <w:b/>
         </w:rPr>
         <w:t xml:space="preserve">New in 7.0</w:t>
+      </w:r>
+    </w:p>
+    <w:p>
+      <w:pPr>
+        <w:numPr>
+          <w:ilvl w:val="0"/>
+          <w:numId w:val="1001"/>
+        </w:numPr>
+        <w:pStyle w:val="Compact"/>
+      </w:pPr>
+      <w:r>
+        <w:rPr>
+          <w:bCs/>
+          <w:b/>
+        </w:rPr>
+        <w:t xml:space="preserve">Several environments in XrmToolBox:</w:t>
+      </w:r>
+      <w:r>
+        <w:t xml:space="preserve"> </w:t>
+      </w:r>
+      <w:r>
+        <w:t xml:space="preserve">check the workbook against Dev, Test and Production side by side, or compare a solution across them to find drift (Comparing several environments).</w:t>
+      </w:r>
+    </w:p>
+    <w:p>
+      <w:pPr>
+        <w:numPr>
+          <w:ilvl w:val="0"/>
+          <w:numId w:val="1001"/>
+        </w:numPr>
+        <w:pStyle w:val="Compact"/>
+      </w:pPr>
+      <w:r>
+        <w:rPr>
+          <w:bCs/>
+          <w:b/>
+        </w:rPr>
+        <w:t xml:space="preserve">ERD:</w:t>
+      </w:r>
+      <w:r>
+        <w:t xml:space="preserve"> </w:t>
+      </w:r>
+      <w:r>
+        <w:t xml:space="preserve">select several tables, or all of them, and move them together (The ERD).</w:t>
       </w:r>
     </w:p>
     <w:p>
@@ -4252,6 +4296,88 @@
       <w:r>
         <w:t xml:space="preserve">starts again. Layouts are remembered per selection.</w:t>
       </w:r>
+      <w:r>
+        <w:t xml:space="preserve"> </w:t>
+      </w:r>
+      <w:r>
+        <w:t xml:space="preserve">To move several tables at once, select them first:</w:t>
+      </w:r>
+      <w:r>
+        <w:t xml:space="preserve"> </w:t>
+      </w:r>
+      <w:r>
+        <w:rPr>
+          <w:bCs/>
+          <w:b/>
+        </w:rPr>
+        <w:t xml:space="preserve">Select all</w:t>
+      </w:r>
+      <w:r>
+        <w:t xml:space="preserve"> </w:t>
+      </w:r>
+      <w:r>
+        <w:t xml:space="preserve">above the diagram (or</w:t>
+      </w:r>
+      <w:r>
+        <w:t xml:space="preserve"> </w:t>
+      </w:r>
+      <w:r>
+        <w:rPr>
+          <w:rStyle w:val="VerbatimChar"/>
+        </w:rPr>
+        <w:t xml:space="preserve">Ctrl</w:t>
+      </w:r>
+      <w:r>
+        <w:t xml:space="preserve">+</w:t>
+      </w:r>
+      <w:r>
+        <w:rPr>
+          <w:rStyle w:val="VerbatimChar"/>
+        </w:rPr>
+        <w:t xml:space="preserve">A</w:t>
+      </w:r>
+      <w:r>
+        <w:t xml:space="preserve">),</w:t>
+      </w:r>
+      <w:r>
+        <w:t xml:space="preserve"> </w:t>
+      </w:r>
+      <w:r>
+        <w:rPr>
+          <w:rStyle w:val="VerbatimChar"/>
+        </w:rPr>
+        <w:t xml:space="preserve">Ctrl</w:t>
+      </w:r>
+      <w:r>
+        <w:t xml:space="preserve">+click a table to add or remove it, or hold</w:t>
+      </w:r>
+      <w:r>
+        <w:t xml:space="preserve"> </w:t>
+      </w:r>
+      <w:r>
+        <w:rPr>
+          <w:rStyle w:val="VerbatimChar"/>
+        </w:rPr>
+        <w:t xml:space="preserve">Shift</w:t>
+      </w:r>
+      <w:r>
+        <w:t xml:space="preserve"> </w:t>
+      </w:r>
+      <w:r>
+        <w:t xml:space="preserve">and drag a box over the background. Selected tables have an amber outline, and dragging any of them moves them all.</w:t>
+      </w:r>
+      <w:r>
+        <w:t xml:space="preserve"> </w:t>
+      </w:r>
+      <w:r>
+        <w:rPr>
+          <w:rStyle w:val="VerbatimChar"/>
+        </w:rPr>
+        <w:t xml:space="preserve">Esc</w:t>
+      </w:r>
+      <w:r>
+        <w:t xml:space="preserve">, or a click on the background, clears the selection.</w:t>
+      </w:r>
     </w:p>
     <w:p>
       <w:pPr>
@@ -7845,7 +7971,7 @@
         <w:rPr>
           <w:rStyle w:val="VerbatimChar"/>
         </w:rPr>
-        <w:t xml:space="preserve">DataModelExplorer_7_0_0_0.zip</w:t>
+        <w:t xml:space="preserve">DataModelExplorer_7_1_0_0.zip</w:t>
       </w:r>
       <w:r>
         <w:t xml:space="preserve"> </w:t>
@@ -9202,7 +9328,7 @@
     </w:p>
     <w:bookmarkEnd w:id="97"/>
     <w:bookmarkEnd w:id="98"/>
-    <w:bookmarkStart w:id="101" w:name="using-it-in-xrmtoolbox"/>
+    <w:bookmarkStart w:id="105" w:name="using-it-in-xrmtoolbox"/>
     <w:p>
       <w:pPr>
         <w:pStyle w:val="Heading2"/>
@@ -9479,61 +9605,208 @@
         <w:t xml:space="preserve">Connecting to another environment (the connection button in XrmToolBox’s toolbar) reopens the page on that one.</w:t>
       </w:r>
     </w:p>
+    <w:bookmarkEnd w:id="100"/>
+    <w:bookmarkStart w:id="104" w:name="comparing-several-environments"/>
+    <w:p>
+      <w:pPr>
+        <w:pStyle w:val="Heading3"/>
+      </w:pPr>
+      <w:r>
+        <w:t xml:space="preserve">Comparing several environments</w:t>
+      </w:r>
+    </w:p>
     <w:p>
       <w:pPr>
         <w:pStyle w:val="FirstParagraph"/>
       </w:pPr>
       <w:r>
-        <w:t xml:space="preserve">The page reads the environment with XrmToolBox’s sign-in, as the connected user, and only reads: the tool passes on read requests and refuses anything else. Workbooks, edits and ERD layouts are kept for the next session, in XrmToolBox’s settings folder. Downloads go to your Downloads folder.</w:t>
-      </w:r>
-    </w:p>
-    <w:p>
-      <w:pPr>
-        <w:pStyle w:val="BodyText"/>
-      </w:pPr>
-      <w:r>
-        <w:t xml:space="preserve">It needs the Microsoft Edge WebView2 Runtime (part of Windows 10 and 11) and a connection that signs in with Microsoft 365 (OAuth), a client secret or a certificate. Older on-premises connection types don’t give the tool a token: the page still opens, but can’t read the environment.</w:t>
-      </w:r>
-    </w:p>
-    <w:bookmarkEnd w:id="100"/>
-    <w:bookmarkEnd w:id="101"/>
-    <w:bookmarkStart w:id="112" w:name="updating-the-template"/>
-    <w:p>
-      <w:pPr>
-        <w:pStyle w:val="Heading2"/>
-      </w:pPr>
-      <w:r>
-        <w:t xml:space="preserve">Updating the template</w:t>
-      </w:r>
-    </w:p>
-    <w:p>
-      <w:pPr>
-        <w:pStyle w:val="FirstParagraph"/>
-      </w:pPr>
-      <w:r>
-        <w:t xml:space="preserve">The template sets which columns and table details every workbook has, the dropdown options, and the look of</w:t>
-      </w:r>
-      <w:r>
-        <w:t xml:space="preserve"> </w:t>
-      </w:r>
-      <w:r>
-        <w:rPr>
-          <w:bCs/>
-          <w:b/>
-        </w:rPr>
-        <w:t xml:space="preserve">Rebuilt in the current template</w:t>
-      </w:r>
-      <w:r>
-        <w:t xml:space="preserve">. The page has the current data-model template built in; you can replace it with your own.</w:t>
-      </w:r>
-    </w:p>
-    <w:bookmarkStart w:id="105" w:name="checking-a-workbook-against-the-template"/>
-    <w:p>
-      <w:pPr>
-        <w:pStyle w:val="Heading3"/>
-      </w:pPr>
-      <w:r>
-        <w:t xml:space="preserve">Checking a workbook against the template</w:t>
+        <w:t xml:space="preserve">In XrmToolBox,</w:t>
+      </w:r>
+      <w:r>
+        <w:t xml:space="preserve"> </w:t>
+      </w:r>
+      <w:r>
+        <w:rPr>
+          <w:bCs/>
+          <w:b/>
+        </w:rPr>
+        <w:t xml:space="preserve">This environment</w:t>
+      </w:r>
+      <w:r>
+        <w:t xml:space="preserve"> </w:t>
+      </w:r>
+      <w:r>
+        <w:t xml:space="preserve">also lists</w:t>
+      </w:r>
+      <w:r>
+        <w:t xml:space="preserve"> </w:t>
+      </w:r>
+      <w:r>
+        <w:rPr>
+          <w:bCs/>
+          <w:b/>
+        </w:rPr>
+        <w:t xml:space="preserve">Other environments</w:t>
+      </w:r>
+      <w:r>
+        <w:t xml:space="preserve">: the one the page is open on, plus any you add.</w:t>
+      </w:r>
+    </w:p>
+    <w:p>
+      <w:pPr>
+        <w:numPr>
+          <w:ilvl w:val="0"/>
+          <w:numId w:val="1021"/>
+        </w:numPr>
+        <w:pStyle w:val="Compact"/>
+      </w:pPr>
+      <w:r>
+        <w:t xml:space="preserve">Click</w:t>
+      </w:r>
+      <w:r>
+        <w:t xml:space="preserve"> </w:t>
+      </w:r>
+      <w:r>
+        <w:rPr>
+          <w:bCs/>
+          <w:b/>
+        </w:rPr>
+        <w:t xml:space="preserve">Add environment…</w:t>
+      </w:r>
+      <w:r>
+        <w:t xml:space="preserve"> </w:t>
+      </w:r>
+      <w:r>
+        <w:t xml:space="preserve">and pick a connection in XrmToolBox’s connection window (for example Test and Production). Each one is listed with its address; ✕ removes it.</w:t>
+      </w:r>
+    </w:p>
+    <w:p>
+      <w:pPr>
+        <w:numPr>
+          <w:ilvl w:val="0"/>
+          <w:numId w:val="1021"/>
+        </w:numPr>
+        <w:pStyle w:val="Compact"/>
+      </w:pPr>
+      <w:r>
+        <w:t xml:space="preserve">Compare them in one of two ways:</w:t>
+      </w:r>
+    </w:p>
+    <w:p>
+      <w:pPr>
+        <w:numPr>
+          <w:ilvl w:val="1"/>
+          <w:numId w:val="1022"/>
+        </w:numPr>
+        <w:pStyle w:val="Compact"/>
+      </w:pPr>
+      <w:r>
+        <w:rPr>
+          <w:bCs/>
+          <w:b/>
+        </w:rPr>
+        <w:t xml:space="preserve">Check this workbook against all</w:t>
+      </w:r>
+      <w:r>
+        <w:t xml:space="preserve">: the checks of This environment (not built, undocumented, type and required-level differences and, with</w:t>
+      </w:r>
+      <w:r>
+        <w:t xml:space="preserve"> </w:t>
+      </w:r>
+      <w:r>
+        <w:rPr>
+          <w:bCs/>
+          <w:b/>
+        </w:rPr>
+        <w:t xml:space="preserve">Managed environment</w:t>
+      </w:r>
+      <w:r>
+        <w:t xml:space="preserve"> </w:t>
+      </w:r>
+      <w:r>
+        <w:t xml:space="preserve">ticked, unmanaged changes) run in every environment and are lined up, a column per environment. ✓ means as the workbook. With a solution picked in the list, each environment is checked against its copy of that solution (by unique name), with its version shown.</w:t>
+      </w:r>
+    </w:p>
+    <w:p>
+      <w:pPr>
+        <w:numPr>
+          <w:ilvl w:val="1"/>
+          <w:numId w:val="1022"/>
+        </w:numPr>
+        <w:pStyle w:val="Compact"/>
+      </w:pPr>
+      <w:r>
+        <w:rPr>
+          <w:bCs/>
+          <w:b/>
+        </w:rPr>
+        <w:t xml:space="preserve">Compare … across them</w:t>
+      </w:r>
+      <w:r>
+        <w:t xml:space="preserve"> </w:t>
+      </w:r>
+      <w:r>
+        <w:t xml:space="preserve">(pick a solution first): no workbook needed. The solution’s tables and columns are read from each environment, and every table or column that is missing somewhere, or has a different type, required level, display name or settings (length, format, choices, targets), is listed with each environment’s value.</w:t>
+      </w:r>
+    </w:p>
+    <w:p>
+      <w:pPr>
+        <w:numPr>
+          <w:ilvl w:val="0"/>
+          <w:numId w:val="1021"/>
+        </w:numPr>
+        <w:pStyle w:val="Compact"/>
+      </w:pPr>
+      <w:r>
+        <w:t xml:space="preserve">The results open on their own page: filter the rows, untick</w:t>
+      </w:r>
+      <w:r>
+        <w:t xml:space="preserve"> </w:t>
+      </w:r>
+      <w:r>
+        <w:rPr>
+          <w:bCs/>
+          <w:b/>
+        </w:rPr>
+        <w:t xml:space="preserve">Differences only</w:t>
+      </w:r>
+      <w:r>
+        <w:t xml:space="preserve"> </w:t>
+      </w:r>
+      <w:r>
+        <w:t xml:space="preserve">to see everything, and</w:t>
+      </w:r>
+      <w:r>
+        <w:t xml:space="preserve"> </w:t>
+      </w:r>
+      <w:r>
+        <w:rPr>
+          <w:bCs/>
+          <w:b/>
+        </w:rPr>
+        <w:t xml:space="preserve">Download CSV</w:t>
+      </w:r>
+      <w:r>
+        <w:t xml:space="preserve"> </w:t>
+      </w:r>
+      <w:r>
+        <w:t xml:space="preserve">to keep them.</w:t>
+      </w:r>
+      <w:r>
+        <w:t xml:space="preserve"> </w:t>
+      </w:r>
+      <w:r>
+        <w:rPr>
+          <w:bCs/>
+          <w:b/>
+        </w:rPr>
+        <w:t xml:space="preserve">Last comparison</w:t>
+      </w:r>
+      <w:r>
+        <w:t xml:space="preserve"> </w:t>
+      </w:r>
+      <w:r>
+        <w:t xml:space="preserve">in the panel opens them again.</w:t>
       </w:r>
     </w:p>
     <w:p>
@@ -9543,20 +9816,140 @@
       <w:r>
         <w:drawing>
           <wp:inline>
-            <wp:extent cx="2258568" cy="2068731"/>
+            <wp:extent cx="5334000" cy="1918047"/>
             <wp:effectExtent b="0" l="0" r="0" t="0"/>
-            <wp:docPr descr="The Check menu" title="" id="103" name="Picture"/>
+            <wp:docPr descr="A solution compared across two environments" title="" id="102" name="Picture"/>
             <a:graphic>
               <a:graphicData uri="http://schemas.openxmlformats.org/drawingml/2006/picture">
                 <pic:pic>
                   <pic:nvPicPr>
-                    <pic:cNvPr descr="images/14-check.png" id="104" name="Picture"/>
+                    <pic:cNvPr descr="images/24-environments.png" id="103" name="Picture"/>
                     <pic:cNvPicPr>
                       <a:picLocks noChangeArrowheads="1" noChangeAspect="1"/>
                     </pic:cNvPicPr>
                   </pic:nvPicPr>
                   <pic:blipFill>
-                    <a:blip r:embed="rId102"/>
+                    <a:blip r:embed="rId101"/>
+                    <a:stretch>
+                      <a:fillRect/>
+                    </a:stretch>
+                  </pic:blipFill>
+                  <pic:spPr bwMode="auto">
+                    <a:xfrm>
+                      <a:off x="0" y="0"/>
+                      <a:ext cx="5334000" cy="1918047"/>
+                    </a:xfrm>
+                    <a:prstGeom prst="rect">
+                      <a:avLst/>
+                    </a:prstGeom>
+                    <a:noFill/>
+                    <a:ln w="9525">
+                      <a:noFill/>
+                      <a:headEnd/>
+                      <a:tailEnd/>
+                    </a:ln>
+                  </pic:spPr>
+                </pic:pic>
+              </a:graphicData>
+            </a:graphic>
+          </wp:inline>
+        </w:drawing>
+      </w:r>
+    </w:p>
+    <w:p>
+      <w:pPr>
+        <w:pStyle w:val="ImageCaption"/>
+      </w:pPr>
+      <w:r>
+        <w:t xml:space="preserve">A solution compared across two environments</w:t>
+      </w:r>
+    </w:p>
+    <w:p>
+      <w:pPr>
+        <w:pStyle w:val="BodyText"/>
+      </w:pPr>
+      <w:r>
+        <w:t xml:space="preserve">Each environment is read with its own XrmToolBox connection, and only read. Comparing several environments needs the XrmToolBox tool; inside Dynamics 365 the page reads only the environment it is open in.</w:t>
+      </w:r>
+    </w:p>
+    <w:p>
+      <w:pPr>
+        <w:pStyle w:val="BodyText"/>
+      </w:pPr>
+      <w:r>
+        <w:t xml:space="preserve">The page reads the environment with XrmToolBox’s sign-in, as the connected user, and only reads: the tool passes on read requests and refuses anything else. Workbooks, edits and ERD layouts are kept for the next session, in XrmToolBox’s settings folder. Downloads go to your Downloads folder.</w:t>
+      </w:r>
+    </w:p>
+    <w:p>
+      <w:pPr>
+        <w:pStyle w:val="BodyText"/>
+      </w:pPr>
+      <w:r>
+        <w:t xml:space="preserve">It needs the Microsoft Edge WebView2 Runtime (part of Windows 10 and 11) and a connection that signs in with Microsoft 365 (OAuth), a client secret or a certificate. Older on-premises connection types don’t give the tool a token: the page still opens, but can’t read the environment.</w:t>
+      </w:r>
+    </w:p>
+    <w:bookmarkEnd w:id="104"/>
+    <w:bookmarkEnd w:id="105"/>
+    <w:bookmarkStart w:id="116" w:name="updating-the-template"/>
+    <w:p>
+      <w:pPr>
+        <w:pStyle w:val="Heading2"/>
+      </w:pPr>
+      <w:r>
+        <w:t xml:space="preserve">Updating the template</w:t>
+      </w:r>
+    </w:p>
+    <w:p>
+      <w:pPr>
+        <w:pStyle w:val="FirstParagraph"/>
+      </w:pPr>
+      <w:r>
+        <w:t xml:space="preserve">The template sets which columns and table details every workbook has, the dropdown options, and the look of</w:t>
+      </w:r>
+      <w:r>
+        <w:t xml:space="preserve"> </w:t>
+      </w:r>
+      <w:r>
+        <w:rPr>
+          <w:bCs/>
+          <w:b/>
+        </w:rPr>
+        <w:t xml:space="preserve">Rebuilt in the current template</w:t>
+      </w:r>
+      <w:r>
+        <w:t xml:space="preserve">. The page has the current data-model template built in; you can replace it with your own.</w:t>
+      </w:r>
+    </w:p>
+    <w:bookmarkStart w:id="109" w:name="checking-a-workbook-against-the-template"/>
+    <w:p>
+      <w:pPr>
+        <w:pStyle w:val="Heading3"/>
+      </w:pPr>
+      <w:r>
+        <w:t xml:space="preserve">Checking a workbook against the template</w:t>
+      </w:r>
+    </w:p>
+    <w:p>
+      <w:pPr>
+        <w:pStyle w:val="CaptionedFigure"/>
+      </w:pPr>
+      <w:r>
+        <w:drawing>
+          <wp:inline>
+            <wp:extent cx="2258568" cy="2068731"/>
+            <wp:effectExtent b="0" l="0" r="0" t="0"/>
+            <wp:docPr descr="The Check menu" title="" id="107" name="Picture"/>
+            <a:graphic>
+              <a:graphicData uri="http://schemas.openxmlformats.org/drawingml/2006/picture">
+                <pic:pic>
+                  <pic:nvPicPr>
+                    <pic:cNvPr descr="images/14-check.png" id="108" name="Picture"/>
+                    <pic:cNvPicPr>
+                      <a:picLocks noChangeArrowheads="1" noChangeAspect="1"/>
+                    </pic:cNvPicPr>
+                  </pic:nvPicPr>
+                  <pic:blipFill>
+                    <a:blip r:embed="rId106"/>
                     <a:stretch>
                       <a:fillRect/>
                     </a:stretch>
@@ -9662,127 +10055,14 @@
         <w:t xml:space="preserve">. The panel lists tables not in the template, extra columns the workbook has, and columns or details it is missing. A pink count on the button shows how many tables differ.</w:t>
       </w:r>
     </w:p>
-    <w:bookmarkEnd w:id="105"/>
-    <w:bookmarkStart w:id="106" w:name="bringing-an-older-workbook-up-to-date"/>
+    <w:bookmarkEnd w:id="109"/>
+    <w:bookmarkStart w:id="110" w:name="bringing-an-older-workbook-up-to-date"/>
     <w:p>
       <w:pPr>
         <w:pStyle w:val="Heading3"/>
       </w:pPr>
       <w:r>
         <w:t xml:space="preserve">Bringing an older workbook up to date</w:t>
-      </w:r>
-    </w:p>
-    <w:p>
-      <w:pPr>
-        <w:numPr>
-          <w:ilvl w:val="0"/>
-          <w:numId w:val="1021"/>
-        </w:numPr>
-        <w:pStyle w:val="Compact"/>
-      </w:pPr>
-      <w:r>
-        <w:t xml:space="preserve">Open the workbook. Columns and table details it lacks (for example Relationship Type, Cascade Delete, Primary Name Column) are added in the page and marked</w:t>
-      </w:r>
-      <w:r>
-        <w:t xml:space="preserve"> </w:t>
-      </w:r>
-      <w:r>
-        <w:rPr>
-          <w:bCs/>
-          <w:b/>
-        </w:rPr>
-        <w:t xml:space="preserve">added</w:t>
-      </w:r>
-      <w:r>
-        <w:t xml:space="preserve">.</w:t>
-      </w:r>
-    </w:p>
-    <w:p>
-      <w:pPr>
-        <w:numPr>
-          <w:ilvl w:val="0"/>
-          <w:numId w:val="1021"/>
-        </w:numPr>
-        <w:pStyle w:val="Compact"/>
-      </w:pPr>
-      <w:r>
-        <w:t xml:space="preserve">Fill them in where you need them.</w:t>
-      </w:r>
-    </w:p>
-    <w:p>
-      <w:pPr>
-        <w:numPr>
-          <w:ilvl w:val="0"/>
-          <w:numId w:val="1021"/>
-        </w:numPr>
-        <w:pStyle w:val="Compact"/>
-      </w:pPr>
-      <w:r>
-        <w:t xml:space="preserve">Save it one of two ways:</w:t>
-      </w:r>
-    </w:p>
-    <w:p>
-      <w:pPr>
-        <w:numPr>
-          <w:ilvl w:val="1"/>
-          <w:numId w:val="1022"/>
-        </w:numPr>
-        <w:pStyle w:val="Compact"/>
-      </w:pPr>
-      <w:r>
-        <w:rPr>
-          <w:bCs/>
-          <w:b/>
-        </w:rPr>
-        <w:t xml:space="preserve">Save</w:t>
-      </w:r>
-      <w:r>
-        <w:t xml:space="preserve"> </w:t>
-      </w:r>
-      <w:r>
-        <w:t xml:space="preserve">or</w:t>
-      </w:r>
-      <w:r>
-        <w:t xml:space="preserve"> </w:t>
-      </w:r>
-      <w:r>
-        <w:rPr>
-          <w:bCs/>
-          <w:b/>
-        </w:rPr>
-        <w:t xml:space="preserve">Save as…</w:t>
-      </w:r>
-      <w:r>
-        <w:t xml:space="preserve">: only the added columns you filled in are written, with their headers and hints.</w:t>
-      </w:r>
-    </w:p>
-    <w:p>
-      <w:pPr>
-        <w:numPr>
-          <w:ilvl w:val="1"/>
-          <w:numId w:val="1022"/>
-        </w:numPr>
-        <w:pStyle w:val="Compact"/>
-      </w:pPr>
-      <w:r>
-        <w:rPr>
-          <w:bCs/>
-          <w:b/>
-        </w:rPr>
-        <w:t xml:space="preserve">Rebuilt in the current template</w:t>
-      </w:r>
-      <w:r>
-        <w:t xml:space="preserve">: the whole workbook rebuilt in the current template layout, every column and detail included.</w:t>
-      </w:r>
-    </w:p>
-    <w:bookmarkEnd w:id="106"/>
-    <w:bookmarkStart w:id="110" w:name="using-your-own-template"/>
-    <w:p>
-      <w:pPr>
-        <w:pStyle w:val="Heading3"/>
-      </w:pPr>
-      <w:r>
-        <w:t xml:space="preserve">Using your own template</w:t>
       </w:r>
     </w:p>
     <w:p>
@@ -9794,17 +10074,20 @@
         <w:pStyle w:val="Compact"/>
       </w:pPr>
       <w:r>
-        <w:rPr>
-          <w:bCs/>
-          <w:b/>
-        </w:rPr>
-        <w:t xml:space="preserve">Check ▾ → Template → Download blank template</w:t>
-      </w:r>
-      <w:r>
-        <w:t xml:space="preserve"> </w:t>
-      </w:r>
-      <w:r>
-        <w:t xml:space="preserve">to start from the current one.</w:t>
+        <w:t xml:space="preserve">Open the workbook. Columns and table details it lacks (for example Relationship Type, Cascade Delete, Primary Name Column) are added in the page and marked</w:t>
+      </w:r>
+      <w:r>
+        <w:t xml:space="preserve"> </w:t>
+      </w:r>
+      <w:r>
+        <w:rPr>
+          <w:bCs/>
+          <w:b/>
+        </w:rPr>
+        <w:t xml:space="preserve">added</w:t>
+      </w:r>
+      <w:r>
+        <w:t xml:space="preserve">.</w:t>
       </w:r>
     </w:p>
     <w:p>
@@ -9816,31 +10099,7 @@
         <w:pStyle w:val="Compact"/>
       </w:pPr>
       <w:r>
-        <w:t xml:space="preserve">Change it in Excel and keep the layout: the Table Dictionary, and one example table tab with its detail rows, hint row and header row starting</w:t>
-      </w:r>
-      <w:r>
-        <w:t xml:space="preserve"> </w:t>
-      </w:r>
-      <w:r>
-        <w:rPr>
-          <w:rStyle w:val="VerbatimChar"/>
-        </w:rPr>
-        <w:t xml:space="preserve">Logical Name</w:t>
-      </w:r>
-      <w:r>
-        <w:t xml:space="preserve">,</w:t>
-      </w:r>
-      <w:r>
-        <w:t xml:space="preserve"> </w:t>
-      </w:r>
-      <w:r>
-        <w:rPr>
-          <w:rStyle w:val="VerbatimChar"/>
-        </w:rPr>
-        <w:t xml:space="preserve">Schema Name</w:t>
-      </w:r>
-      <w:r>
-        <w:t xml:space="preserve">.</w:t>
+        <w:t xml:space="preserve">Fill them in where you need them.</w:t>
       </w:r>
     </w:p>
     <w:p>
@@ -9852,40 +10111,174 @@
         <w:pStyle w:val="Compact"/>
       </w:pPr>
       <w:r>
-        <w:rPr>
-          <w:bCs/>
-          <w:b/>
-        </w:rPr>
-        <w:t xml:space="preserve">Template → Use a different template…</w:t>
-      </w:r>
-      <w:r>
-        <w:t xml:space="preserve"> </w:t>
-      </w:r>
-      <w:r>
-        <w:t xml:space="preserve">and pick your file. The page remembers it in this browser;</w:t>
-      </w:r>
-      <w:r>
-        <w:t xml:space="preserve"> </w:t>
-      </w:r>
-      <w:r>
-        <w:rPr>
-          <w:bCs/>
-          <w:b/>
-        </w:rPr>
-        <w:t xml:space="preserve">Reset to bundled</w:t>
-      </w:r>
-      <w:r>
-        <w:t xml:space="preserve"> </w:t>
-      </w:r>
-      <w:r>
-        <w:t xml:space="preserve">goes back to the built-in one.</w:t>
+        <w:t xml:space="preserve">Save it one of two ways:</w:t>
+      </w:r>
+    </w:p>
+    <w:p>
+      <w:pPr>
+        <w:numPr>
+          <w:ilvl w:val="1"/>
+          <w:numId w:val="1024"/>
+        </w:numPr>
+        <w:pStyle w:val="Compact"/>
+      </w:pPr>
+      <w:r>
+        <w:rPr>
+          <w:bCs/>
+          <w:b/>
+        </w:rPr>
+        <w:t xml:space="preserve">Save</w:t>
+      </w:r>
+      <w:r>
+        <w:t xml:space="preserve"> </w:t>
+      </w:r>
+      <w:r>
+        <w:t xml:space="preserve">or</w:t>
+      </w:r>
+      <w:r>
+        <w:t xml:space="preserve"> </w:t>
+      </w:r>
+      <w:r>
+        <w:rPr>
+          <w:bCs/>
+          <w:b/>
+        </w:rPr>
+        <w:t xml:space="preserve">Save as…</w:t>
+      </w:r>
+      <w:r>
+        <w:t xml:space="preserve">: only the added columns you filled in are written, with their headers and hints.</w:t>
+      </w:r>
+    </w:p>
+    <w:p>
+      <w:pPr>
+        <w:numPr>
+          <w:ilvl w:val="1"/>
+          <w:numId w:val="1024"/>
+        </w:numPr>
+        <w:pStyle w:val="Compact"/>
+      </w:pPr>
+      <w:r>
+        <w:rPr>
+          <w:bCs/>
+          <w:b/>
+        </w:rPr>
+        <w:t xml:space="preserve">Rebuilt in the current template</w:t>
+      </w:r>
+      <w:r>
+        <w:t xml:space="preserve">: the whole workbook rebuilt in the current template layout, every column and detail included.</w:t>
+      </w:r>
+    </w:p>
+    <w:bookmarkEnd w:id="110"/>
+    <w:bookmarkStart w:id="114" w:name="using-your-own-template"/>
+    <w:p>
+      <w:pPr>
+        <w:pStyle w:val="Heading3"/>
+      </w:pPr>
+      <w:r>
+        <w:t xml:space="preserve">Using your own template</w:t>
       </w:r>
     </w:p>
     <w:p>
       <w:pPr>
         <w:numPr>
           <w:ilvl w:val="0"/>
-          <w:numId w:val="1023"/>
+          <w:numId w:val="1025"/>
+        </w:numPr>
+        <w:pStyle w:val="Compact"/>
+      </w:pPr>
+      <w:r>
+        <w:rPr>
+          <w:bCs/>
+          <w:b/>
+        </w:rPr>
+        <w:t xml:space="preserve">Check ▾ → Template → Download blank template</w:t>
+      </w:r>
+      <w:r>
+        <w:t xml:space="preserve"> </w:t>
+      </w:r>
+      <w:r>
+        <w:t xml:space="preserve">to start from the current one.</w:t>
+      </w:r>
+    </w:p>
+    <w:p>
+      <w:pPr>
+        <w:numPr>
+          <w:ilvl w:val="0"/>
+          <w:numId w:val="1025"/>
+        </w:numPr>
+        <w:pStyle w:val="Compact"/>
+      </w:pPr>
+      <w:r>
+        <w:t xml:space="preserve">Change it in Excel and keep the layout: the Table Dictionary, and one example table tab with its detail rows, hint row and header row starting</w:t>
+      </w:r>
+      <w:r>
+        <w:t xml:space="preserve"> </w:t>
+      </w:r>
+      <w:r>
+        <w:rPr>
+          <w:rStyle w:val="VerbatimChar"/>
+        </w:rPr>
+        <w:t xml:space="preserve">Logical Name</w:t>
+      </w:r>
+      <w:r>
+        <w:t xml:space="preserve">,</w:t>
+      </w:r>
+      <w:r>
+        <w:t xml:space="preserve"> </w:t>
+      </w:r>
+      <w:r>
+        <w:rPr>
+          <w:rStyle w:val="VerbatimChar"/>
+        </w:rPr>
+        <w:t xml:space="preserve">Schema Name</w:t>
+      </w:r>
+      <w:r>
+        <w:t xml:space="preserve">.</w:t>
+      </w:r>
+    </w:p>
+    <w:p>
+      <w:pPr>
+        <w:numPr>
+          <w:ilvl w:val="0"/>
+          <w:numId w:val="1025"/>
+        </w:numPr>
+        <w:pStyle w:val="Compact"/>
+      </w:pPr>
+      <w:r>
+        <w:rPr>
+          <w:bCs/>
+          <w:b/>
+        </w:rPr>
+        <w:t xml:space="preserve">Template → Use a different template…</w:t>
+      </w:r>
+      <w:r>
+        <w:t xml:space="preserve"> </w:t>
+      </w:r>
+      <w:r>
+        <w:t xml:space="preserve">and pick your file. The page remembers it in this browser;</w:t>
+      </w:r>
+      <w:r>
+        <w:t xml:space="preserve"> </w:t>
+      </w:r>
+      <w:r>
+        <w:rPr>
+          <w:bCs/>
+          <w:b/>
+        </w:rPr>
+        <w:t xml:space="preserve">Reset to bundled</w:t>
+      </w:r>
+      <w:r>
+        <w:t xml:space="preserve"> </w:t>
+      </w:r>
+      <w:r>
+        <w:t xml:space="preserve">goes back to the built-in one.</w:t>
+      </w:r>
+    </w:p>
+    <w:p>
+      <w:pPr>
+        <w:numPr>
+          <w:ilvl w:val="0"/>
+          <w:numId w:val="1025"/>
         </w:numPr>
         <w:pStyle w:val="Compact"/>
       </w:pPr>
@@ -9902,18 +10295,18 @@
           <wp:inline>
             <wp:extent cx="3264407" cy="2621270"/>
             <wp:effectExtent b="0" l="0" r="0" t="0"/>
-            <wp:docPr descr="The Template panel" title="" id="108" name="Picture"/>
+            <wp:docPr descr="The Template panel" title="" id="112" name="Picture"/>
             <a:graphic>
               <a:graphicData uri="http://schemas.openxmlformats.org/drawingml/2006/picture">
                 <pic:pic>
                   <pic:nvPicPr>
-                    <pic:cNvPr descr="images/15-template.png" id="109" name="Picture"/>
+                    <pic:cNvPr descr="images/15-template.png" id="113" name="Picture"/>
                     <pic:cNvPicPr>
                       <a:picLocks noChangeArrowheads="1" noChangeAspect="1"/>
                     </pic:cNvPicPr>
                   </pic:nvPicPr>
                   <pic:blipFill>
-                    <a:blip r:embed="rId107"/>
+                    <a:blip r:embed="rId111"/>
                     <a:stretch>
                       <a:fillRect/>
                     </a:stretch>
@@ -9998,8 +10391,8 @@
         <w:t xml:space="preserve">Reset to bundled</w:t>
       </w:r>
     </w:p>
-    <w:bookmarkEnd w:id="110"/>
-    <w:bookmarkStart w:id="111" w:name="what-you-can-change"/>
+    <w:bookmarkEnd w:id="114"/>
+    <w:bookmarkStart w:id="115" w:name="what-you-can-change"/>
     <w:p>
       <w:pPr>
         <w:pStyle w:val="Heading3"/>
@@ -10233,9 +10626,9 @@
         <w:t xml:space="preserve">A new column needs a code change only if the solution builder or a check should use it.</w:t>
       </w:r>
     </w:p>
-    <w:bookmarkEnd w:id="111"/>
-    <w:bookmarkEnd w:id="112"/>
-    <w:bookmarkStart w:id="116" w:name="comparing-with-a-solution"/>
+    <w:bookmarkEnd w:id="115"/>
+    <w:bookmarkEnd w:id="116"/>
+    <w:bookmarkStart w:id="120" w:name="comparing-with-a-solution"/>
     <w:p>
       <w:pPr>
         <w:pStyle w:val="Heading2"/>
@@ -10256,7 +10649,7 @@
       <w:pPr>
         <w:numPr>
           <w:ilvl w:val="0"/>
-          <w:numId w:val="1024"/>
+          <w:numId w:val="1026"/>
         </w:numPr>
         <w:pStyle w:val="Compact"/>
       </w:pPr>
@@ -10297,7 +10690,7 @@
       <w:pPr>
         <w:numPr>
           <w:ilvl w:val="0"/>
-          <w:numId w:val="1024"/>
+          <w:numId w:val="1026"/>
         </w:numPr>
         <w:pStyle w:val="Compact"/>
       </w:pPr>
@@ -10338,7 +10731,7 @@
       <w:pPr>
         <w:numPr>
           <w:ilvl w:val="0"/>
-          <w:numId w:val="1024"/>
+          <w:numId w:val="1026"/>
         </w:numPr>
         <w:pStyle w:val="Compact"/>
       </w:pPr>
@@ -10382,7 +10775,7 @@
       <w:pPr>
         <w:numPr>
           <w:ilvl w:val="0"/>
-          <w:numId w:val="1024"/>
+          <w:numId w:val="1026"/>
         </w:numPr>
         <w:pStyle w:val="Compact"/>
       </w:pPr>
@@ -10425,18 +10818,18 @@
           <wp:inline>
             <wp:extent cx="3264407" cy="3361853"/>
             <wp:effectExtent b="0" l="0" r="0" t="0"/>
-            <wp:docPr descr="The Dataverse panel" title="" id="114" name="Picture"/>
+            <wp:docPr descr="The Dataverse panel" title="" id="118" name="Picture"/>
             <a:graphic>
               <a:graphicData uri="http://schemas.openxmlformats.org/drawingml/2006/picture">
                 <pic:pic>
                   <pic:nvPicPr>
-                    <pic:cNvPr descr="images/16-dataverse.png" id="115" name="Picture"/>
+                    <pic:cNvPr descr="images/16-dataverse.png" id="119" name="Picture"/>
                     <pic:cNvPicPr>
                       <a:picLocks noChangeArrowheads="1" noChangeAspect="1"/>
                     </pic:cNvPicPr>
                   </pic:nvPicPr>
                   <pic:blipFill>
-                    <a:blip r:embed="rId113"/>
+                    <a:blip r:embed="rId117"/>
                     <a:stretch>
                       <a:fillRect/>
                     </a:stretch>
@@ -10694,8 +11087,8 @@
         </w:tc>
       </w:tr>
     </w:tbl>
-    <w:bookmarkEnd w:id="116"/>
-    <w:bookmarkStart w:id="117" w:name="publishers-and-prefixes"/>
+    <w:bookmarkEnd w:id="120"/>
+    <w:bookmarkStart w:id="121" w:name="publishers-and-prefixes"/>
     <w:p>
       <w:pPr>
         <w:pStyle w:val="Heading2"/>
@@ -10765,7 +11158,7 @@
       <w:pPr>
         <w:numPr>
           <w:ilvl w:val="0"/>
-          <w:numId w:val="1025"/>
+          <w:numId w:val="1027"/>
         </w:numPr>
         <w:pStyle w:val="Compact"/>
       </w:pPr>
@@ -10787,7 +11180,7 @@
       <w:pPr>
         <w:numPr>
           <w:ilvl w:val="0"/>
-          <w:numId w:val="1025"/>
+          <w:numId w:val="1027"/>
         </w:numPr>
         <w:pStyle w:val="Compact"/>
       </w:pPr>
@@ -10809,7 +11202,7 @@
       <w:pPr>
         <w:numPr>
           <w:ilvl w:val="0"/>
-          <w:numId w:val="1025"/>
+          <w:numId w:val="1027"/>
         </w:numPr>
         <w:pStyle w:val="Compact"/>
       </w:pPr>
@@ -10831,7 +11224,7 @@
       <w:pPr>
         <w:numPr>
           <w:ilvl w:val="0"/>
-          <w:numId w:val="1025"/>
+          <w:numId w:val="1027"/>
         </w:numPr>
         <w:pStyle w:val="Compact"/>
       </w:pPr>
@@ -10934,7 +11327,7 @@
       <w:pPr>
         <w:numPr>
           <w:ilvl w:val="0"/>
-          <w:numId w:val="1025"/>
+          <w:numId w:val="1027"/>
         </w:numPr>
         <w:pStyle w:val="Compact"/>
       </w:pPr>
@@ -10958,8 +11351,8 @@
         <w:t xml:space="preserve">goes back to guessing your prefixes from the custom tables, as before.</w:t>
       </w:r>
     </w:p>
-    <w:bookmarkEnd w:id="117"/>
-    <w:bookmarkStart w:id="121" w:name="generating-a-dataverse-solution"/>
+    <w:bookmarkEnd w:id="121"/>
+    <w:bookmarkStart w:id="125" w:name="generating-a-dataverse-solution"/>
     <w:p>
       <w:pPr>
         <w:pStyle w:val="Heading2"/>
@@ -11019,7 +11412,7 @@
       <w:pPr>
         <w:numPr>
           <w:ilvl w:val="0"/>
-          <w:numId w:val="1026"/>
+          <w:numId w:val="1028"/>
         </w:numPr>
         <w:pStyle w:val="Compact"/>
       </w:pPr>
@@ -11073,7 +11466,7 @@
       <w:pPr>
         <w:numPr>
           <w:ilvl w:val="0"/>
-          <w:numId w:val="1026"/>
+          <w:numId w:val="1028"/>
         </w:numPr>
         <w:pStyle w:val="Compact"/>
       </w:pPr>
@@ -11085,7 +11478,7 @@
       <w:pPr>
         <w:numPr>
           <w:ilvl w:val="0"/>
-          <w:numId w:val="1026"/>
+          <w:numId w:val="1028"/>
         </w:numPr>
         <w:pStyle w:val="Compact"/>
       </w:pPr>
@@ -11110,7 +11503,7 @@
       <w:pPr>
         <w:numPr>
           <w:ilvl w:val="0"/>
-          <w:numId w:val="1026"/>
+          <w:numId w:val="1028"/>
         </w:numPr>
         <w:pStyle w:val="Compact"/>
       </w:pPr>
@@ -11152,18 +11545,18 @@
           <wp:inline>
             <wp:extent cx="4828032" cy="4291584"/>
             <wp:effectExtent b="0" l="0" r="0" t="0"/>
-            <wp:docPr descr="The Build a Dataverse solution dialog" title="" id="119" name="Picture"/>
+            <wp:docPr descr="The Build a Dataverse solution dialog" title="" id="123" name="Picture"/>
             <a:graphic>
               <a:graphicData uri="http://schemas.openxmlformats.org/drawingml/2006/picture">
                 <pic:pic>
                   <pic:nvPicPr>
-                    <pic:cNvPr descr="images/17-solution.png" id="120" name="Picture"/>
+                    <pic:cNvPr descr="images/17-solution.png" id="124" name="Picture"/>
                     <pic:cNvPicPr>
                       <a:picLocks noChangeArrowheads="1" noChangeAspect="1"/>
                     </pic:cNvPicPr>
                   </pic:nvPicPr>
                   <pic:blipFill>
-                    <a:blip r:embed="rId118"/>
+                    <a:blip r:embed="rId122"/>
                     <a:stretch>
                       <a:fillRect/>
                     </a:stretch>
@@ -11846,8 +12239,8 @@
         </w:tc>
       </w:tr>
     </w:tbl>
-    <w:bookmarkEnd w:id="121"/>
-    <w:bookmarkStart w:id="122" w:name="importing-the-solution"/>
+    <w:bookmarkEnd w:id="125"/>
+    <w:bookmarkStart w:id="126" w:name="importing-the-solution"/>
     <w:p>
       <w:pPr>
         <w:pStyle w:val="Heading2"/>
@@ -11884,7 +12277,7 @@
       <w:pPr>
         <w:numPr>
           <w:ilvl w:val="0"/>
-          <w:numId w:val="1027"/>
+          <w:numId w:val="1029"/>
         </w:numPr>
       </w:pPr>
       <w:r>
@@ -11895,7 +12288,7 @@
       <w:pPr>
         <w:numPr>
           <w:ilvl w:val="0"/>
-          <w:numId w:val="1027"/>
+          <w:numId w:val="1029"/>
         </w:numPr>
       </w:pPr>
       <w:r>
@@ -12005,7 +12398,7 @@
       <w:pPr>
         <w:numPr>
           <w:ilvl w:val="0"/>
-          <w:numId w:val="1027"/>
+          <w:numId w:val="1029"/>
         </w:numPr>
       </w:pPr>
       <w:r>
@@ -12025,7 +12418,7 @@
       <w:pPr>
         <w:numPr>
           <w:ilvl w:val="0"/>
-          <w:numId w:val="1027"/>
+          <w:numId w:val="1029"/>
         </w:numPr>
       </w:pPr>
       <w:r>
@@ -12036,7 +12429,7 @@
       <w:pPr>
         <w:numPr>
           <w:ilvl w:val="0"/>
-          <w:numId w:val="1027"/>
+          <w:numId w:val="1029"/>
         </w:numPr>
       </w:pPr>
       <w:r>
@@ -12216,8 +12609,8 @@
         <w:t xml:space="preserve">downloads the script on its own, to import a solution zip you already have.</w:t>
       </w:r>
     </w:p>
-    <w:bookmarkEnd w:id="122"/>
-    <w:bookmarkStart w:id="123" w:name="after-the-import"/>
+    <w:bookmarkEnd w:id="126"/>
+    <w:bookmarkStart w:id="127" w:name="after-the-import"/>
     <w:p>
       <w:pPr>
         <w:pStyle w:val="Heading2"/>
@@ -12230,7 +12623,7 @@
       <w:pPr>
         <w:numPr>
           <w:ilvl w:val="0"/>
-          <w:numId w:val="1028"/>
+          <w:numId w:val="1030"/>
         </w:numPr>
         <w:pStyle w:val="Compact"/>
       </w:pPr>
@@ -12270,7 +12663,7 @@
       <w:pPr>
         <w:numPr>
           <w:ilvl w:val="0"/>
-          <w:numId w:val="1028"/>
+          <w:numId w:val="1030"/>
         </w:numPr>
         <w:pStyle w:val="Compact"/>
       </w:pPr>
@@ -12297,7 +12690,7 @@
       <w:pPr>
         <w:numPr>
           <w:ilvl w:val="0"/>
-          <w:numId w:val="1028"/>
+          <w:numId w:val="1030"/>
         </w:numPr>
         <w:pStyle w:val="Compact"/>
       </w:pPr>
@@ -12325,7 +12718,7 @@
       <w:pPr>
         <w:numPr>
           <w:ilvl w:val="0"/>
-          <w:numId w:val="1028"/>
+          <w:numId w:val="1030"/>
         </w:numPr>
         <w:pStyle w:val="Compact"/>
       </w:pPr>
@@ -12337,7 +12730,7 @@
       <w:pPr>
         <w:numPr>
           <w:ilvl w:val="0"/>
-          <w:numId w:val="1028"/>
+          <w:numId w:val="1030"/>
         </w:numPr>
         <w:pStyle w:val="Compact"/>
       </w:pPr>
@@ -12349,7 +12742,7 @@
       <w:pPr>
         <w:numPr>
           <w:ilvl w:val="0"/>
-          <w:numId w:val="1028"/>
+          <w:numId w:val="1030"/>
         </w:numPr>
         <w:pStyle w:val="Compact"/>
       </w:pPr>
@@ -12373,8 +12766,8 @@
         <w:t xml:space="preserve">for test and production.</w:t>
       </w:r>
     </w:p>
-    <w:bookmarkEnd w:id="123"/>
-    <w:bookmarkStart w:id="124" w:name="troubleshooting-and-faq"/>
+    <w:bookmarkEnd w:id="127"/>
+    <w:bookmarkStart w:id="128" w:name="troubleshooting-and-faq"/>
     <w:p>
       <w:pPr>
         <w:pStyle w:val="Heading2"/>
@@ -13411,8 +13804,8 @@
         </w:tc>
       </w:tr>
     </w:tbl>
-    <w:bookmarkEnd w:id="124"/>
-    <w:bookmarkStart w:id="125" w:name="reference-the-workbook-layout"/>
+    <w:bookmarkEnd w:id="128"/>
+    <w:bookmarkStart w:id="129" w:name="reference-the-workbook-layout"/>
     <w:p>
       <w:pPr>
         <w:pStyle w:val="Heading2"/>
@@ -14391,7 +14784,7 @@
       <w:pPr>
         <w:numPr>
           <w:ilvl w:val="0"/>
-          <w:numId w:val="1029"/>
+          <w:numId w:val="1031"/>
         </w:numPr>
         <w:pStyle w:val="Compact"/>
       </w:pPr>
@@ -14427,7 +14820,7 @@
       <w:pPr>
         <w:numPr>
           <w:ilvl w:val="0"/>
-          <w:numId w:val="1029"/>
+          <w:numId w:val="1031"/>
         </w:numPr>
         <w:pStyle w:val="Compact"/>
       </w:pPr>
@@ -14472,7 +14865,7 @@
       <w:pPr>
         <w:numPr>
           <w:ilvl w:val="0"/>
-          <w:numId w:val="1029"/>
+          <w:numId w:val="1031"/>
         </w:numPr>
         <w:pStyle w:val="Compact"/>
       </w:pPr>
@@ -14508,7 +14901,7 @@
       <w:pPr>
         <w:numPr>
           <w:ilvl w:val="0"/>
-          <w:numId w:val="1029"/>
+          <w:numId w:val="1031"/>
         </w:numPr>
         <w:pStyle w:val="Compact"/>
       </w:pPr>
@@ -14553,7 +14946,7 @@
       <w:pPr>
         <w:numPr>
           <w:ilvl w:val="0"/>
-          <w:numId w:val="1029"/>
+          <w:numId w:val="1031"/>
         </w:numPr>
         <w:pStyle w:val="Compact"/>
       </w:pPr>
@@ -14616,7 +15009,7 @@
       <w:pPr>
         <w:numPr>
           <w:ilvl w:val="0"/>
-          <w:numId w:val="1029"/>
+          <w:numId w:val="1031"/>
         </w:numPr>
         <w:pStyle w:val="Compact"/>
       </w:pPr>
@@ -14808,7 +15201,7 @@
         <w:t xml:space="preserve">, and written to the file with the first value you save in them. A column you add to the template’s header row is read, shown, filterable and editable too.</w:t>
       </w:r>
     </w:p>
-    <w:bookmarkEnd w:id="125"/>
+    <w:bookmarkEnd w:id="129"/>
     <w:sectPr/>
   </w:body>
 </w:document>
@@ -15446,6 +15839,9 @@
     </w:lvlOverride>
   </w:num>
   <w:num w:numId="1024">
+    <w:abstractNumId w:val="991"/>
+  </w:num>
+  <w:num w:numId="1025">
     <w:abstractNumId w:val="99411"/>
     <w:lvlOverride w:ilvl="0">
       <w:startOverride w:val="1"/>
@@ -15474,9 +15870,6 @@
     <w:lvlOverride w:ilvl="8">
       <w:startOverride w:val="1"/>
     </w:lvlOverride>
-  </w:num>
-  <w:num w:numId="1025">
-    <w:abstractNumId w:val="991"/>
   </w:num>
   <w:num w:numId="1026">
     <w:abstractNumId w:val="99411"/>
@@ -15509,34 +15902,7 @@
     </w:lvlOverride>
   </w:num>
   <w:num w:numId="1027">
-    <w:abstractNumId w:val="99411"/>
-    <w:lvlOverride w:ilvl="0">
-      <w:startOverride w:val="1"/>
-    </w:lvlOverride>
-    <w:lvlOverride w:ilvl="1">
-      <w:startOverride w:val="1"/>
-    </w:lvlOverride>
-    <w:lvlOverride w:ilvl="2">
-      <w:startOverride w:val="1"/>
-    </w:lvlOverride>
-    <w:lvlOverride w:ilvl="3">
-      <w:startOverride w:val="1"/>
-    </w:lvlOverride>
-    <w:lvlOverride w:ilvl="4">
-      <w:startOverride w:val="1"/>
-    </w:lvlOverride>
-    <w:lvlOverride w:ilvl="5">
-      <w:startOverride w:val="1"/>
-    </w:lvlOverride>
-    <w:lvlOverride w:ilvl="6">
-      <w:startOverride w:val="1"/>
-    </w:lvlOverride>
-    <w:lvlOverride w:ilvl="7">
-      <w:startOverride w:val="1"/>
-    </w:lvlOverride>
-    <w:lvlOverride w:ilvl="8">
-      <w:startOverride w:val="1"/>
-    </w:lvlOverride>
+    <w:abstractNumId w:val="991"/>
   </w:num>
   <w:num w:numId="1028">
     <w:abstractNumId w:val="99411"/>
@@ -15569,6 +15935,66 @@
     </w:lvlOverride>
   </w:num>
   <w:num w:numId="1029">
+    <w:abstractNumId w:val="99411"/>
+    <w:lvlOverride w:ilvl="0">
+      <w:startOverride w:val="1"/>
+    </w:lvlOverride>
+    <w:lvlOverride w:ilvl="1">
+      <w:startOverride w:val="1"/>
+    </w:lvlOverride>
+    <w:lvlOverride w:ilvl="2">
+      <w:startOverride w:val="1"/>
+    </w:lvlOverride>
+    <w:lvlOverride w:ilvl="3">
+      <w:startOverride w:val="1"/>
+    </w:lvlOverride>
+    <w:lvlOverride w:ilvl="4">
+      <w:startOverride w:val="1"/>
+    </w:lvlOverride>
+    <w:lvlOverride w:ilvl="5">
+      <w:startOverride w:val="1"/>
+    </w:lvlOverride>
+    <w:lvlOverride w:ilvl="6">
+      <w:startOverride w:val="1"/>
+    </w:lvlOverride>
+    <w:lvlOverride w:ilvl="7">
+      <w:startOverride w:val="1"/>
+    </w:lvlOverride>
+    <w:lvlOverride w:ilvl="8">
+      <w:startOverride w:val="1"/>
+    </w:lvlOverride>
+  </w:num>
+  <w:num w:numId="1030">
+    <w:abstractNumId w:val="99411"/>
+    <w:lvlOverride w:ilvl="0">
+      <w:startOverride w:val="1"/>
+    </w:lvlOverride>
+    <w:lvlOverride w:ilvl="1">
+      <w:startOverride w:val="1"/>
+    </w:lvlOverride>
+    <w:lvlOverride w:ilvl="2">
+      <w:startOverride w:val="1"/>
+    </w:lvlOverride>
+    <w:lvlOverride w:ilvl="3">
+      <w:startOverride w:val="1"/>
+    </w:lvlOverride>
+    <w:lvlOverride w:ilvl="4">
+      <w:startOverride w:val="1"/>
+    </w:lvlOverride>
+    <w:lvlOverride w:ilvl="5">
+      <w:startOverride w:val="1"/>
+    </w:lvlOverride>
+    <w:lvlOverride w:ilvl="6">
+      <w:startOverride w:val="1"/>
+    </w:lvlOverride>
+    <w:lvlOverride w:ilvl="7">
+      <w:startOverride w:val="1"/>
+    </w:lvlOverride>
+    <w:lvlOverride w:ilvl="8">
+      <w:startOverride w:val="1"/>
+    </w:lvlOverride>
+  </w:num>
+  <w:num w:numId="1031">
     <w:abstractNumId w:val="991"/>
   </w:num>
 </w:numbering>
